--- a/Laporan_Tugas2_Postman_Automation.docx
+++ b/Laporan_Tugas2_Postman_Automation.docx
@@ -280,12 +280,6 @@
         <w:gridCol w:w="6470"/>
       </w:tblGrid>
       <w:tr>
-        <w:tblPrEx>
-          <w:tblCellMar>
-            <w:top w:w="0" w:type="dxa"/>
-            <w:bottom w:w="0" w:type="dxa"/>
-          </w:tblCellMar>
-        </w:tblPrEx>
         <w:trPr>
           <w:cantSplit/>
           <w:trHeight w:val="1100"/>
@@ -353,12 +347,6 @@
         </w:tc>
       </w:tr>
       <w:tr>
-        <w:tblPrEx>
-          <w:tblCellMar>
-            <w:top w:w="0" w:type="dxa"/>
-            <w:bottom w:w="0" w:type="dxa"/>
-          </w:tblCellMar>
-        </w:tblPrEx>
         <w:trPr>
           <w:cantSplit/>
           <w:trHeight w:val="460"/>
@@ -422,12 +410,6 @@
         </w:tc>
       </w:tr>
       <w:tr>
-        <w:tblPrEx>
-          <w:tblCellMar>
-            <w:top w:w="0" w:type="dxa"/>
-            <w:bottom w:w="0" w:type="dxa"/>
-          </w:tblCellMar>
-        </w:tblPrEx>
         <w:trPr>
           <w:cantSplit/>
           <w:trHeight w:val="460"/>
@@ -575,12 +557,6 @@
         </w:tc>
       </w:tr>
       <w:tr>
-        <w:tblPrEx>
-          <w:tblCellMar>
-            <w:top w:w="0" w:type="dxa"/>
-            <w:bottom w:w="0" w:type="dxa"/>
-          </w:tblCellMar>
-        </w:tblPrEx>
         <w:trPr>
           <w:cantSplit/>
           <w:trHeight w:val="460"/>
@@ -660,12 +636,6 @@
         </w:tc>
       </w:tr>
       <w:tr>
-        <w:tblPrEx>
-          <w:tblCellMar>
-            <w:top w:w="0" w:type="dxa"/>
-            <w:bottom w:w="0" w:type="dxa"/>
-          </w:tblCellMar>
-        </w:tblPrEx>
         <w:trPr>
           <w:cantSplit/>
           <w:trHeight w:val="460"/>
@@ -746,12 +716,6 @@
         </w:tc>
       </w:tr>
       <w:tr>
-        <w:tblPrEx>
-          <w:tblCellMar>
-            <w:top w:w="0" w:type="dxa"/>
-            <w:bottom w:w="0" w:type="dxa"/>
-          </w:tblCellMar>
-        </w:tblPrEx>
         <w:trPr>
           <w:cantSplit/>
           <w:trHeight w:val="460"/>
@@ -825,7 +789,13 @@
               <w:spacing w:after="40" w:line="260" w:lineRule="auto"/>
             </w:pPr>
             <w:r>
-              <w:t>15/10/2026</w:t>
+              <w:t>1</w:t>
+            </w:r>
+            <w:r>
+              <w:t>6</w:t>
+            </w:r>
+            <w:r>
+              <w:t>/10/2026</w:t>
             </w:r>
           </w:p>
         </w:tc>
@@ -1612,12 +1582,6 @@
         <w:gridCol w:w="2670"/>
       </w:tblGrid>
       <w:tr>
-        <w:tblPrEx>
-          <w:tblCellMar>
-            <w:top w:w="0" w:type="dxa"/>
-            <w:bottom w:w="0" w:type="dxa"/>
-          </w:tblCellMar>
-        </w:tblPrEx>
         <w:trPr>
           <w:cantSplit/>
           <w:tblHeader/>
@@ -1760,12 +1724,6 @@
         </w:tc>
       </w:tr>
       <w:tr>
-        <w:tblPrEx>
-          <w:tblCellMar>
-            <w:top w:w="0" w:type="dxa"/>
-            <w:bottom w:w="0" w:type="dxa"/>
-          </w:tblCellMar>
-        </w:tblPrEx>
         <w:trPr>
           <w:cantSplit/>
         </w:trPr>
@@ -1919,12 +1877,6 @@
         </w:tc>
       </w:tr>
       <w:tr>
-        <w:tblPrEx>
-          <w:tblCellMar>
-            <w:top w:w="0" w:type="dxa"/>
-            <w:bottom w:w="0" w:type="dxa"/>
-          </w:tblCellMar>
-        </w:tblPrEx>
         <w:trPr>
           <w:cantSplit/>
         </w:trPr>
@@ -2087,12 +2039,6 @@
         </w:tc>
       </w:tr>
       <w:tr>
-        <w:tblPrEx>
-          <w:tblCellMar>
-            <w:top w:w="0" w:type="dxa"/>
-            <w:bottom w:w="0" w:type="dxa"/>
-          </w:tblCellMar>
-        </w:tblPrEx>
         <w:trPr>
           <w:cantSplit/>
         </w:trPr>
@@ -2239,12 +2185,6 @@
         </w:tc>
       </w:tr>
       <w:tr>
-        <w:tblPrEx>
-          <w:tblCellMar>
-            <w:top w:w="0" w:type="dxa"/>
-            <w:bottom w:w="0" w:type="dxa"/>
-          </w:tblCellMar>
-        </w:tblPrEx>
         <w:trPr>
           <w:cantSplit/>
         </w:trPr>
@@ -2440,12 +2380,6 @@
         <w:gridCol w:w="6770"/>
       </w:tblGrid>
       <w:tr>
-        <w:tblPrEx>
-          <w:tblCellMar>
-            <w:top w:w="0" w:type="dxa"/>
-            <w:bottom w:w="0" w:type="dxa"/>
-          </w:tblCellMar>
-        </w:tblPrEx>
         <w:trPr>
           <w:cantSplit/>
           <w:tblHeader/>
@@ -2554,12 +2488,6 @@
         </w:tc>
       </w:tr>
       <w:tr>
-        <w:tblPrEx>
-          <w:tblCellMar>
-            <w:top w:w="0" w:type="dxa"/>
-            <w:bottom w:w="0" w:type="dxa"/>
-          </w:tblCellMar>
-        </w:tblPrEx>
         <w:trPr>
           <w:cantSplit/>
         </w:trPr>
@@ -2751,12 +2679,6 @@
         </w:tc>
       </w:tr>
       <w:tr>
-        <w:tblPrEx>
-          <w:tblCellMar>
-            <w:top w:w="0" w:type="dxa"/>
-            <w:bottom w:w="0" w:type="dxa"/>
-          </w:tblCellMar>
-        </w:tblPrEx>
         <w:trPr>
           <w:cantSplit/>
         </w:trPr>
@@ -2959,12 +2881,6 @@
         </w:tc>
       </w:tr>
       <w:tr>
-        <w:tblPrEx>
-          <w:tblCellMar>
-            <w:top w:w="0" w:type="dxa"/>
-            <w:bottom w:w="0" w:type="dxa"/>
-          </w:tblCellMar>
-        </w:tblPrEx>
         <w:trPr>
           <w:cantSplit/>
         </w:trPr>
@@ -3147,12 +3063,6 @@
         </w:tc>
       </w:tr>
       <w:tr>
-        <w:tblPrEx>
-          <w:tblCellMar>
-            <w:top w:w="0" w:type="dxa"/>
-            <w:bottom w:w="0" w:type="dxa"/>
-          </w:tblCellMar>
-        </w:tblPrEx>
         <w:trPr>
           <w:cantSplit/>
         </w:trPr>
@@ -3501,12 +3411,6 @@
         <w:gridCol w:w="9070"/>
       </w:tblGrid>
       <w:tr>
-        <w:tblPrEx>
-          <w:tblCellMar>
-            <w:top w:w="0" w:type="dxa"/>
-            <w:bottom w:w="0" w:type="dxa"/>
-          </w:tblCellMar>
-        </w:tblPrEx>
         <w:trPr>
           <w:cantSplit/>
         </w:trPr>
@@ -4039,12 +3943,6 @@
         <w:gridCol w:w="9070"/>
       </w:tblGrid>
       <w:tr>
-        <w:tblPrEx>
-          <w:tblCellMar>
-            <w:top w:w="0" w:type="dxa"/>
-            <w:bottom w:w="0" w:type="dxa"/>
-          </w:tblCellMar>
-        </w:tblPrEx>
         <w:trPr>
           <w:cantSplit/>
           <w:trHeight w:val="1500"/>
@@ -4910,12 +4808,6 @@
         <w:gridCol w:w="2400"/>
       </w:tblGrid>
       <w:tr>
-        <w:tblPrEx>
-          <w:tblCellMar>
-            <w:top w:w="0" w:type="dxa"/>
-            <w:bottom w:w="0" w:type="dxa"/>
-          </w:tblCellMar>
-        </w:tblPrEx>
         <w:trPr>
           <w:cantSplit/>
           <w:tblHeader/>
@@ -5140,12 +5032,6 @@
         </w:tc>
       </w:tr>
       <w:tr>
-        <w:tblPrEx>
-          <w:tblCellMar>
-            <w:top w:w="0" w:type="dxa"/>
-            <w:bottom w:w="0" w:type="dxa"/>
-          </w:tblCellMar>
-        </w:tblPrEx>
         <w:trPr>
           <w:cantSplit/>
           <w:trHeight w:val="430"/>
@@ -5449,12 +5335,6 @@
         </w:tc>
       </w:tr>
       <w:tr>
-        <w:tblPrEx>
-          <w:tblCellMar>
-            <w:top w:w="0" w:type="dxa"/>
-            <w:bottom w:w="0" w:type="dxa"/>
-          </w:tblCellMar>
-        </w:tblPrEx>
         <w:trPr>
           <w:cantSplit/>
           <w:trHeight w:val="430"/>
@@ -5724,12 +5604,6 @@
         </w:tc>
       </w:tr>
       <w:tr>
-        <w:tblPrEx>
-          <w:tblCellMar>
-            <w:top w:w="0" w:type="dxa"/>
-            <w:bottom w:w="0" w:type="dxa"/>
-          </w:tblCellMar>
-        </w:tblPrEx>
         <w:trPr>
           <w:cantSplit/>
           <w:trHeight w:val="430"/>
@@ -5976,12 +5850,6 @@
         </w:tc>
       </w:tr>
       <w:tr>
-        <w:tblPrEx>
-          <w:tblCellMar>
-            <w:top w:w="0" w:type="dxa"/>
-            <w:bottom w:w="0" w:type="dxa"/>
-          </w:tblCellMar>
-        </w:tblPrEx>
         <w:trPr>
           <w:cantSplit/>
           <w:trHeight w:val="430"/>
@@ -6251,12 +6119,6 @@
         </w:tc>
       </w:tr>
       <w:tr>
-        <w:tblPrEx>
-          <w:tblCellMar>
-            <w:top w:w="0" w:type="dxa"/>
-            <w:bottom w:w="0" w:type="dxa"/>
-          </w:tblCellMar>
-        </w:tblPrEx>
         <w:trPr>
           <w:cantSplit/>
           <w:trHeight w:val="430"/>
@@ -6487,12 +6349,6 @@
         </w:tc>
       </w:tr>
       <w:tr>
-        <w:tblPrEx>
-          <w:tblCellMar>
-            <w:top w:w="0" w:type="dxa"/>
-            <w:bottom w:w="0" w:type="dxa"/>
-          </w:tblCellMar>
-        </w:tblPrEx>
         <w:trPr>
           <w:cantSplit/>
           <w:trHeight w:val="430"/>
@@ -6818,12 +6674,6 @@
         <w:gridCol w:w="3070"/>
       </w:tblGrid>
       <w:tr>
-        <w:tblPrEx>
-          <w:tblCellMar>
-            <w:top w:w="0" w:type="dxa"/>
-            <w:bottom w:w="0" w:type="dxa"/>
-          </w:tblCellMar>
-        </w:tblPrEx>
         <w:trPr>
           <w:cantSplit/>
           <w:tblHeader/>
@@ -7002,12 +6852,6 @@
         </w:tc>
       </w:tr>
       <w:tr>
-        <w:tblPrEx>
-          <w:tblCellMar>
-            <w:top w:w="0" w:type="dxa"/>
-            <w:bottom w:w="0" w:type="dxa"/>
-          </w:tblCellMar>
-        </w:tblPrEx>
         <w:trPr>
           <w:cantSplit/>
           <w:trHeight w:val="430"/>
@@ -7132,12 +6976,6 @@
         </w:tc>
       </w:tr>
       <w:tr>
-        <w:tblPrEx>
-          <w:tblCellMar>
-            <w:top w:w="0" w:type="dxa"/>
-            <w:bottom w:w="0" w:type="dxa"/>
-          </w:tblCellMar>
-        </w:tblPrEx>
         <w:trPr>
           <w:cantSplit/>
           <w:trHeight w:val="430"/>
@@ -7282,12 +7120,6 @@
         </w:tc>
       </w:tr>
       <w:tr>
-        <w:tblPrEx>
-          <w:tblCellMar>
-            <w:top w:w="0" w:type="dxa"/>
-            <w:bottom w:w="0" w:type="dxa"/>
-          </w:tblCellMar>
-        </w:tblPrEx>
         <w:trPr>
           <w:cantSplit/>
           <w:trHeight w:val="430"/>
@@ -7738,12 +7570,6 @@
         <w:gridCol w:w="9070"/>
       </w:tblGrid>
       <w:tr>
-        <w:tblPrEx>
-          <w:tblCellMar>
-            <w:top w:w="0" w:type="dxa"/>
-            <w:bottom w:w="0" w:type="dxa"/>
-          </w:tblCellMar>
-        </w:tblPrEx>
         <w:trPr>
           <w:cantSplit/>
           <w:trHeight w:val="3200"/>
@@ -7774,6 +7600,7 @@
               <w:rPr>
                 <w:b/>
                 <w:bCs/>
+                <w:noProof/>
                 <w:color w:val="808080"/>
               </w:rPr>
               <w:drawing>
@@ -7899,12 +7726,6 @@
         <w:gridCol w:w="9070"/>
       </w:tblGrid>
       <w:tr>
-        <w:tblPrEx>
-          <w:tblCellMar>
-            <w:top w:w="0" w:type="dxa"/>
-            <w:bottom w:w="0" w:type="dxa"/>
-          </w:tblCellMar>
-        </w:tblPrEx>
         <w:trPr>
           <w:cantSplit/>
           <w:trHeight w:val="1500"/>
@@ -9036,12 +8857,6 @@
         <w:gridCol w:w="1300"/>
       </w:tblGrid>
       <w:tr>
-        <w:tblPrEx>
-          <w:tblCellMar>
-            <w:top w:w="0" w:type="dxa"/>
-            <w:bottom w:w="0" w:type="dxa"/>
-          </w:tblCellMar>
-        </w:tblPrEx>
         <w:trPr>
           <w:cantSplit/>
           <w:tblHeader/>
@@ -9262,12 +9077,6 @@
         </w:tc>
       </w:tr>
       <w:tr>
-        <w:tblPrEx>
-          <w:tblCellMar>
-            <w:top w:w="0" w:type="dxa"/>
-            <w:bottom w:w="0" w:type="dxa"/>
-          </w:tblCellMar>
-        </w:tblPrEx>
         <w:trPr>
           <w:cantSplit/>
           <w:trHeight w:val="430"/>
@@ -9490,12 +9299,6 @@
         </w:tc>
       </w:tr>
       <w:tr>
-        <w:tblPrEx>
-          <w:tblCellMar>
-            <w:top w:w="0" w:type="dxa"/>
-            <w:bottom w:w="0" w:type="dxa"/>
-          </w:tblCellMar>
-        </w:tblPrEx>
         <w:trPr>
           <w:cantSplit/>
           <w:trHeight w:val="430"/>
@@ -9698,12 +9501,6 @@
         </w:tc>
       </w:tr>
       <w:tr>
-        <w:tblPrEx>
-          <w:tblCellMar>
-            <w:top w:w="0" w:type="dxa"/>
-            <w:bottom w:w="0" w:type="dxa"/>
-          </w:tblCellMar>
-        </w:tblPrEx>
         <w:trPr>
           <w:cantSplit/>
           <w:trHeight w:val="430"/>
@@ -9910,12 +9707,6 @@
         </w:tc>
       </w:tr>
       <w:tr>
-        <w:tblPrEx>
-          <w:tblCellMar>
-            <w:top w:w="0" w:type="dxa"/>
-            <w:bottom w:w="0" w:type="dxa"/>
-          </w:tblCellMar>
-        </w:tblPrEx>
         <w:trPr>
           <w:cantSplit/>
           <w:trHeight w:val="430"/>
@@ -10123,12 +9914,6 @@
         </w:tc>
       </w:tr>
       <w:tr>
-        <w:tblPrEx>
-          <w:tblCellMar>
-            <w:top w:w="0" w:type="dxa"/>
-            <w:bottom w:w="0" w:type="dxa"/>
-          </w:tblCellMar>
-        </w:tblPrEx>
         <w:trPr>
           <w:cantSplit/>
           <w:trHeight w:val="430"/>
@@ -10335,12 +10120,6 @@
         </w:tc>
       </w:tr>
       <w:tr>
-        <w:tblPrEx>
-          <w:tblCellMar>
-            <w:top w:w="0" w:type="dxa"/>
-            <w:bottom w:w="0" w:type="dxa"/>
-          </w:tblCellMar>
-        </w:tblPrEx>
         <w:trPr>
           <w:cantSplit/>
           <w:trHeight w:val="430"/>
@@ -10586,12 +10365,6 @@
         </w:tc>
       </w:tr>
       <w:tr>
-        <w:tblPrEx>
-          <w:tblCellMar>
-            <w:top w:w="0" w:type="dxa"/>
-            <w:bottom w:w="0" w:type="dxa"/>
-          </w:tblCellMar>
-        </w:tblPrEx>
         <w:trPr>
           <w:cantSplit/>
           <w:trHeight w:val="430"/>
@@ -10805,12 +10578,6 @@
         </w:tc>
       </w:tr>
       <w:tr>
-        <w:tblPrEx>
-          <w:tblCellMar>
-            <w:top w:w="0" w:type="dxa"/>
-            <w:bottom w:w="0" w:type="dxa"/>
-          </w:tblCellMar>
-        </w:tblPrEx>
         <w:trPr>
           <w:cantSplit/>
           <w:trHeight w:val="430"/>
@@ -11024,12 +10791,6 @@
         </w:tc>
       </w:tr>
       <w:tr>
-        <w:tblPrEx>
-          <w:tblCellMar>
-            <w:top w:w="0" w:type="dxa"/>
-            <w:bottom w:w="0" w:type="dxa"/>
-          </w:tblCellMar>
-        </w:tblPrEx>
         <w:trPr>
           <w:cantSplit/>
           <w:trHeight w:val="430"/>
@@ -11417,12 +11178,6 @@
         <w:gridCol w:w="4113"/>
       </w:tblGrid>
       <w:tr>
-        <w:tblPrEx>
-          <w:tblCellMar>
-            <w:top w:w="0" w:type="dxa"/>
-            <w:bottom w:w="0" w:type="dxa"/>
-          </w:tblCellMar>
-        </w:tblPrEx>
         <w:trPr>
           <w:cantSplit/>
           <w:tblHeader/>
@@ -11632,12 +11387,6 @@
         </w:tc>
       </w:tr>
       <w:tr>
-        <w:tblPrEx>
-          <w:tblCellMar>
-            <w:top w:w="0" w:type="dxa"/>
-            <w:bottom w:w="0" w:type="dxa"/>
-          </w:tblCellMar>
-        </w:tblPrEx>
         <w:trPr>
           <w:cantSplit/>
           <w:trHeight w:val="430"/>
@@ -13118,12 +12867,6 @@
         </w:tc>
       </w:tr>
       <w:tr>
-        <w:tblPrEx>
-          <w:tblCellMar>
-            <w:top w:w="0" w:type="dxa"/>
-            <w:bottom w:w="0" w:type="dxa"/>
-          </w:tblCellMar>
-        </w:tblPrEx>
         <w:trPr>
           <w:cantSplit/>
           <w:trHeight w:val="430"/>
@@ -13956,12 +13699,6 @@
         </w:tc>
       </w:tr>
       <w:tr>
-        <w:tblPrEx>
-          <w:tblCellMar>
-            <w:top w:w="0" w:type="dxa"/>
-            <w:bottom w:w="0" w:type="dxa"/>
-          </w:tblCellMar>
-        </w:tblPrEx>
         <w:trPr>
           <w:cantSplit/>
           <w:trHeight w:val="430"/>
@@ -14602,12 +14339,6 @@
         </w:tc>
       </w:tr>
       <w:tr>
-        <w:tblPrEx>
-          <w:tblCellMar>
-            <w:top w:w="0" w:type="dxa"/>
-            <w:bottom w:w="0" w:type="dxa"/>
-          </w:tblCellMar>
-        </w:tblPrEx>
         <w:trPr>
           <w:cantSplit/>
           <w:trHeight w:val="430"/>
@@ -15248,12 +14979,6 @@
         </w:tc>
       </w:tr>
       <w:tr>
-        <w:tblPrEx>
-          <w:tblCellMar>
-            <w:top w:w="0" w:type="dxa"/>
-            <w:bottom w:w="0" w:type="dxa"/>
-          </w:tblCellMar>
-        </w:tblPrEx>
         <w:trPr>
           <w:cantSplit/>
           <w:trHeight w:val="430"/>
@@ -15735,12 +15460,6 @@
         </w:tc>
       </w:tr>
       <w:tr>
-        <w:tblPrEx>
-          <w:tblCellMar>
-            <w:top w:w="0" w:type="dxa"/>
-            <w:bottom w:w="0" w:type="dxa"/>
-          </w:tblCellMar>
-        </w:tblPrEx>
         <w:trPr>
           <w:cantSplit/>
           <w:trHeight w:val="430"/>
@@ -16276,12 +15995,6 @@
         </w:tc>
       </w:tr>
       <w:tr>
-        <w:tblPrEx>
-          <w:tblCellMar>
-            <w:top w:w="0" w:type="dxa"/>
-            <w:bottom w:w="0" w:type="dxa"/>
-          </w:tblCellMar>
-        </w:tblPrEx>
         <w:trPr>
           <w:cantSplit/>
           <w:trHeight w:val="430"/>
@@ -16769,12 +16482,6 @@
         </w:tc>
       </w:tr>
       <w:tr>
-        <w:tblPrEx>
-          <w:tblCellMar>
-            <w:top w:w="0" w:type="dxa"/>
-            <w:bottom w:w="0" w:type="dxa"/>
-          </w:tblCellMar>
-        </w:tblPrEx>
         <w:trPr>
           <w:cantSplit/>
           <w:trHeight w:val="430"/>
@@ -17303,12 +17010,6 @@
         </w:tc>
       </w:tr>
       <w:tr>
-        <w:tblPrEx>
-          <w:tblCellMar>
-            <w:top w:w="0" w:type="dxa"/>
-            <w:bottom w:w="0" w:type="dxa"/>
-          </w:tblCellMar>
-        </w:tblPrEx>
         <w:trPr>
           <w:cantSplit/>
           <w:trHeight w:val="430"/>
@@ -17950,12 +17651,6 @@
         <w:gridCol w:w="9070"/>
       </w:tblGrid>
       <w:tr>
-        <w:tblPrEx>
-          <w:tblCellMar>
-            <w:top w:w="0" w:type="dxa"/>
-            <w:bottom w:w="0" w:type="dxa"/>
-          </w:tblCellMar>
-        </w:tblPrEx>
         <w:trPr>
           <w:cantSplit/>
           <w:trHeight w:val="2400"/>
@@ -19547,12 +19242,6 @@
         <w:gridCol w:w="9070"/>
       </w:tblGrid>
       <w:tr>
-        <w:tblPrEx>
-          <w:tblCellMar>
-            <w:top w:w="0" w:type="dxa"/>
-            <w:bottom w:w="0" w:type="dxa"/>
-          </w:tblCellMar>
-        </w:tblPrEx>
         <w:trPr>
           <w:cantSplit/>
           <w:trHeight w:val="1500"/>
@@ -20256,12 +19945,6 @@
         <w:gridCol w:w="9070"/>
       </w:tblGrid>
       <w:tr>
-        <w:tblPrEx>
-          <w:tblCellMar>
-            <w:top w:w="0" w:type="dxa"/>
-            <w:bottom w:w="0" w:type="dxa"/>
-          </w:tblCellMar>
-        </w:tblPrEx>
         <w:trPr>
           <w:cantSplit/>
           <w:trHeight w:val="2400"/>
@@ -21148,12 +20831,6 @@
         <w:gridCol w:w="9070"/>
       </w:tblGrid>
       <w:tr>
-        <w:tblPrEx>
-          <w:tblCellMar>
-            <w:top w:w="0" w:type="dxa"/>
-            <w:bottom w:w="0" w:type="dxa"/>
-          </w:tblCellMar>
-        </w:tblPrEx>
         <w:trPr>
           <w:cantSplit/>
           <w:trHeight w:val="1500"/>
@@ -21862,12 +21539,6 @@
         <w:gridCol w:w="9070"/>
       </w:tblGrid>
       <w:tr>
-        <w:tblPrEx>
-          <w:tblCellMar>
-            <w:top w:w="0" w:type="dxa"/>
-            <w:bottom w:w="0" w:type="dxa"/>
-          </w:tblCellMar>
-        </w:tblPrEx>
         <w:trPr>
           <w:cantSplit/>
           <w:trHeight w:val="3200"/>
@@ -21898,6 +21569,7 @@
               <w:rPr>
                 <w:b/>
                 <w:bCs/>
+                <w:noProof/>
                 <w:color w:val="808080"/>
               </w:rPr>
               <w:drawing>
@@ -21943,6 +21615,9 @@
               <w:t xml:space="preserve"> </w:t>
             </w:r>
             <w:r>
+              <w:rPr>
+                <w:noProof/>
+              </w:rPr>
               <w:drawing>
                 <wp:inline distT="0" distB="0" distL="0" distR="0" wp14:anchorId="5110FDBC" wp14:editId="13E302B2">
                   <wp:extent cx="5619750" cy="3020695"/>
@@ -22066,12 +21741,6 @@
         <w:gridCol w:w="9070"/>
       </w:tblGrid>
       <w:tr>
-        <w:tblPrEx>
-          <w:tblCellMar>
-            <w:top w:w="0" w:type="dxa"/>
-            <w:bottom w:w="0" w:type="dxa"/>
-          </w:tblCellMar>
-        </w:tblPrEx>
         <w:trPr>
           <w:cantSplit/>
           <w:trHeight w:val="1500"/>
@@ -22706,12 +22375,6 @@
         <w:gridCol w:w="5870"/>
       </w:tblGrid>
       <w:tr>
-        <w:tblPrEx>
-          <w:tblCellMar>
-            <w:top w:w="0" w:type="dxa"/>
-            <w:bottom w:w="0" w:type="dxa"/>
-          </w:tblCellMar>
-        </w:tblPrEx>
         <w:trPr>
           <w:cantSplit/>
         </w:trPr>
@@ -22780,12 +22443,6 @@
         </w:tc>
       </w:tr>
       <w:tr>
-        <w:tblPrEx>
-          <w:tblCellMar>
-            <w:top w:w="0" w:type="dxa"/>
-            <w:bottom w:w="0" w:type="dxa"/>
-          </w:tblCellMar>
-        </w:tblPrEx>
         <w:trPr>
           <w:cantSplit/>
         </w:trPr>
@@ -22872,12 +22529,6 @@
         </w:tc>
       </w:tr>
       <w:tr>
-        <w:tblPrEx>
-          <w:tblCellMar>
-            <w:top w:w="0" w:type="dxa"/>
-            <w:bottom w:w="0" w:type="dxa"/>
-          </w:tblCellMar>
-        </w:tblPrEx>
         <w:trPr>
           <w:cantSplit/>
         </w:trPr>
@@ -22966,12 +22617,6 @@
         </w:tc>
       </w:tr>
       <w:tr>
-        <w:tblPrEx>
-          <w:tblCellMar>
-            <w:top w:w="0" w:type="dxa"/>
-            <w:bottom w:w="0" w:type="dxa"/>
-          </w:tblCellMar>
-        </w:tblPrEx>
         <w:trPr>
           <w:cantSplit/>
         </w:trPr>
@@ -23049,12 +22694,6 @@
         </w:tc>
       </w:tr>
       <w:tr>
-        <w:tblPrEx>
-          <w:tblCellMar>
-            <w:top w:w="0" w:type="dxa"/>
-            <w:bottom w:w="0" w:type="dxa"/>
-          </w:tblCellMar>
-        </w:tblPrEx>
         <w:trPr>
           <w:cantSplit/>
         </w:trPr>
@@ -23143,12 +22782,6 @@
         </w:tc>
       </w:tr>
       <w:tr>
-        <w:tblPrEx>
-          <w:tblCellMar>
-            <w:top w:w="0" w:type="dxa"/>
-            <w:bottom w:w="0" w:type="dxa"/>
-          </w:tblCellMar>
-        </w:tblPrEx>
         <w:trPr>
           <w:cantSplit/>
         </w:trPr>
@@ -23622,12 +23255,6 @@
         <w:gridCol w:w="2170"/>
       </w:tblGrid>
       <w:tr>
-        <w:tblPrEx>
-          <w:tblCellMar>
-            <w:top w:w="0" w:type="dxa"/>
-            <w:bottom w:w="0" w:type="dxa"/>
-          </w:tblCellMar>
-        </w:tblPrEx>
         <w:trPr>
           <w:cantSplit/>
           <w:tblHeader/>
@@ -23842,12 +23469,6 @@
         </w:tc>
       </w:tr>
       <w:tr>
-        <w:tblPrEx>
-          <w:tblCellMar>
-            <w:top w:w="0" w:type="dxa"/>
-            <w:bottom w:w="0" w:type="dxa"/>
-          </w:tblCellMar>
-        </w:tblPrEx>
         <w:trPr>
           <w:cantSplit/>
           <w:trHeight w:val="430"/>
@@ -24382,12 +24003,6 @@
         </w:tc>
       </w:tr>
       <w:tr>
-        <w:tblPrEx>
-          <w:tblCellMar>
-            <w:top w:w="0" w:type="dxa"/>
-            <w:bottom w:w="0" w:type="dxa"/>
-          </w:tblCellMar>
-        </w:tblPrEx>
         <w:trPr>
           <w:cantSplit/>
           <w:trHeight w:val="430"/>
@@ -24909,12 +24524,6 @@
         </w:tc>
       </w:tr>
       <w:tr>
-        <w:tblPrEx>
-          <w:tblCellMar>
-            <w:top w:w="0" w:type="dxa"/>
-            <w:bottom w:w="0" w:type="dxa"/>
-          </w:tblCellMar>
-        </w:tblPrEx>
         <w:trPr>
           <w:cantSplit/>
           <w:trHeight w:val="430"/>
@@ -25384,12 +24993,6 @@
         <w:gridCol w:w="9070"/>
       </w:tblGrid>
       <w:tr>
-        <w:tblPrEx>
-          <w:tblCellMar>
-            <w:top w:w="0" w:type="dxa"/>
-            <w:bottom w:w="0" w:type="dxa"/>
-          </w:tblCellMar>
-        </w:tblPrEx>
         <w:trPr>
           <w:cantSplit/>
         </w:trPr>
@@ -25929,12 +25532,6 @@
         <w:gridCol w:w="9070"/>
       </w:tblGrid>
       <w:tr>
-        <w:tblPrEx>
-          <w:tblCellMar>
-            <w:top w:w="0" w:type="dxa"/>
-            <w:bottom w:w="0" w:type="dxa"/>
-          </w:tblCellMar>
-        </w:tblPrEx>
         <w:trPr>
           <w:cantSplit/>
           <w:trHeight w:val="3200"/>
@@ -26137,12 +25734,6 @@
         <w:gridCol w:w="9070"/>
       </w:tblGrid>
       <w:tr>
-        <w:tblPrEx>
-          <w:tblCellMar>
-            <w:top w:w="0" w:type="dxa"/>
-            <w:bottom w:w="0" w:type="dxa"/>
-          </w:tblCellMar>
-        </w:tblPrEx>
         <w:trPr>
           <w:cantSplit/>
           <w:trHeight w:val="1500"/>
@@ -26613,12 +26204,6 @@
         <w:gridCol w:w="5070"/>
       </w:tblGrid>
       <w:tr>
-        <w:tblPrEx>
-          <w:tblCellMar>
-            <w:top w:w="0" w:type="dxa"/>
-            <w:bottom w:w="0" w:type="dxa"/>
-          </w:tblCellMar>
-        </w:tblPrEx>
         <w:trPr>
           <w:cantSplit/>
         </w:trPr>
@@ -26696,16 +26281,18 @@
             <w:pPr>
               <w:spacing w:after="40" w:line="260" w:lineRule="auto"/>
             </w:pPr>
+            <w:hyperlink r:id="rId11" w:history="1">
+              <w:r>
+                <w:rPr>
+                  <w:rStyle w:val="Hyperlink"/>
+                </w:rPr>
+                <w:t>https://github.com/Gureysu/tugas1-restful-2428240152</w:t>
+              </w:r>
+            </w:hyperlink>
           </w:p>
         </w:tc>
       </w:tr>
       <w:tr>
-        <w:tblPrEx>
-          <w:tblCellMar>
-            <w:top w:w="0" w:type="dxa"/>
-            <w:bottom w:w="0" w:type="dxa"/>
-          </w:tblCellMar>
-        </w:tblPrEx>
         <w:trPr>
           <w:cantSplit/>
         </w:trPr>
@@ -26821,12 +26408,6 @@
         </w:tc>
       </w:tr>
       <w:tr>
-        <w:tblPrEx>
-          <w:tblCellMar>
-            <w:top w:w="0" w:type="dxa"/>
-            <w:bottom w:w="0" w:type="dxa"/>
-          </w:tblCellMar>
-        </w:tblPrEx>
         <w:trPr>
           <w:cantSplit/>
         </w:trPr>
@@ -26942,12 +26523,6 @@
         </w:tc>
       </w:tr>
       <w:tr>
-        <w:tblPrEx>
-          <w:tblCellMar>
-            <w:top w:w="0" w:type="dxa"/>
-            <w:bottom w:w="0" w:type="dxa"/>
-          </w:tblCellMar>
-        </w:tblPrEx>
         <w:trPr>
           <w:cantSplit/>
         </w:trPr>
@@ -27141,12 +26716,6 @@
         </w:tc>
       </w:tr>
       <w:tr>
-        <w:tblPrEx>
-          <w:tblCellMar>
-            <w:top w:w="0" w:type="dxa"/>
-            <w:bottom w:w="0" w:type="dxa"/>
-          </w:tblCellMar>
-        </w:tblPrEx>
         <w:trPr>
           <w:cantSplit/>
         </w:trPr>
@@ -27556,12 +27125,6 @@
         <w:gridCol w:w="9070"/>
       </w:tblGrid>
       <w:tr>
-        <w:tblPrEx>
-          <w:tblCellMar>
-            <w:top w:w="0" w:type="dxa"/>
-            <w:bottom w:w="0" w:type="dxa"/>
-          </w:tblCellMar>
-        </w:tblPrEx>
         <w:trPr>
           <w:cantSplit/>
           <w:trHeight w:val="1500"/>
@@ -27904,12 +27467,6 @@
         <w:gridCol w:w="9070"/>
       </w:tblGrid>
       <w:tr>
-        <w:tblPrEx>
-          <w:tblCellMar>
-            <w:top w:w="0" w:type="dxa"/>
-            <w:bottom w:w="0" w:type="dxa"/>
-          </w:tblCellMar>
-        </w:tblPrEx>
         <w:trPr>
           <w:cantSplit/>
           <w:trHeight w:val="1500"/>
@@ -28719,12 +28276,6 @@
         <w:gridCol w:w="1000"/>
       </w:tblGrid>
       <w:tr>
-        <w:tblPrEx>
-          <w:tblCellMar>
-            <w:top w:w="0" w:type="dxa"/>
-            <w:bottom w:w="0" w:type="dxa"/>
-          </w:tblCellMar>
-        </w:tblPrEx>
         <w:trPr>
           <w:cantSplit/>
           <w:tblHeader/>
@@ -28857,12 +28408,6 @@
         </w:tc>
       </w:tr>
       <w:tr>
-        <w:tblPrEx>
-          <w:tblCellMar>
-            <w:top w:w="0" w:type="dxa"/>
-            <w:bottom w:w="0" w:type="dxa"/>
-          </w:tblCellMar>
-        </w:tblPrEx>
         <w:trPr>
           <w:cantSplit/>
         </w:trPr>
@@ -29045,12 +28590,6 @@
         </w:tc>
       </w:tr>
       <w:tr>
-        <w:tblPrEx>
-          <w:tblCellMar>
-            <w:top w:w="0" w:type="dxa"/>
-            <w:bottom w:w="0" w:type="dxa"/>
-          </w:tblCellMar>
-        </w:tblPrEx>
         <w:trPr>
           <w:cantSplit/>
         </w:trPr>
@@ -29177,12 +28716,6 @@
         </w:tc>
       </w:tr>
       <w:tr>
-        <w:tblPrEx>
-          <w:tblCellMar>
-            <w:top w:w="0" w:type="dxa"/>
-            <w:bottom w:w="0" w:type="dxa"/>
-          </w:tblCellMar>
-        </w:tblPrEx>
         <w:trPr>
           <w:cantSplit/>
         </w:trPr>
@@ -29358,12 +28891,6 @@
         </w:tc>
       </w:tr>
       <w:tr>
-        <w:tblPrEx>
-          <w:tblCellMar>
-            <w:top w:w="0" w:type="dxa"/>
-            <w:bottom w:w="0" w:type="dxa"/>
-          </w:tblCellMar>
-        </w:tblPrEx>
         <w:trPr>
           <w:cantSplit/>
         </w:trPr>
@@ -29474,12 +29001,6 @@
         </w:tc>
       </w:tr>
       <w:tr>
-        <w:tblPrEx>
-          <w:tblCellMar>
-            <w:top w:w="0" w:type="dxa"/>
-            <w:bottom w:w="0" w:type="dxa"/>
-          </w:tblCellMar>
-        </w:tblPrEx>
         <w:trPr>
           <w:cantSplit/>
         </w:trPr>
@@ -29638,12 +29159,6 @@
         </w:tc>
       </w:tr>
       <w:tr>
-        <w:tblPrEx>
-          <w:tblCellMar>
-            <w:top w:w="0" w:type="dxa"/>
-            <w:bottom w:w="0" w:type="dxa"/>
-          </w:tblCellMar>
-        </w:tblPrEx>
         <w:trPr>
           <w:cantSplit/>
         </w:trPr>
@@ -29802,12 +29317,6 @@
         </w:tc>
       </w:tr>
       <w:tr>
-        <w:tblPrEx>
-          <w:tblCellMar>
-            <w:top w:w="0" w:type="dxa"/>
-            <w:bottom w:w="0" w:type="dxa"/>
-          </w:tblCellMar>
-        </w:tblPrEx>
         <w:trPr>
           <w:cantSplit/>
         </w:trPr>
@@ -29950,12 +29459,6 @@
         </w:tc>
       </w:tr>
       <w:tr>
-        <w:tblPrEx>
-          <w:tblCellMar>
-            <w:top w:w="0" w:type="dxa"/>
-            <w:bottom w:w="0" w:type="dxa"/>
-          </w:tblCellMar>
-        </w:tblPrEx>
         <w:trPr>
           <w:cantSplit/>
         </w:trPr>
@@ -30114,12 +29617,6 @@
         </w:tc>
       </w:tr>
       <w:tr>
-        <w:tblPrEx>
-          <w:tblCellMar>
-            <w:top w:w="0" w:type="dxa"/>
-            <w:bottom w:w="0" w:type="dxa"/>
-          </w:tblCellMar>
-        </w:tblPrEx>
         <w:trPr>
           <w:cantSplit/>
         </w:trPr>
@@ -30287,12 +29784,6 @@
         </w:tc>
       </w:tr>
       <w:tr>
-        <w:tblPrEx>
-          <w:tblCellMar>
-            <w:top w:w="0" w:type="dxa"/>
-            <w:bottom w:w="0" w:type="dxa"/>
-          </w:tblCellMar>
-        </w:tblPrEx>
         <w:trPr>
           <w:cantSplit/>
         </w:trPr>
@@ -30752,12 +30243,6 @@
         <w:gridCol w:w="2600"/>
       </w:tblGrid>
       <w:tr>
-        <w:tblPrEx>
-          <w:tblCellMar>
-            <w:top w:w="0" w:type="dxa"/>
-            <w:bottom w:w="0" w:type="dxa"/>
-          </w:tblCellMar>
-        </w:tblPrEx>
         <w:trPr>
           <w:cantSplit/>
           <w:tblHeader/>
@@ -30882,12 +30367,6 @@
         </w:tc>
       </w:tr>
       <w:tr>
-        <w:tblPrEx>
-          <w:tblCellMar>
-            <w:top w:w="0" w:type="dxa"/>
-            <w:bottom w:w="0" w:type="dxa"/>
-          </w:tblCellMar>
-        </w:tblPrEx>
         <w:trPr>
           <w:cantSplit/>
         </w:trPr>
@@ -31062,12 +30541,6 @@
         </w:tc>
       </w:tr>
       <w:tr>
-        <w:tblPrEx>
-          <w:tblCellMar>
-            <w:top w:w="0" w:type="dxa"/>
-            <w:bottom w:w="0" w:type="dxa"/>
-          </w:tblCellMar>
-        </w:tblPrEx>
         <w:trPr>
           <w:cantSplit/>
         </w:trPr>
@@ -31210,12 +30683,6 @@
         </w:tc>
       </w:tr>
       <w:tr>
-        <w:tblPrEx>
-          <w:tblCellMar>
-            <w:top w:w="0" w:type="dxa"/>
-            <w:bottom w:w="0" w:type="dxa"/>
-          </w:tblCellMar>
-        </w:tblPrEx>
         <w:trPr>
           <w:cantSplit/>
         </w:trPr>
@@ -31351,12 +30818,6 @@
         </w:tc>
       </w:tr>
       <w:tr>
-        <w:tblPrEx>
-          <w:tblCellMar>
-            <w:top w:w="0" w:type="dxa"/>
-            <w:bottom w:w="0" w:type="dxa"/>
-          </w:tblCellMar>
-        </w:tblPrEx>
         <w:trPr>
           <w:cantSplit/>
         </w:trPr>
@@ -31608,10 +31069,10 @@
     </w:tbl>
     <w:p/>
     <w:sectPr>
-      <w:headerReference w:type="default" r:id="rId11"/>
-      <w:footerReference w:type="default" r:id="rId12"/>
-      <w:headerReference w:type="first" r:id="rId13"/>
-      <w:footerReference w:type="first" r:id="rId14"/>
+      <w:headerReference w:type="default" r:id="rId12"/>
+      <w:footerReference w:type="default" r:id="rId13"/>
+      <w:headerReference w:type="first" r:id="rId14"/>
+      <w:footerReference w:type="first" r:id="rId15"/>
       <w:pgSz w:w="11906" w:h="16838"/>
       <w:pgMar w:top="1418" w:right="1418" w:bottom="1300" w:left="1418" w:header="600" w:footer="500" w:gutter="0"/>
       <w:cols w:space="720"/>
@@ -33057,6 +32518,18 @@
       <w:szCs w:val="20"/>
     </w:rPr>
   </w:style>
+  <w:style w:type="character" w:styleId="SebutanYangBelumTerselesaikan">
+    <w:name w:val="Unresolved Mention"/>
+    <w:basedOn w:val="FontParagrafDefault"/>
+    <w:uiPriority w:val="99"/>
+    <w:semiHidden/>
+    <w:unhideWhenUsed/>
+    <w:rsid w:val="00AE3496"/>
+    <w:rPr>
+      <w:color w:val="605E5C"/>
+      <w:shd w:val="clear" w:color="auto" w:fill="E1DFDD"/>
+    </w:rPr>
+  </w:style>
 </w:styles>
 </file>
 

--- a/Laporan_Tugas2_Postman_Automation.docx
+++ b/Laporan_Tugas2_Postman_Automation.docx
@@ -246,15 +246,7 @@
       </w:r>
       <w:proofErr w:type="spellEnd"/>
       <w:r>
-        <w:t xml:space="preserve"> Web </w:t>
-      </w:r>
-      <w:proofErr w:type="gramStart"/>
-      <w:r>
-        <w:t>II  |</w:t>
-      </w:r>
-      <w:proofErr w:type="gramEnd"/>
-      <w:r>
-        <w:t xml:space="preserve">  SUB-CPMK-7</w:t>
+        <w:t xml:space="preserve"> Web II  |  SUB-CPMK-7</w:t>
       </w:r>
     </w:p>
     <w:tbl>
@@ -335,7 +327,10 @@
               <w:spacing w:after="40" w:line="260" w:lineRule="auto"/>
             </w:pPr>
             <w:r>
-              <w:t>Rahmat Arif Dwi Saputra (</w:t>
+              <w:t>Rahmat Arif Dwi Saputra</w:t>
+            </w:r>
+            <w:r>
+              <w:t xml:space="preserve"> (</w:t>
             </w:r>
             <w:r>
               <w:t>2428240152</w:t>
@@ -703,12 +698,10 @@
               <w:t xml:space="preserve">Nur Rachmat, </w:t>
             </w:r>
             <w:proofErr w:type="spellStart"/>
-            <w:proofErr w:type="gramStart"/>
             <w:r>
               <w:t>M.Kom</w:t>
             </w:r>
             <w:proofErr w:type="spellEnd"/>
-            <w:proofErr w:type="gramEnd"/>
             <w:r>
               <w:t>.</w:t>
             </w:r>
@@ -3797,18 +3790,13 @@
       </w:pPr>
       <w:r>
         <w:lastRenderedPageBreak/>
-        <w:t xml:space="preserve">Bab </w:t>
-      </w:r>
-      <w:proofErr w:type="gramStart"/>
-      <w:r>
-        <w:t xml:space="preserve">1  </w:t>
+        <w:t xml:space="preserve">Bab 1  </w:t>
       </w:r>
       <w:proofErr w:type="spellStart"/>
       <w:r>
         <w:t>Identitas</w:t>
       </w:r>
       <w:proofErr w:type="spellEnd"/>
-      <w:proofErr w:type="gramEnd"/>
       <w:r>
         <w:t xml:space="preserve"> API dan Daftar Endpoint</w:t>
       </w:r>
@@ -3899,7 +3887,6 @@
         <w:pStyle w:val="Judul2"/>
         <w:keepNext/>
       </w:pPr>
-      <w:proofErr w:type="gramStart"/>
       <w:r>
         <w:t xml:space="preserve">1.1  </w:t>
       </w:r>
@@ -3908,7 +3895,6 @@
         <w:t>Deskripsi</w:t>
       </w:r>
       <w:proofErr w:type="spellEnd"/>
-      <w:proofErr w:type="gramEnd"/>
       <w:r>
         <w:t xml:space="preserve"> </w:t>
       </w:r>
@@ -4666,13 +4652,8 @@
         <w:pStyle w:val="Judul2"/>
         <w:keepNext/>
       </w:pPr>
-      <w:proofErr w:type="gramStart"/>
-      <w:r>
-        <w:t>1.2  Daftar</w:t>
-      </w:r>
-      <w:proofErr w:type="gramEnd"/>
-      <w:r>
-        <w:t xml:space="preserve"> endpoint</w:t>
+      <w:r>
+        <w:t>1.2  Daftar endpoint</w:t>
       </w:r>
     </w:p>
     <w:p>
@@ -5119,23 +5100,7 @@
                 <w:sz w:val="19"/>
                 <w:szCs w:val="19"/>
               </w:rPr>
-              <w:t>/</w:t>
-            </w:r>
-            <w:proofErr w:type="gramStart"/>
-            <w:r>
-              <w:rPr>
-                <w:sz w:val="19"/>
-                <w:szCs w:val="19"/>
-              </w:rPr>
-              <w:t>tourist</w:t>
-            </w:r>
-            <w:proofErr w:type="gramEnd"/>
-            <w:r>
-              <w:rPr>
-                <w:sz w:val="19"/>
-                <w:szCs w:val="19"/>
-              </w:rPr>
-              <w:t>-sport</w:t>
+              <w:t>/tourist-sport</w:t>
             </w:r>
           </w:p>
         </w:tc>
@@ -5298,7 +5263,6 @@
               <w:t xml:space="preserve"> </w:t>
             </w:r>
             <w:proofErr w:type="spellStart"/>
-            <w:proofErr w:type="gramStart"/>
             <w:r>
               <w:rPr>
                 <w:sz w:val="19"/>
@@ -5323,7 +5287,6 @@
               <w:t>kategori</w:t>
             </w:r>
             <w:proofErr w:type="spellEnd"/>
-            <w:proofErr w:type="gramEnd"/>
             <w:r>
               <w:rPr>
                 <w:sz w:val="19"/>
@@ -5422,23 +5385,14 @@
                 <w:sz w:val="19"/>
                 <w:szCs w:val="19"/>
               </w:rPr>
-              <w:t>/</w:t>
-            </w:r>
-            <w:proofErr w:type="gramStart"/>
-            <w:r>
-              <w:rPr>
-                <w:sz w:val="19"/>
-                <w:szCs w:val="19"/>
-              </w:rPr>
-              <w:t>tourist</w:t>
-            </w:r>
-            <w:proofErr w:type="gramEnd"/>
-            <w:r>
-              <w:rPr>
-                <w:sz w:val="19"/>
-                <w:szCs w:val="19"/>
-              </w:rPr>
-              <w:t>-sport/:id</w:t>
+              <w:t>/tourist-sport</w:t>
+            </w:r>
+            <w:r>
+              <w:rPr>
+                <w:sz w:val="19"/>
+                <w:szCs w:val="19"/>
+              </w:rPr>
+              <w:t>/:id</w:t>
             </w:r>
           </w:p>
         </w:tc>
@@ -5691,23 +5645,7 @@
                 <w:sz w:val="19"/>
                 <w:szCs w:val="19"/>
               </w:rPr>
-              <w:t>/</w:t>
-            </w:r>
-            <w:proofErr w:type="gramStart"/>
-            <w:r>
-              <w:rPr>
-                <w:sz w:val="19"/>
-                <w:szCs w:val="19"/>
-              </w:rPr>
-              <w:t>tourist</w:t>
-            </w:r>
-            <w:proofErr w:type="gramEnd"/>
-            <w:r>
-              <w:rPr>
-                <w:sz w:val="19"/>
-                <w:szCs w:val="19"/>
-              </w:rPr>
-              <w:t>-sport</w:t>
+              <w:t>/tourist-sport</w:t>
             </w:r>
           </w:p>
         </w:tc>
@@ -5937,23 +5875,21 @@
                 <w:sz w:val="19"/>
                 <w:szCs w:val="19"/>
               </w:rPr>
+              <w:t>/tourist-sport</w:t>
+            </w:r>
+            <w:r>
+              <w:rPr>
+                <w:sz w:val="19"/>
+                <w:szCs w:val="19"/>
+              </w:rPr>
               <w:t>/</w:t>
             </w:r>
-            <w:proofErr w:type="gramStart"/>
-            <w:r>
-              <w:rPr>
-                <w:sz w:val="19"/>
-                <w:szCs w:val="19"/>
-              </w:rPr>
-              <w:t>tourist</w:t>
-            </w:r>
-            <w:proofErr w:type="gramEnd"/>
-            <w:r>
-              <w:rPr>
-                <w:sz w:val="19"/>
-                <w:szCs w:val="19"/>
-              </w:rPr>
-              <w:t>-sport/:id</w:t>
+            <w:r>
+              <w:rPr>
+                <w:sz w:val="19"/>
+                <w:szCs w:val="19"/>
+              </w:rPr>
+              <w:t>:id</w:t>
             </w:r>
           </w:p>
         </w:tc>
@@ -6206,23 +6142,21 @@
                 <w:sz w:val="19"/>
                 <w:szCs w:val="19"/>
               </w:rPr>
-              <w:t>/</w:t>
-            </w:r>
-            <w:proofErr w:type="gramStart"/>
-            <w:r>
-              <w:rPr>
-                <w:sz w:val="19"/>
-                <w:szCs w:val="19"/>
-              </w:rPr>
-              <w:t>tourist</w:t>
-            </w:r>
-            <w:proofErr w:type="gramEnd"/>
-            <w:r>
-              <w:rPr>
-                <w:sz w:val="19"/>
-                <w:szCs w:val="19"/>
-              </w:rPr>
-              <w:t>-sport/:id</w:t>
+              <w:t>/tourist-sport</w:t>
+            </w:r>
+            <w:r>
+              <w:rPr>
+                <w:sz w:val="19"/>
+                <w:szCs w:val="19"/>
+              </w:rPr>
+              <w:t xml:space="preserve"> </w:t>
+            </w:r>
+            <w:r>
+              <w:rPr>
+                <w:sz w:val="19"/>
+                <w:szCs w:val="19"/>
+              </w:rPr>
+              <w:t>/:id</w:t>
             </w:r>
           </w:p>
         </w:tc>
@@ -6564,7 +6498,6 @@
         <w:pStyle w:val="Judul2"/>
         <w:keepNext/>
       </w:pPr>
-      <w:proofErr w:type="gramStart"/>
       <w:r>
         <w:t xml:space="preserve">1.3  </w:t>
       </w:r>
@@ -6573,7 +6506,6 @@
         <w:t>Variabel</w:t>
       </w:r>
       <w:proofErr w:type="spellEnd"/>
-      <w:proofErr w:type="gramEnd"/>
       <w:r>
         <w:t xml:space="preserve"> Environment</w:t>
       </w:r>
@@ -7180,7 +7112,7 @@
                 <w:sz w:val="19"/>
                 <w:szCs w:val="19"/>
               </w:rPr>
-              <w:t>wisataId</w:t>
+              <w:t>wisataID</w:t>
             </w:r>
             <w:proofErr w:type="spellEnd"/>
           </w:p>
@@ -7342,15 +7274,7 @@
       </w:pPr>
       <w:r>
         <w:lastRenderedPageBreak/>
-        <w:t xml:space="preserve">Bab </w:t>
-      </w:r>
-      <w:proofErr w:type="gramStart"/>
-      <w:r>
-        <w:t>2  Postman</w:t>
-      </w:r>
-      <w:proofErr w:type="gramEnd"/>
-      <w:r>
-        <w:t xml:space="preserve"> Collection</w:t>
+        <w:t>Bab 2  Postman Collection</w:t>
       </w:r>
     </w:p>
     <w:p>
@@ -7441,13 +7365,8 @@
         <w:pStyle w:val="Judul2"/>
         <w:keepNext/>
       </w:pPr>
-      <w:proofErr w:type="gramStart"/>
-      <w:r>
-        <w:t>2.1  Daftar</w:t>
-      </w:r>
-      <w:proofErr w:type="gramEnd"/>
-      <w:r>
-        <w:t xml:space="preserve"> request </w:t>
+      <w:r>
+        <w:t xml:space="preserve">2.1  Daftar request </w:t>
       </w:r>
       <w:proofErr w:type="spellStart"/>
       <w:r>
@@ -7993,7 +7912,7 @@
                 <w:sz w:val="20"/>
                 <w:szCs w:val="20"/>
               </w:rPr>
-              <w:t>wisataId</w:t>
+              <w:t>wisataID</w:t>
             </w:r>
             <w:proofErr w:type="spellEnd"/>
             <w:r>
@@ -8233,7 +8152,7 @@
                 <w:sz w:val="20"/>
                 <w:szCs w:val="20"/>
               </w:rPr>
-              <w:t>wisataId</w:t>
+              <w:t>wisataID</w:t>
             </w:r>
             <w:proofErr w:type="spellEnd"/>
             <w:r>
@@ -8738,13 +8657,8 @@
         <w:pStyle w:val="Judul2"/>
         <w:keepNext/>
       </w:pPr>
-      <w:proofErr w:type="gramStart"/>
-      <w:r>
-        <w:t>2.2  Tabel</w:t>
-      </w:r>
-      <w:proofErr w:type="gramEnd"/>
-      <w:r>
-        <w:t xml:space="preserve"> request</w:t>
+      <w:r>
+        <w:t>2.2  Tabel request</w:t>
       </w:r>
     </w:p>
     <w:p>
@@ -9143,39 +9057,23 @@
                 <w:sz w:val="19"/>
                 <w:szCs w:val="19"/>
               </w:rPr>
-              <w:t>semua</w:t>
-            </w:r>
-            <w:proofErr w:type="spellEnd"/>
-            <w:r>
-              <w:rPr>
-                <w:sz w:val="19"/>
-                <w:szCs w:val="19"/>
-              </w:rPr>
-              <w:t xml:space="preserve"> </w:t>
-            </w:r>
-            <w:proofErr w:type="spellStart"/>
-            <w:r>
-              <w:rPr>
-                <w:sz w:val="19"/>
-                <w:szCs w:val="19"/>
-              </w:rPr>
-              <w:t>tempat</w:t>
-            </w:r>
-            <w:proofErr w:type="spellEnd"/>
-            <w:r>
-              <w:rPr>
-                <w:sz w:val="19"/>
-                <w:szCs w:val="19"/>
-              </w:rPr>
-              <w:t xml:space="preserve"> </w:t>
-            </w:r>
-            <w:proofErr w:type="spellStart"/>
-            <w:r>
-              <w:rPr>
-                <w:sz w:val="19"/>
-                <w:szCs w:val="19"/>
-              </w:rPr>
-              <w:t>wisata</w:t>
+              <w:t>Semua</w:t>
+            </w:r>
+            <w:proofErr w:type="spellEnd"/>
+            <w:r>
+              <w:rPr>
+                <w:sz w:val="19"/>
+                <w:szCs w:val="19"/>
+              </w:rPr>
+              <w:t xml:space="preserve"> </w:t>
+            </w:r>
+            <w:proofErr w:type="spellStart"/>
+            <w:r>
+              <w:rPr>
+                <w:sz w:val="19"/>
+                <w:szCs w:val="19"/>
+              </w:rPr>
+              <w:t>Wisata</w:t>
             </w:r>
             <w:proofErr w:type="spellEnd"/>
           </w:p>
@@ -9452,7 +9350,14 @@
                 <w:sz w:val="19"/>
                 <w:szCs w:val="19"/>
               </w:rPr>
-              <w:t>}}/tourist-sport</w:t>
+              <w:t>}}/</w:t>
+            </w:r>
+            <w:r>
+              <w:rPr>
+                <w:sz w:val="19"/>
+                <w:szCs w:val="19"/>
+              </w:rPr>
+              <w:t>tourist-sport</w:t>
             </w:r>
           </w:p>
         </w:tc>
@@ -9642,7 +9547,21 @@
                 <w:sz w:val="19"/>
                 <w:szCs w:val="19"/>
               </w:rPr>
-              <w:t>}}/tourist-sport/{{</w:t>
+              <w:t>}}/tourist-sport</w:t>
+            </w:r>
+            <w:r>
+              <w:rPr>
+                <w:sz w:val="19"/>
+                <w:szCs w:val="19"/>
+              </w:rPr>
+              <w:t xml:space="preserve"> </w:t>
+            </w:r>
+            <w:r>
+              <w:rPr>
+                <w:sz w:val="19"/>
+                <w:szCs w:val="19"/>
+              </w:rPr>
+              <w:t>/{{</w:t>
             </w:r>
             <w:proofErr w:type="spellStart"/>
             <w:r>
@@ -9766,7 +9685,14 @@
                 <w:sz w:val="19"/>
                 <w:szCs w:val="19"/>
               </w:rPr>
-              <w:t xml:space="preserve">PUT Ubah </w:t>
+              <w:t>PUT Ubah</w:t>
+            </w:r>
+            <w:r>
+              <w:rPr>
+                <w:sz w:val="19"/>
+                <w:szCs w:val="19"/>
+              </w:rPr>
+              <w:t xml:space="preserve"> </w:t>
             </w:r>
             <w:proofErr w:type="spellStart"/>
             <w:r>
@@ -9849,7 +9775,14 @@
                 <w:sz w:val="19"/>
                 <w:szCs w:val="19"/>
               </w:rPr>
-              <w:t>}}/tourist-sport/{{</w:t>
+              <w:t>}}/tourist-sport</w:t>
+            </w:r>
+            <w:r>
+              <w:rPr>
+                <w:sz w:val="19"/>
+                <w:szCs w:val="19"/>
+              </w:rPr>
+              <w:t>/{{</w:t>
             </w:r>
             <w:proofErr w:type="spellStart"/>
             <w:r>
@@ -10055,7 +9988,14 @@
                 <w:sz w:val="19"/>
                 <w:szCs w:val="19"/>
               </w:rPr>
-              <w:t>}}/tourist-sport/{{</w:t>
+              <w:t>}}/tourist-sport</w:t>
+            </w:r>
+            <w:r>
+              <w:rPr>
+                <w:sz w:val="19"/>
+                <w:szCs w:val="19"/>
+              </w:rPr>
+              <w:t>/{{</w:t>
             </w:r>
             <w:proofErr w:type="spellStart"/>
             <w:r>
@@ -10284,7 +10224,14 @@
                 <w:sz w:val="19"/>
                 <w:szCs w:val="19"/>
               </w:rPr>
-              <w:t>}}/tourist-sport/{{</w:t>
+              <w:t>}}/tourist-sport</w:t>
+            </w:r>
+            <w:r>
+              <w:rPr>
+                <w:sz w:val="19"/>
+                <w:szCs w:val="19"/>
+              </w:rPr>
+              <w:t>/{{</w:t>
             </w:r>
             <w:proofErr w:type="spellStart"/>
             <w:r>
@@ -10996,15 +10943,7 @@
       </w:pPr>
       <w:r>
         <w:lastRenderedPageBreak/>
-        <w:t xml:space="preserve">Bab </w:t>
-      </w:r>
-      <w:proofErr w:type="gramStart"/>
-      <w:r>
-        <w:t>3  Automated</w:t>
-      </w:r>
-      <w:proofErr w:type="gramEnd"/>
-      <w:r>
-        <w:t xml:space="preserve"> Test Script</w:t>
+        <w:t>Bab 3  Automated Test Script</w:t>
       </w:r>
     </w:p>
     <w:p>
@@ -11139,7 +11078,6 @@
         <w:pStyle w:val="Judul2"/>
         <w:keepNext/>
       </w:pPr>
-      <w:proofErr w:type="gramStart"/>
       <w:r>
         <w:t xml:space="preserve">3.1  </w:t>
       </w:r>
@@ -11148,7 +11086,6 @@
         <w:t>Rekap</w:t>
       </w:r>
       <w:proofErr w:type="spellEnd"/>
-      <w:proofErr w:type="gramEnd"/>
       <w:r>
         <w:t xml:space="preserve"> assertion per request</w:t>
       </w:r>
@@ -11469,23 +11406,14 @@
                 <w:sz w:val="19"/>
                 <w:szCs w:val="19"/>
               </w:rPr>
-              <w:t>tempat</w:t>
-            </w:r>
-            <w:proofErr w:type="spellEnd"/>
-            <w:r>
-              <w:rPr>
-                <w:sz w:val="19"/>
-                <w:szCs w:val="19"/>
-              </w:rPr>
-              <w:t xml:space="preserve"> </w:t>
-            </w:r>
-            <w:proofErr w:type="spellStart"/>
-            <w:r>
-              <w:rPr>
-                <w:sz w:val="19"/>
-                <w:szCs w:val="19"/>
-              </w:rPr>
-              <w:t>wisata</w:t>
+              <w:t>W</w:t>
+            </w:r>
+            <w:r>
+              <w:rPr>
+                <w:sz w:val="19"/>
+                <w:szCs w:val="19"/>
+              </w:rPr>
+              <w:t>isata</w:t>
             </w:r>
             <w:proofErr w:type="spellEnd"/>
           </w:p>
@@ -11550,31 +11478,15 @@
                 <w:sz w:val="19"/>
                 <w:szCs w:val="19"/>
               </w:rPr>
-              <w:t>pm.</w:t>
-            </w:r>
-            <w:proofErr w:type="gramStart"/>
-            <w:r>
-              <w:rPr>
-                <w:sz w:val="19"/>
-                <w:szCs w:val="19"/>
-              </w:rPr>
-              <w:t>test</w:t>
-            </w:r>
-            <w:proofErr w:type="spellEnd"/>
-            <w:r>
-              <w:rPr>
-                <w:sz w:val="19"/>
-                <w:szCs w:val="19"/>
-              </w:rPr>
-              <w:t>(</w:t>
-            </w:r>
-            <w:proofErr w:type="gramEnd"/>
-            <w:r>
-              <w:rPr>
-                <w:sz w:val="19"/>
-                <w:szCs w:val="19"/>
-              </w:rPr>
-              <w:t xml:space="preserve">'Status code </w:t>
+              <w:t>pm.test</w:t>
+            </w:r>
+            <w:proofErr w:type="spellEnd"/>
+            <w:r>
+              <w:rPr>
+                <w:sz w:val="19"/>
+                <w:szCs w:val="19"/>
+              </w:rPr>
+              <w:t xml:space="preserve">('Status code </w:t>
             </w:r>
             <w:proofErr w:type="spellStart"/>
             <w:r>
@@ -11625,45 +11537,20 @@
               <w:t xml:space="preserve">  </w:t>
             </w:r>
             <w:proofErr w:type="spellStart"/>
-            <w:proofErr w:type="gramStart"/>
-            <w:r>
-              <w:rPr>
-                <w:sz w:val="19"/>
-                <w:szCs w:val="19"/>
-              </w:rPr>
-              <w:t>pm.response.to.have</w:t>
-            </w:r>
-            <w:proofErr w:type="gramEnd"/>
-            <w:r>
-              <w:rPr>
-                <w:sz w:val="19"/>
-                <w:szCs w:val="19"/>
-              </w:rPr>
-              <w:t>.</w:t>
-            </w:r>
-            <w:proofErr w:type="gramStart"/>
-            <w:r>
-              <w:rPr>
-                <w:sz w:val="19"/>
-                <w:szCs w:val="19"/>
-              </w:rPr>
-              <w:t>status</w:t>
-            </w:r>
-            <w:proofErr w:type="spellEnd"/>
-            <w:r>
-              <w:rPr>
-                <w:sz w:val="19"/>
-                <w:szCs w:val="19"/>
-              </w:rPr>
-              <w:t>(</w:t>
-            </w:r>
-            <w:proofErr w:type="gramEnd"/>
-            <w:r>
-              <w:rPr>
-                <w:sz w:val="19"/>
-                <w:szCs w:val="19"/>
-              </w:rPr>
-              <w:t>200);</w:t>
+            <w:r>
+              <w:rPr>
+                <w:sz w:val="19"/>
+                <w:szCs w:val="19"/>
+              </w:rPr>
+              <w:t>pm.response.to.have.status</w:t>
+            </w:r>
+            <w:proofErr w:type="spellEnd"/>
+            <w:r>
+              <w:rPr>
+                <w:sz w:val="19"/>
+                <w:szCs w:val="19"/>
+              </w:rPr>
+              <w:t>(200);</w:t>
             </w:r>
           </w:p>
           <w:p>
@@ -11705,31 +11592,15 @@
                 <w:sz w:val="19"/>
                 <w:szCs w:val="19"/>
               </w:rPr>
-              <w:t>pm.</w:t>
-            </w:r>
-            <w:proofErr w:type="gramStart"/>
-            <w:r>
-              <w:rPr>
-                <w:sz w:val="19"/>
-                <w:szCs w:val="19"/>
-              </w:rPr>
-              <w:t>test</w:t>
-            </w:r>
-            <w:proofErr w:type="spellEnd"/>
-            <w:r>
-              <w:rPr>
-                <w:sz w:val="19"/>
-                <w:szCs w:val="19"/>
-              </w:rPr>
-              <w:t>(</w:t>
-            </w:r>
-            <w:proofErr w:type="gramEnd"/>
-            <w:r>
-              <w:rPr>
-                <w:sz w:val="19"/>
-                <w:szCs w:val="19"/>
-              </w:rPr>
-              <w:t xml:space="preserve">'Response </w:t>
+              <w:t>pm.test</w:t>
+            </w:r>
+            <w:proofErr w:type="spellEnd"/>
+            <w:r>
+              <w:rPr>
+                <w:sz w:val="19"/>
+                <w:szCs w:val="19"/>
+              </w:rPr>
+              <w:t xml:space="preserve">('Response </w:t>
             </w:r>
             <w:proofErr w:type="spellStart"/>
             <w:r>
@@ -11814,29 +11685,44 @@
               <w:t xml:space="preserve"> = </w:t>
             </w:r>
             <w:proofErr w:type="spellStart"/>
-            <w:proofErr w:type="gramStart"/>
-            <w:r>
-              <w:rPr>
-                <w:sz w:val="19"/>
-                <w:szCs w:val="19"/>
-              </w:rPr>
-              <w:t>pm.response</w:t>
-            </w:r>
-            <w:proofErr w:type="gramEnd"/>
-            <w:r>
-              <w:rPr>
-                <w:sz w:val="19"/>
-                <w:szCs w:val="19"/>
-              </w:rPr>
-              <w:t>.</w:t>
-            </w:r>
-            <w:proofErr w:type="gramStart"/>
-            <w:r>
-              <w:rPr>
-                <w:sz w:val="19"/>
-                <w:szCs w:val="19"/>
-              </w:rPr>
-              <w:t>json</w:t>
+            <w:r>
+              <w:rPr>
+                <w:sz w:val="19"/>
+                <w:szCs w:val="19"/>
+              </w:rPr>
+              <w:t>pm.response.json</w:t>
+            </w:r>
+            <w:proofErr w:type="spellEnd"/>
+            <w:r>
+              <w:rPr>
+                <w:sz w:val="19"/>
+                <w:szCs w:val="19"/>
+              </w:rPr>
+              <w:t>();</w:t>
+            </w:r>
+          </w:p>
+          <w:p>
+            <w:pPr>
+              <w:spacing w:after="40" w:line="260" w:lineRule="auto"/>
+              <w:rPr>
+                <w:sz w:val="19"/>
+                <w:szCs w:val="19"/>
+              </w:rPr>
+            </w:pPr>
+            <w:r>
+              <w:rPr>
+                <w:sz w:val="19"/>
+                <w:szCs w:val="19"/>
+              </w:rPr>
+              <w:t xml:space="preserve">  </w:t>
+            </w:r>
+            <w:proofErr w:type="spellStart"/>
+            <w:r>
+              <w:rPr>
+                <w:sz w:val="19"/>
+                <w:szCs w:val="19"/>
+              </w:rPr>
+              <w:t>pm.expect</w:t>
             </w:r>
             <w:proofErr w:type="spellEnd"/>
             <w:r>
@@ -11846,48 +11732,6 @@
               </w:rPr>
               <w:t>(</w:t>
             </w:r>
-            <w:proofErr w:type="gramEnd"/>
-            <w:r>
-              <w:rPr>
-                <w:sz w:val="19"/>
-                <w:szCs w:val="19"/>
-              </w:rPr>
-              <w:t>);</w:t>
-            </w:r>
-          </w:p>
-          <w:p>
-            <w:pPr>
-              <w:spacing w:after="40" w:line="260" w:lineRule="auto"/>
-              <w:rPr>
-                <w:sz w:val="19"/>
-                <w:szCs w:val="19"/>
-              </w:rPr>
-            </w:pPr>
-            <w:r>
-              <w:rPr>
-                <w:sz w:val="19"/>
-                <w:szCs w:val="19"/>
-              </w:rPr>
-              <w:t xml:space="preserve">  </w:t>
-            </w:r>
-            <w:proofErr w:type="spellStart"/>
-            <w:proofErr w:type="gramStart"/>
-            <w:r>
-              <w:rPr>
-                <w:sz w:val="19"/>
-                <w:szCs w:val="19"/>
-              </w:rPr>
-              <w:t>pm.expect</w:t>
-            </w:r>
-            <w:proofErr w:type="spellEnd"/>
-            <w:proofErr w:type="gramEnd"/>
-            <w:r>
-              <w:rPr>
-                <w:sz w:val="19"/>
-                <w:szCs w:val="19"/>
-              </w:rPr>
-              <w:t>(</w:t>
-            </w:r>
             <w:proofErr w:type="spellStart"/>
             <w:r>
               <w:rPr>
@@ -11897,21 +11741,12 @@
               <w:t>jsonData</w:t>
             </w:r>
             <w:proofErr w:type="spellEnd"/>
-            <w:proofErr w:type="gramStart"/>
-            <w:r>
-              <w:rPr>
-                <w:sz w:val="19"/>
-                <w:szCs w:val="19"/>
-              </w:rPr>
-              <w:t>).to.be.an</w:t>
-            </w:r>
-            <w:proofErr w:type="gramEnd"/>
-            <w:r>
-              <w:rPr>
-                <w:sz w:val="19"/>
-                <w:szCs w:val="19"/>
-              </w:rPr>
-              <w:t>('array');</w:t>
+            <w:r>
+              <w:rPr>
+                <w:sz w:val="19"/>
+                <w:szCs w:val="19"/>
+              </w:rPr>
+              <w:t>).to.be.an('array');</w:t>
             </w:r>
           </w:p>
           <w:p>
@@ -11953,31 +11788,15 @@
                 <w:sz w:val="19"/>
                 <w:szCs w:val="19"/>
               </w:rPr>
-              <w:t>pm.</w:t>
-            </w:r>
-            <w:proofErr w:type="gramStart"/>
-            <w:r>
-              <w:rPr>
-                <w:sz w:val="19"/>
-                <w:szCs w:val="19"/>
-              </w:rPr>
-              <w:t>test</w:t>
-            </w:r>
-            <w:proofErr w:type="spellEnd"/>
-            <w:r>
-              <w:rPr>
-                <w:sz w:val="19"/>
-                <w:szCs w:val="19"/>
-              </w:rPr>
-              <w:t>(</w:t>
-            </w:r>
-            <w:proofErr w:type="gramEnd"/>
-            <w:r>
-              <w:rPr>
-                <w:sz w:val="19"/>
-                <w:szCs w:val="19"/>
-              </w:rPr>
-              <w:t>'</w:t>
+              <w:t>pm.test</w:t>
+            </w:r>
+            <w:proofErr w:type="spellEnd"/>
+            <w:r>
+              <w:rPr>
+                <w:sz w:val="19"/>
+                <w:szCs w:val="19"/>
+              </w:rPr>
+              <w:t>('</w:t>
             </w:r>
             <w:proofErr w:type="spellStart"/>
             <w:r>
@@ -12078,45 +11897,20 @@
               <w:t xml:space="preserve"> = </w:t>
             </w:r>
             <w:proofErr w:type="spellStart"/>
-            <w:proofErr w:type="gramStart"/>
-            <w:r>
-              <w:rPr>
-                <w:sz w:val="19"/>
-                <w:szCs w:val="19"/>
-              </w:rPr>
-              <w:t>pm.response</w:t>
-            </w:r>
-            <w:proofErr w:type="gramEnd"/>
-            <w:r>
-              <w:rPr>
-                <w:sz w:val="19"/>
-                <w:szCs w:val="19"/>
-              </w:rPr>
-              <w:t>.</w:t>
-            </w:r>
-            <w:proofErr w:type="gramStart"/>
-            <w:r>
-              <w:rPr>
-                <w:sz w:val="19"/>
-                <w:szCs w:val="19"/>
-              </w:rPr>
-              <w:t>json</w:t>
-            </w:r>
-            <w:proofErr w:type="spellEnd"/>
-            <w:r>
-              <w:rPr>
-                <w:sz w:val="19"/>
-                <w:szCs w:val="19"/>
-              </w:rPr>
-              <w:t>(</w:t>
-            </w:r>
-            <w:proofErr w:type="gramEnd"/>
-            <w:r>
-              <w:rPr>
-                <w:sz w:val="19"/>
-                <w:szCs w:val="19"/>
-              </w:rPr>
-              <w:t>);</w:t>
+            <w:r>
+              <w:rPr>
+                <w:sz w:val="19"/>
+                <w:szCs w:val="19"/>
+              </w:rPr>
+              <w:t>pm.response.json</w:t>
+            </w:r>
+            <w:proofErr w:type="spellEnd"/>
+            <w:r>
+              <w:rPr>
+                <w:sz w:val="19"/>
+                <w:szCs w:val="19"/>
+              </w:rPr>
+              <w:t>();</w:t>
             </w:r>
           </w:p>
           <w:p>
@@ -12199,7 +11993,6 @@
               <w:t xml:space="preserve">    </w:t>
             </w:r>
             <w:proofErr w:type="spellStart"/>
-            <w:proofErr w:type="gramStart"/>
             <w:r>
               <w:rPr>
                 <w:sz w:val="19"/>
@@ -12208,7 +12001,6 @@
               <w:t>pm.expect</w:t>
             </w:r>
             <w:proofErr w:type="spellEnd"/>
-            <w:proofErr w:type="gramEnd"/>
             <w:r>
               <w:rPr>
                 <w:sz w:val="19"/>
@@ -12217,21 +12009,12 @@
               <w:t>(item).</w:t>
             </w:r>
             <w:proofErr w:type="spellStart"/>
-            <w:proofErr w:type="gramStart"/>
-            <w:r>
-              <w:rPr>
-                <w:sz w:val="19"/>
-                <w:szCs w:val="19"/>
-              </w:rPr>
-              <w:t>to.have</w:t>
-            </w:r>
-            <w:proofErr w:type="gramEnd"/>
-            <w:r>
-              <w:rPr>
-                <w:sz w:val="19"/>
-                <w:szCs w:val="19"/>
-              </w:rPr>
-              <w:t>.property</w:t>
+            <w:r>
+              <w:rPr>
+                <w:sz w:val="19"/>
+                <w:szCs w:val="19"/>
+              </w:rPr>
+              <w:t>to.have.property</w:t>
             </w:r>
             <w:proofErr w:type="spellEnd"/>
             <w:r>
@@ -12258,7 +12041,6 @@
               <w:t xml:space="preserve">    </w:t>
             </w:r>
             <w:proofErr w:type="spellStart"/>
-            <w:proofErr w:type="gramStart"/>
             <w:r>
               <w:rPr>
                 <w:sz w:val="19"/>
@@ -12267,7 +12049,6 @@
               <w:t>pm.expect</w:t>
             </w:r>
             <w:proofErr w:type="spellEnd"/>
-            <w:proofErr w:type="gramEnd"/>
             <w:r>
               <w:rPr>
                 <w:sz w:val="19"/>
@@ -12276,21 +12057,12 @@
               <w:t>(item).</w:t>
             </w:r>
             <w:proofErr w:type="spellStart"/>
-            <w:proofErr w:type="gramStart"/>
-            <w:r>
-              <w:rPr>
-                <w:sz w:val="19"/>
-                <w:szCs w:val="19"/>
-              </w:rPr>
-              <w:t>to.have</w:t>
-            </w:r>
-            <w:proofErr w:type="gramEnd"/>
-            <w:r>
-              <w:rPr>
-                <w:sz w:val="19"/>
-                <w:szCs w:val="19"/>
-              </w:rPr>
-              <w:t>.property</w:t>
+            <w:r>
+              <w:rPr>
+                <w:sz w:val="19"/>
+                <w:szCs w:val="19"/>
+              </w:rPr>
+              <w:t>to.have.property</w:t>
             </w:r>
             <w:proofErr w:type="spellEnd"/>
             <w:r>
@@ -12356,31 +12128,15 @@
                 <w:sz w:val="19"/>
                 <w:szCs w:val="19"/>
               </w:rPr>
-              <w:t>pm.</w:t>
-            </w:r>
-            <w:proofErr w:type="gramStart"/>
-            <w:r>
-              <w:rPr>
-                <w:sz w:val="19"/>
-                <w:szCs w:val="19"/>
-              </w:rPr>
-              <w:t>test</w:t>
-            </w:r>
-            <w:proofErr w:type="spellEnd"/>
-            <w:r>
-              <w:rPr>
-                <w:sz w:val="19"/>
-                <w:szCs w:val="19"/>
-              </w:rPr>
-              <w:t>(</w:t>
-            </w:r>
-            <w:proofErr w:type="gramEnd"/>
-            <w:r>
-              <w:rPr>
-                <w:sz w:val="19"/>
-                <w:szCs w:val="19"/>
-              </w:rPr>
-              <w:t xml:space="preserve">'Response time di </w:t>
+              <w:t>pm.test</w:t>
+            </w:r>
+            <w:proofErr w:type="spellEnd"/>
+            <w:r>
+              <w:rPr>
+                <w:sz w:val="19"/>
+                <w:szCs w:val="19"/>
+              </w:rPr>
+              <w:t xml:space="preserve">('Response time di </w:t>
             </w:r>
             <w:proofErr w:type="spellStart"/>
             <w:r>
@@ -12431,7 +12187,6 @@
               <w:t xml:space="preserve">  </w:t>
             </w:r>
             <w:proofErr w:type="spellStart"/>
-            <w:proofErr w:type="gramStart"/>
             <w:r>
               <w:rPr>
                 <w:sz w:val="19"/>
@@ -12440,7 +12195,6 @@
               <w:t>pm.expect</w:t>
             </w:r>
             <w:proofErr w:type="spellEnd"/>
-            <w:proofErr w:type="gramEnd"/>
             <w:r>
               <w:rPr>
                 <w:sz w:val="19"/>
@@ -12449,24 +12203,14 @@
               <w:t>(</w:t>
             </w:r>
             <w:proofErr w:type="spellStart"/>
-            <w:proofErr w:type="gramStart"/>
-            <w:r>
-              <w:rPr>
-                <w:sz w:val="19"/>
-                <w:szCs w:val="19"/>
-              </w:rPr>
-              <w:t>pm.response</w:t>
-            </w:r>
-            <w:proofErr w:type="gramEnd"/>
-            <w:r>
-              <w:rPr>
-                <w:sz w:val="19"/>
-                <w:szCs w:val="19"/>
-              </w:rPr>
-              <w:t>.responseTime</w:t>
-            </w:r>
-            <w:proofErr w:type="spellEnd"/>
-            <w:proofErr w:type="gramStart"/>
+            <w:r>
+              <w:rPr>
+                <w:sz w:val="19"/>
+                <w:szCs w:val="19"/>
+              </w:rPr>
+              <w:t>pm.response.responseTime</w:t>
+            </w:r>
+            <w:proofErr w:type="spellEnd"/>
             <w:r>
               <w:rPr>
                 <w:sz w:val="19"/>
@@ -12480,39 +12224,15 @@
                 <w:sz w:val="19"/>
                 <w:szCs w:val="19"/>
               </w:rPr>
-              <w:t>to.be</w:t>
-            </w:r>
-            <w:proofErr w:type="gramEnd"/>
-            <w:r>
-              <w:rPr>
-                <w:sz w:val="19"/>
-                <w:szCs w:val="19"/>
-              </w:rPr>
-              <w:t>.</w:t>
-            </w:r>
-            <w:proofErr w:type="gramStart"/>
-            <w:r>
-              <w:rPr>
-                <w:sz w:val="19"/>
-                <w:szCs w:val="19"/>
-              </w:rPr>
-              <w:t>below</w:t>
-            </w:r>
-            <w:proofErr w:type="spellEnd"/>
-            <w:r>
-              <w:rPr>
-                <w:sz w:val="19"/>
-                <w:szCs w:val="19"/>
-              </w:rPr>
-              <w:t>(</w:t>
-            </w:r>
-            <w:proofErr w:type="gramEnd"/>
-            <w:r>
-              <w:rPr>
-                <w:sz w:val="19"/>
-                <w:szCs w:val="19"/>
-              </w:rPr>
-              <w:t>500);</w:t>
+              <w:t>to.be.below</w:t>
+            </w:r>
+            <w:proofErr w:type="spellEnd"/>
+            <w:r>
+              <w:rPr>
+                <w:sz w:val="19"/>
+                <w:szCs w:val="19"/>
+              </w:rPr>
+              <w:t>(500);</w:t>
             </w:r>
           </w:p>
           <w:p>
@@ -12554,31 +12274,15 @@
                 <w:sz w:val="19"/>
                 <w:szCs w:val="19"/>
               </w:rPr>
-              <w:t>pm.</w:t>
-            </w:r>
-            <w:proofErr w:type="gramStart"/>
-            <w:r>
-              <w:rPr>
-                <w:sz w:val="19"/>
-                <w:szCs w:val="19"/>
-              </w:rPr>
-              <w:t>test</w:t>
-            </w:r>
-            <w:proofErr w:type="spellEnd"/>
-            <w:r>
-              <w:rPr>
-                <w:sz w:val="19"/>
-                <w:szCs w:val="19"/>
-              </w:rPr>
-              <w:t>(</w:t>
-            </w:r>
-            <w:proofErr w:type="gramEnd"/>
-            <w:r>
-              <w:rPr>
-                <w:sz w:val="19"/>
-                <w:szCs w:val="19"/>
-              </w:rPr>
-              <w:t xml:space="preserve">'Data </w:t>
+              <w:t>pm.test</w:t>
+            </w:r>
+            <w:proofErr w:type="spellEnd"/>
+            <w:r>
+              <w:rPr>
+                <w:sz w:val="19"/>
+                <w:szCs w:val="19"/>
+              </w:rPr>
+              <w:t xml:space="preserve">('Data </w:t>
             </w:r>
             <w:proofErr w:type="spellStart"/>
             <w:r>
@@ -12711,29 +12415,44 @@
               <w:t xml:space="preserve"> = </w:t>
             </w:r>
             <w:proofErr w:type="spellStart"/>
-            <w:proofErr w:type="gramStart"/>
-            <w:r>
-              <w:rPr>
-                <w:sz w:val="19"/>
-                <w:szCs w:val="19"/>
-              </w:rPr>
-              <w:t>pm.response</w:t>
-            </w:r>
-            <w:proofErr w:type="gramEnd"/>
-            <w:r>
-              <w:rPr>
-                <w:sz w:val="19"/>
-                <w:szCs w:val="19"/>
-              </w:rPr>
-              <w:t>.</w:t>
-            </w:r>
-            <w:proofErr w:type="gramStart"/>
-            <w:r>
-              <w:rPr>
-                <w:sz w:val="19"/>
-                <w:szCs w:val="19"/>
-              </w:rPr>
-              <w:t>json</w:t>
+            <w:r>
+              <w:rPr>
+                <w:sz w:val="19"/>
+                <w:szCs w:val="19"/>
+              </w:rPr>
+              <w:t>pm.response.json</w:t>
+            </w:r>
+            <w:proofErr w:type="spellEnd"/>
+            <w:r>
+              <w:rPr>
+                <w:sz w:val="19"/>
+                <w:szCs w:val="19"/>
+              </w:rPr>
+              <w:t>();</w:t>
+            </w:r>
+          </w:p>
+          <w:p>
+            <w:pPr>
+              <w:spacing w:after="40" w:line="260" w:lineRule="auto"/>
+              <w:rPr>
+                <w:sz w:val="19"/>
+                <w:szCs w:val="19"/>
+              </w:rPr>
+            </w:pPr>
+            <w:r>
+              <w:rPr>
+                <w:sz w:val="19"/>
+                <w:szCs w:val="19"/>
+              </w:rPr>
+              <w:t xml:space="preserve">  </w:t>
+            </w:r>
+            <w:proofErr w:type="spellStart"/>
+            <w:r>
+              <w:rPr>
+                <w:sz w:val="19"/>
+                <w:szCs w:val="19"/>
+              </w:rPr>
+              <w:t>pm.expect</w:t>
             </w:r>
             <w:proofErr w:type="spellEnd"/>
             <w:r>
@@ -12743,48 +12462,6 @@
               </w:rPr>
               <w:t>(</w:t>
             </w:r>
-            <w:proofErr w:type="gramEnd"/>
-            <w:r>
-              <w:rPr>
-                <w:sz w:val="19"/>
-                <w:szCs w:val="19"/>
-              </w:rPr>
-              <w:t>);</w:t>
-            </w:r>
-          </w:p>
-          <w:p>
-            <w:pPr>
-              <w:spacing w:after="40" w:line="260" w:lineRule="auto"/>
-              <w:rPr>
-                <w:sz w:val="19"/>
-                <w:szCs w:val="19"/>
-              </w:rPr>
-            </w:pPr>
-            <w:r>
-              <w:rPr>
-                <w:sz w:val="19"/>
-                <w:szCs w:val="19"/>
-              </w:rPr>
-              <w:t xml:space="preserve">  </w:t>
-            </w:r>
-            <w:proofErr w:type="spellStart"/>
-            <w:proofErr w:type="gramStart"/>
-            <w:r>
-              <w:rPr>
-                <w:sz w:val="19"/>
-                <w:szCs w:val="19"/>
-              </w:rPr>
-              <w:t>pm.expect</w:t>
-            </w:r>
-            <w:proofErr w:type="spellEnd"/>
-            <w:proofErr w:type="gramEnd"/>
-            <w:r>
-              <w:rPr>
-                <w:sz w:val="19"/>
-                <w:szCs w:val="19"/>
-              </w:rPr>
-              <w:t>(</w:t>
-            </w:r>
             <w:proofErr w:type="spellStart"/>
             <w:r>
               <w:rPr>
@@ -12799,15 +12476,7 @@
                 <w:sz w:val="19"/>
                 <w:szCs w:val="19"/>
               </w:rPr>
-              <w:t>[0</w:t>
-            </w:r>
-            <w:proofErr w:type="gramStart"/>
-            <w:r>
-              <w:rPr>
-                <w:sz w:val="19"/>
-                <w:szCs w:val="19"/>
-              </w:rPr>
-              <w:t>].nama).</w:t>
+              <w:t>[0].nama).</w:t>
             </w:r>
             <w:proofErr w:type="spellStart"/>
             <w:r>
@@ -12818,7 +12487,6 @@
               <w:t>to.eql</w:t>
             </w:r>
             <w:proofErr w:type="spellEnd"/>
-            <w:proofErr w:type="gramEnd"/>
             <w:r>
               <w:rPr>
                 <w:sz w:val="19"/>
@@ -13015,31 +12683,15 @@
                 <w:sz w:val="19"/>
                 <w:szCs w:val="19"/>
               </w:rPr>
-              <w:t>pm.</w:t>
-            </w:r>
-            <w:proofErr w:type="gramStart"/>
-            <w:r>
-              <w:rPr>
-                <w:sz w:val="19"/>
-                <w:szCs w:val="19"/>
-              </w:rPr>
-              <w:t>test</w:t>
-            </w:r>
-            <w:proofErr w:type="spellEnd"/>
-            <w:r>
-              <w:rPr>
-                <w:sz w:val="19"/>
-                <w:szCs w:val="19"/>
-              </w:rPr>
-              <w:t>(</w:t>
-            </w:r>
-            <w:proofErr w:type="gramEnd"/>
-            <w:r>
-              <w:rPr>
-                <w:sz w:val="19"/>
-                <w:szCs w:val="19"/>
-              </w:rPr>
-              <w:t xml:space="preserve">'Status code </w:t>
+              <w:t>pm.test</w:t>
+            </w:r>
+            <w:proofErr w:type="spellEnd"/>
+            <w:r>
+              <w:rPr>
+                <w:sz w:val="19"/>
+                <w:szCs w:val="19"/>
+              </w:rPr>
+              <w:t xml:space="preserve">('Status code </w:t>
             </w:r>
             <w:proofErr w:type="spellStart"/>
             <w:r>
@@ -13090,45 +12742,20 @@
               <w:t xml:space="preserve">  </w:t>
             </w:r>
             <w:proofErr w:type="spellStart"/>
-            <w:proofErr w:type="gramStart"/>
-            <w:r>
-              <w:rPr>
-                <w:sz w:val="19"/>
-                <w:szCs w:val="19"/>
-              </w:rPr>
-              <w:t>pm.response.to.have</w:t>
-            </w:r>
-            <w:proofErr w:type="gramEnd"/>
-            <w:r>
-              <w:rPr>
-                <w:sz w:val="19"/>
-                <w:szCs w:val="19"/>
-              </w:rPr>
-              <w:t>.</w:t>
-            </w:r>
-            <w:proofErr w:type="gramStart"/>
-            <w:r>
-              <w:rPr>
-                <w:sz w:val="19"/>
-                <w:szCs w:val="19"/>
-              </w:rPr>
-              <w:t>status</w:t>
-            </w:r>
-            <w:proofErr w:type="spellEnd"/>
-            <w:r>
-              <w:rPr>
-                <w:sz w:val="19"/>
-                <w:szCs w:val="19"/>
-              </w:rPr>
-              <w:t>(</w:t>
-            </w:r>
-            <w:proofErr w:type="gramEnd"/>
-            <w:r>
-              <w:rPr>
-                <w:sz w:val="19"/>
-                <w:szCs w:val="19"/>
-              </w:rPr>
-              <w:t>201);</w:t>
+            <w:r>
+              <w:rPr>
+                <w:sz w:val="19"/>
+                <w:szCs w:val="19"/>
+              </w:rPr>
+              <w:t>pm.response.to.have.status</w:t>
+            </w:r>
+            <w:proofErr w:type="spellEnd"/>
+            <w:r>
+              <w:rPr>
+                <w:sz w:val="19"/>
+                <w:szCs w:val="19"/>
+              </w:rPr>
+              <w:t>(201);</w:t>
             </w:r>
           </w:p>
           <w:p>
@@ -13170,31 +12797,15 @@
                 <w:sz w:val="19"/>
                 <w:szCs w:val="19"/>
               </w:rPr>
-              <w:t>pm.</w:t>
-            </w:r>
-            <w:proofErr w:type="gramStart"/>
-            <w:r>
-              <w:rPr>
-                <w:sz w:val="19"/>
-                <w:szCs w:val="19"/>
-              </w:rPr>
-              <w:t>test</w:t>
-            </w:r>
-            <w:proofErr w:type="spellEnd"/>
-            <w:r>
-              <w:rPr>
-                <w:sz w:val="19"/>
-                <w:szCs w:val="19"/>
-              </w:rPr>
-              <w:t>(</w:t>
-            </w:r>
-            <w:proofErr w:type="gramEnd"/>
-            <w:r>
-              <w:rPr>
-                <w:sz w:val="19"/>
-                <w:szCs w:val="19"/>
-              </w:rPr>
-              <w:t xml:space="preserve">'Data </w:t>
+              <w:t>pm.test</w:t>
+            </w:r>
+            <w:proofErr w:type="spellEnd"/>
+            <w:r>
+              <w:rPr>
+                <w:sz w:val="19"/>
+                <w:szCs w:val="19"/>
+              </w:rPr>
+              <w:t xml:space="preserve">('Data </w:t>
             </w:r>
             <w:proofErr w:type="spellStart"/>
             <w:r>
@@ -13327,29 +12938,44 @@
               <w:t xml:space="preserve"> = </w:t>
             </w:r>
             <w:proofErr w:type="spellStart"/>
-            <w:proofErr w:type="gramStart"/>
-            <w:r>
-              <w:rPr>
-                <w:sz w:val="19"/>
-                <w:szCs w:val="19"/>
-              </w:rPr>
-              <w:t>pm.response</w:t>
-            </w:r>
-            <w:proofErr w:type="gramEnd"/>
-            <w:r>
-              <w:rPr>
-                <w:sz w:val="19"/>
-                <w:szCs w:val="19"/>
-              </w:rPr>
-              <w:t>.</w:t>
-            </w:r>
-            <w:proofErr w:type="gramStart"/>
-            <w:r>
-              <w:rPr>
-                <w:sz w:val="19"/>
-                <w:szCs w:val="19"/>
-              </w:rPr>
-              <w:t>json</w:t>
+            <w:r>
+              <w:rPr>
+                <w:sz w:val="19"/>
+                <w:szCs w:val="19"/>
+              </w:rPr>
+              <w:t>pm.response.json</w:t>
+            </w:r>
+            <w:proofErr w:type="spellEnd"/>
+            <w:r>
+              <w:rPr>
+                <w:sz w:val="19"/>
+                <w:szCs w:val="19"/>
+              </w:rPr>
+              <w:t>();</w:t>
+            </w:r>
+          </w:p>
+          <w:p>
+            <w:pPr>
+              <w:spacing w:after="40" w:line="260" w:lineRule="auto"/>
+              <w:rPr>
+                <w:sz w:val="19"/>
+                <w:szCs w:val="19"/>
+              </w:rPr>
+            </w:pPr>
+            <w:r>
+              <w:rPr>
+                <w:sz w:val="19"/>
+                <w:szCs w:val="19"/>
+              </w:rPr>
+              <w:t xml:space="preserve">  </w:t>
+            </w:r>
+            <w:proofErr w:type="spellStart"/>
+            <w:r>
+              <w:rPr>
+                <w:sz w:val="19"/>
+                <w:szCs w:val="19"/>
+              </w:rPr>
+              <w:t>pm.expect</w:t>
             </w:r>
             <w:proofErr w:type="spellEnd"/>
             <w:r>
@@ -13359,13 +12985,37 @@
               </w:rPr>
               <w:t>(</w:t>
             </w:r>
-            <w:proofErr w:type="gramEnd"/>
-            <w:r>
-              <w:rPr>
-                <w:sz w:val="19"/>
-                <w:szCs w:val="19"/>
-              </w:rPr>
-              <w:t>);</w:t>
+            <w:proofErr w:type="spellStart"/>
+            <w:r>
+              <w:rPr>
+                <w:sz w:val="19"/>
+                <w:szCs w:val="19"/>
+              </w:rPr>
+              <w:t>jsonData</w:t>
+            </w:r>
+            <w:proofErr w:type="spellEnd"/>
+            <w:r>
+              <w:rPr>
+                <w:sz w:val="19"/>
+                <w:szCs w:val="19"/>
+              </w:rPr>
+              <w:t>).</w:t>
+            </w:r>
+            <w:proofErr w:type="spellStart"/>
+            <w:r>
+              <w:rPr>
+                <w:sz w:val="19"/>
+                <w:szCs w:val="19"/>
+              </w:rPr>
+              <w:t>to.have.property</w:t>
+            </w:r>
+            <w:proofErr w:type="spellEnd"/>
+            <w:r>
+              <w:rPr>
+                <w:sz w:val="19"/>
+                <w:szCs w:val="19"/>
+              </w:rPr>
+              <w:t>('id');</w:t>
             </w:r>
           </w:p>
           <w:p>
@@ -13384,7 +13034,6 @@
               <w:t xml:space="preserve">  </w:t>
             </w:r>
             <w:proofErr w:type="spellStart"/>
-            <w:proofErr w:type="gramStart"/>
             <w:r>
               <w:rPr>
                 <w:sz w:val="19"/>
@@ -13393,7 +13042,6 @@
               <w:t>pm.expect</w:t>
             </w:r>
             <w:proofErr w:type="spellEnd"/>
-            <w:proofErr w:type="gramEnd"/>
             <w:r>
               <w:rPr>
                 <w:sz w:val="19"/>
@@ -13407,7 +13055,7 @@
                 <w:sz w:val="19"/>
                 <w:szCs w:val="19"/>
               </w:rPr>
-              <w:t>jsonData</w:t>
+              <w:t>jsonData.nama</w:t>
             </w:r>
             <w:proofErr w:type="spellEnd"/>
             <w:r>
@@ -13418,29 +13066,93 @@
               <w:t>).</w:t>
             </w:r>
             <w:proofErr w:type="spellStart"/>
-            <w:proofErr w:type="gramStart"/>
-            <w:r>
-              <w:rPr>
-                <w:sz w:val="19"/>
-                <w:szCs w:val="19"/>
-              </w:rPr>
-              <w:t>to.have</w:t>
-            </w:r>
-            <w:proofErr w:type="gramEnd"/>
-            <w:r>
-              <w:rPr>
-                <w:sz w:val="19"/>
-                <w:szCs w:val="19"/>
-              </w:rPr>
-              <w:t>.property</w:t>
-            </w:r>
-            <w:proofErr w:type="spellEnd"/>
-            <w:r>
-              <w:rPr>
-                <w:sz w:val="19"/>
-                <w:szCs w:val="19"/>
-              </w:rPr>
-              <w:t>('id');</w:t>
+            <w:r>
+              <w:rPr>
+                <w:sz w:val="19"/>
+                <w:szCs w:val="19"/>
+              </w:rPr>
+              <w:t>to.eql</w:t>
+            </w:r>
+            <w:proofErr w:type="spellEnd"/>
+            <w:r>
+              <w:rPr>
+                <w:sz w:val="19"/>
+                <w:szCs w:val="19"/>
+              </w:rPr>
+              <w:t xml:space="preserve">('Pulau </w:t>
+            </w:r>
+            <w:proofErr w:type="spellStart"/>
+            <w:r>
+              <w:rPr>
+                <w:sz w:val="19"/>
+                <w:szCs w:val="19"/>
+              </w:rPr>
+              <w:t>Kemarau</w:t>
+            </w:r>
+            <w:proofErr w:type="spellEnd"/>
+            <w:r>
+              <w:rPr>
+                <w:sz w:val="19"/>
+                <w:szCs w:val="19"/>
+              </w:rPr>
+              <w:t>');</w:t>
+            </w:r>
+          </w:p>
+          <w:p>
+            <w:pPr>
+              <w:spacing w:after="40" w:line="260" w:lineRule="auto"/>
+              <w:rPr>
+                <w:sz w:val="19"/>
+                <w:szCs w:val="19"/>
+              </w:rPr>
+            </w:pPr>
+            <w:r>
+              <w:rPr>
+                <w:sz w:val="19"/>
+                <w:szCs w:val="19"/>
+              </w:rPr>
+              <w:t>});</w:t>
+            </w:r>
+          </w:p>
+          <w:p>
+            <w:pPr>
+              <w:spacing w:after="40" w:line="260" w:lineRule="auto"/>
+              <w:rPr>
+                <w:sz w:val="19"/>
+                <w:szCs w:val="19"/>
+              </w:rPr>
+            </w:pPr>
+          </w:p>
+          <w:p>
+            <w:pPr>
+              <w:spacing w:after="40" w:line="260" w:lineRule="auto"/>
+              <w:rPr>
+                <w:sz w:val="19"/>
+                <w:szCs w:val="19"/>
+              </w:rPr>
+            </w:pPr>
+            <w:r>
+              <w:rPr>
+                <w:sz w:val="19"/>
+                <w:szCs w:val="19"/>
+              </w:rPr>
+              <w:t>if (</w:t>
+            </w:r>
+            <w:proofErr w:type="spellStart"/>
+            <w:r>
+              <w:rPr>
+                <w:sz w:val="19"/>
+                <w:szCs w:val="19"/>
+              </w:rPr>
+              <w:t>pm.response.code</w:t>
+            </w:r>
+            <w:proofErr w:type="spellEnd"/>
+            <w:r>
+              <w:rPr>
+                <w:sz w:val="19"/>
+                <w:szCs w:val="19"/>
+              </w:rPr>
+              <w:t xml:space="preserve"> === 201) {</w:t>
             </w:r>
           </w:p>
           <w:p>
@@ -13459,157 +13171,6 @@
               <w:t xml:space="preserve">  </w:t>
             </w:r>
             <w:proofErr w:type="spellStart"/>
-            <w:proofErr w:type="gramStart"/>
-            <w:r>
-              <w:rPr>
-                <w:sz w:val="19"/>
-                <w:szCs w:val="19"/>
-              </w:rPr>
-              <w:t>pm.expect</w:t>
-            </w:r>
-            <w:proofErr w:type="spellEnd"/>
-            <w:proofErr w:type="gramEnd"/>
-            <w:r>
-              <w:rPr>
-                <w:sz w:val="19"/>
-                <w:szCs w:val="19"/>
-              </w:rPr>
-              <w:t>(</w:t>
-            </w:r>
-            <w:proofErr w:type="spellStart"/>
-            <w:r>
-              <w:rPr>
-                <w:sz w:val="19"/>
-                <w:szCs w:val="19"/>
-              </w:rPr>
-              <w:t>jsonData.nama</w:t>
-            </w:r>
-            <w:proofErr w:type="spellEnd"/>
-            <w:proofErr w:type="gramStart"/>
-            <w:r>
-              <w:rPr>
-                <w:sz w:val="19"/>
-                <w:szCs w:val="19"/>
-              </w:rPr>
-              <w:t>).</w:t>
-            </w:r>
-            <w:proofErr w:type="spellStart"/>
-            <w:r>
-              <w:rPr>
-                <w:sz w:val="19"/>
-                <w:szCs w:val="19"/>
-              </w:rPr>
-              <w:t>to.eql</w:t>
-            </w:r>
-            <w:proofErr w:type="spellEnd"/>
-            <w:proofErr w:type="gramEnd"/>
-            <w:r>
-              <w:rPr>
-                <w:sz w:val="19"/>
-                <w:szCs w:val="19"/>
-              </w:rPr>
-              <w:t xml:space="preserve">('Pulau </w:t>
-            </w:r>
-            <w:proofErr w:type="spellStart"/>
-            <w:r>
-              <w:rPr>
-                <w:sz w:val="19"/>
-                <w:szCs w:val="19"/>
-              </w:rPr>
-              <w:t>Kemarau</w:t>
-            </w:r>
-            <w:proofErr w:type="spellEnd"/>
-            <w:r>
-              <w:rPr>
-                <w:sz w:val="19"/>
-                <w:szCs w:val="19"/>
-              </w:rPr>
-              <w:t>');</w:t>
-            </w:r>
-          </w:p>
-          <w:p>
-            <w:pPr>
-              <w:spacing w:after="40" w:line="260" w:lineRule="auto"/>
-              <w:rPr>
-                <w:sz w:val="19"/>
-                <w:szCs w:val="19"/>
-              </w:rPr>
-            </w:pPr>
-            <w:r>
-              <w:rPr>
-                <w:sz w:val="19"/>
-                <w:szCs w:val="19"/>
-              </w:rPr>
-              <w:t>});</w:t>
-            </w:r>
-          </w:p>
-          <w:p>
-            <w:pPr>
-              <w:spacing w:after="40" w:line="260" w:lineRule="auto"/>
-              <w:rPr>
-                <w:sz w:val="19"/>
-                <w:szCs w:val="19"/>
-              </w:rPr>
-            </w:pPr>
-          </w:p>
-          <w:p>
-            <w:pPr>
-              <w:spacing w:after="40" w:line="260" w:lineRule="auto"/>
-              <w:rPr>
-                <w:sz w:val="19"/>
-                <w:szCs w:val="19"/>
-              </w:rPr>
-            </w:pPr>
-            <w:r>
-              <w:rPr>
-                <w:sz w:val="19"/>
-                <w:szCs w:val="19"/>
-              </w:rPr>
-              <w:t>if (</w:t>
-            </w:r>
-            <w:proofErr w:type="spellStart"/>
-            <w:proofErr w:type="gramStart"/>
-            <w:r>
-              <w:rPr>
-                <w:sz w:val="19"/>
-                <w:szCs w:val="19"/>
-              </w:rPr>
-              <w:t>pm.response</w:t>
-            </w:r>
-            <w:proofErr w:type="gramEnd"/>
-            <w:r>
-              <w:rPr>
-                <w:sz w:val="19"/>
-                <w:szCs w:val="19"/>
-              </w:rPr>
-              <w:t>.code</w:t>
-            </w:r>
-            <w:proofErr w:type="spellEnd"/>
-            <w:r>
-              <w:rPr>
-                <w:sz w:val="19"/>
-                <w:szCs w:val="19"/>
-              </w:rPr>
-              <w:t xml:space="preserve"> === 201) {</w:t>
-            </w:r>
-          </w:p>
-          <w:p>
-            <w:pPr>
-              <w:spacing w:after="40" w:line="260" w:lineRule="auto"/>
-              <w:rPr>
-                <w:sz w:val="19"/>
-                <w:szCs w:val="19"/>
-              </w:rPr>
-            </w:pPr>
-            <w:r>
-              <w:rPr>
-                <w:sz w:val="19"/>
-                <w:szCs w:val="19"/>
-              </w:rPr>
-              <w:t xml:space="preserve">  </w:t>
-            </w:r>
-            <w:proofErr w:type="spellStart"/>
-            <w:proofErr w:type="gramStart"/>
             <w:r>
               <w:rPr>
                 <w:sz w:val="19"/>
@@ -13623,15 +13184,7 @@
                 <w:sz w:val="19"/>
                 <w:szCs w:val="19"/>
               </w:rPr>
-              <w:t>(</w:t>
-            </w:r>
-            <w:proofErr w:type="gramEnd"/>
-            <w:r>
-              <w:rPr>
-                <w:sz w:val="19"/>
-                <w:szCs w:val="19"/>
-              </w:rPr>
-              <w:t>'tourist-</w:t>
+              <w:t>('tourist-</w:t>
             </w:r>
             <w:proofErr w:type="spellStart"/>
             <w:r>
@@ -13650,21 +13203,12 @@
               <w:t xml:space="preserve">', </w:t>
             </w:r>
             <w:proofErr w:type="spellStart"/>
-            <w:proofErr w:type="gramStart"/>
-            <w:r>
-              <w:rPr>
-                <w:sz w:val="19"/>
-                <w:szCs w:val="19"/>
-              </w:rPr>
-              <w:t>pm.response</w:t>
-            </w:r>
-            <w:proofErr w:type="gramEnd"/>
-            <w:r>
-              <w:rPr>
-                <w:sz w:val="19"/>
-                <w:szCs w:val="19"/>
-              </w:rPr>
-              <w:t>.json</w:t>
+            <w:r>
+              <w:rPr>
+                <w:sz w:val="19"/>
+                <w:szCs w:val="19"/>
+              </w:rPr>
+              <w:t>pm.response.json</w:t>
             </w:r>
             <w:proofErr w:type="spellEnd"/>
             <w:r>
@@ -13830,31 +13374,15 @@
                 <w:sz w:val="19"/>
                 <w:szCs w:val="19"/>
               </w:rPr>
-              <w:t>pm.</w:t>
-            </w:r>
-            <w:proofErr w:type="gramStart"/>
-            <w:r>
-              <w:rPr>
-                <w:sz w:val="19"/>
-                <w:szCs w:val="19"/>
-              </w:rPr>
-              <w:t>test</w:t>
-            </w:r>
-            <w:proofErr w:type="spellEnd"/>
-            <w:r>
-              <w:rPr>
-                <w:sz w:val="19"/>
-                <w:szCs w:val="19"/>
-              </w:rPr>
-              <w:t>(</w:t>
-            </w:r>
-            <w:proofErr w:type="gramEnd"/>
-            <w:r>
-              <w:rPr>
-                <w:sz w:val="19"/>
-                <w:szCs w:val="19"/>
-              </w:rPr>
-              <w:t xml:space="preserve">'Status code </w:t>
+              <w:t>pm.test</w:t>
+            </w:r>
+            <w:proofErr w:type="spellEnd"/>
+            <w:r>
+              <w:rPr>
+                <w:sz w:val="19"/>
+                <w:szCs w:val="19"/>
+              </w:rPr>
+              <w:t xml:space="preserve">('Status code </w:t>
             </w:r>
             <w:proofErr w:type="spellStart"/>
             <w:r>
@@ -13905,45 +13433,20 @@
               <w:t xml:space="preserve">  </w:t>
             </w:r>
             <w:proofErr w:type="spellStart"/>
-            <w:proofErr w:type="gramStart"/>
-            <w:r>
-              <w:rPr>
-                <w:sz w:val="19"/>
-                <w:szCs w:val="19"/>
-              </w:rPr>
-              <w:t>pm.response.to.have</w:t>
-            </w:r>
-            <w:proofErr w:type="gramEnd"/>
-            <w:r>
-              <w:rPr>
-                <w:sz w:val="19"/>
-                <w:szCs w:val="19"/>
-              </w:rPr>
-              <w:t>.</w:t>
-            </w:r>
-            <w:proofErr w:type="gramStart"/>
-            <w:r>
-              <w:rPr>
-                <w:sz w:val="19"/>
-                <w:szCs w:val="19"/>
-              </w:rPr>
-              <w:t>status</w:t>
-            </w:r>
-            <w:proofErr w:type="spellEnd"/>
-            <w:r>
-              <w:rPr>
-                <w:sz w:val="19"/>
-                <w:szCs w:val="19"/>
-              </w:rPr>
-              <w:t>(</w:t>
-            </w:r>
-            <w:proofErr w:type="gramEnd"/>
-            <w:r>
-              <w:rPr>
-                <w:sz w:val="19"/>
-                <w:szCs w:val="19"/>
-              </w:rPr>
-              <w:t>200);</w:t>
+            <w:r>
+              <w:rPr>
+                <w:sz w:val="19"/>
+                <w:szCs w:val="19"/>
+              </w:rPr>
+              <w:t>pm.response.to.have.status</w:t>
+            </w:r>
+            <w:proofErr w:type="spellEnd"/>
+            <w:r>
+              <w:rPr>
+                <w:sz w:val="19"/>
+                <w:szCs w:val="19"/>
+              </w:rPr>
+              <w:t>(200);</w:t>
             </w:r>
           </w:p>
           <w:p>
@@ -13985,31 +13488,15 @@
                 <w:sz w:val="19"/>
                 <w:szCs w:val="19"/>
               </w:rPr>
-              <w:t>pm.</w:t>
-            </w:r>
-            <w:proofErr w:type="gramStart"/>
-            <w:r>
-              <w:rPr>
-                <w:sz w:val="19"/>
-                <w:szCs w:val="19"/>
-              </w:rPr>
-              <w:t>test</w:t>
-            </w:r>
-            <w:proofErr w:type="spellEnd"/>
-            <w:r>
-              <w:rPr>
-                <w:sz w:val="19"/>
-                <w:szCs w:val="19"/>
-              </w:rPr>
-              <w:t>(</w:t>
-            </w:r>
-            <w:proofErr w:type="gramEnd"/>
-            <w:r>
-              <w:rPr>
-                <w:sz w:val="19"/>
-                <w:szCs w:val="19"/>
-              </w:rPr>
-              <w:t xml:space="preserve">'Data yang </w:t>
+              <w:t>pm.test</w:t>
+            </w:r>
+            <w:proofErr w:type="spellEnd"/>
+            <w:r>
+              <w:rPr>
+                <w:sz w:val="19"/>
+                <w:szCs w:val="19"/>
+              </w:rPr>
+              <w:t xml:space="preserve">('Data yang </w:t>
             </w:r>
             <w:proofErr w:type="spellStart"/>
             <w:r>
@@ -14126,93 +13613,36 @@
               <w:t xml:space="preserve"> = </w:t>
             </w:r>
             <w:proofErr w:type="spellStart"/>
-            <w:proofErr w:type="gramStart"/>
-            <w:r>
-              <w:rPr>
-                <w:sz w:val="19"/>
-                <w:szCs w:val="19"/>
-              </w:rPr>
-              <w:t>pm.response</w:t>
-            </w:r>
-            <w:proofErr w:type="gramEnd"/>
-            <w:r>
-              <w:rPr>
-                <w:sz w:val="19"/>
-                <w:szCs w:val="19"/>
-              </w:rPr>
-              <w:t>.</w:t>
-            </w:r>
-            <w:proofErr w:type="gramStart"/>
-            <w:r>
-              <w:rPr>
-                <w:sz w:val="19"/>
-                <w:szCs w:val="19"/>
-              </w:rPr>
-              <w:t>json</w:t>
-            </w:r>
-            <w:proofErr w:type="spellEnd"/>
-            <w:r>
-              <w:rPr>
-                <w:sz w:val="19"/>
-                <w:szCs w:val="19"/>
-              </w:rPr>
-              <w:t>(</w:t>
-            </w:r>
-            <w:proofErr w:type="gramEnd"/>
-            <w:r>
-              <w:rPr>
-                <w:sz w:val="19"/>
-                <w:szCs w:val="19"/>
-              </w:rPr>
-              <w:t>);</w:t>
-            </w:r>
-          </w:p>
-          <w:p>
-            <w:pPr>
-              <w:spacing w:after="40" w:line="260" w:lineRule="auto"/>
-              <w:rPr>
-                <w:sz w:val="19"/>
-                <w:szCs w:val="19"/>
-              </w:rPr>
-            </w:pPr>
-            <w:r>
-              <w:rPr>
-                <w:sz w:val="19"/>
-                <w:szCs w:val="19"/>
-              </w:rPr>
-              <w:t xml:space="preserve">  </w:t>
-            </w:r>
-            <w:proofErr w:type="gramStart"/>
-            <w:r>
-              <w:rPr>
-                <w:sz w:val="19"/>
-                <w:szCs w:val="19"/>
-              </w:rPr>
-              <w:t>pm.expect</w:t>
-            </w:r>
-            <w:proofErr w:type="gramEnd"/>
-            <w:r>
-              <w:rPr>
-                <w:sz w:val="19"/>
-                <w:szCs w:val="19"/>
-              </w:rPr>
-              <w:t>(jsonData.id</w:t>
-            </w:r>
-            <w:proofErr w:type="gramStart"/>
-            <w:r>
-              <w:rPr>
-                <w:sz w:val="19"/>
-                <w:szCs w:val="19"/>
-              </w:rPr>
-              <w:t>).to.eql</w:t>
-            </w:r>
-            <w:proofErr w:type="gramEnd"/>
-            <w:r>
-              <w:rPr>
-                <w:sz w:val="19"/>
-                <w:szCs w:val="19"/>
-              </w:rPr>
-              <w:t>(</w:t>
+            <w:r>
+              <w:rPr>
+                <w:sz w:val="19"/>
+                <w:szCs w:val="19"/>
+              </w:rPr>
+              <w:t>pm.response.json</w:t>
+            </w:r>
+            <w:proofErr w:type="spellEnd"/>
+            <w:r>
+              <w:rPr>
+                <w:sz w:val="19"/>
+                <w:szCs w:val="19"/>
+              </w:rPr>
+              <w:t>();</w:t>
+            </w:r>
+          </w:p>
+          <w:p>
+            <w:pPr>
+              <w:spacing w:after="40" w:line="260" w:lineRule="auto"/>
+              <w:rPr>
+                <w:sz w:val="19"/>
+                <w:szCs w:val="19"/>
+              </w:rPr>
+            </w:pPr>
+            <w:r>
+              <w:rPr>
+                <w:sz w:val="19"/>
+                <w:szCs w:val="19"/>
+              </w:rPr>
+              <w:t>  pm.expect(jsonData.id).to.eql(</w:t>
             </w:r>
             <w:r>
               <w:rPr>
@@ -14247,7 +13677,6 @@
               <w:t xml:space="preserve">  </w:t>
             </w:r>
             <w:proofErr w:type="spellStart"/>
-            <w:proofErr w:type="gramStart"/>
             <w:r>
               <w:rPr>
                 <w:sz w:val="19"/>
@@ -14256,7 +13685,6 @@
               <w:t>pm.expect</w:t>
             </w:r>
             <w:proofErr w:type="spellEnd"/>
-            <w:proofErr w:type="gramEnd"/>
             <w:r>
               <w:rPr>
                 <w:sz w:val="19"/>
@@ -14273,7 +13701,6 @@
               <w:t>jsonData.nama</w:t>
             </w:r>
             <w:proofErr w:type="spellEnd"/>
-            <w:proofErr w:type="gramStart"/>
             <w:r>
               <w:rPr>
                 <w:sz w:val="19"/>
@@ -14290,7 +13717,6 @@
               <w:t>to.eql</w:t>
             </w:r>
             <w:proofErr w:type="spellEnd"/>
-            <w:proofErr w:type="gramEnd"/>
             <w:r>
               <w:rPr>
                 <w:sz w:val="19"/>
@@ -14470,31 +13896,15 @@
                 <w:sz w:val="19"/>
                 <w:szCs w:val="19"/>
               </w:rPr>
-              <w:t>pm.</w:t>
-            </w:r>
-            <w:proofErr w:type="gramStart"/>
-            <w:r>
-              <w:rPr>
-                <w:sz w:val="19"/>
-                <w:szCs w:val="19"/>
-              </w:rPr>
-              <w:t>test</w:t>
-            </w:r>
-            <w:proofErr w:type="spellEnd"/>
-            <w:r>
-              <w:rPr>
-                <w:sz w:val="19"/>
-                <w:szCs w:val="19"/>
-              </w:rPr>
-              <w:t>(</w:t>
-            </w:r>
-            <w:proofErr w:type="gramEnd"/>
-            <w:r>
-              <w:rPr>
-                <w:sz w:val="19"/>
-                <w:szCs w:val="19"/>
-              </w:rPr>
-              <w:t xml:space="preserve">'Status code </w:t>
+              <w:t>pm.test</w:t>
+            </w:r>
+            <w:proofErr w:type="spellEnd"/>
+            <w:r>
+              <w:rPr>
+                <w:sz w:val="19"/>
+                <w:szCs w:val="19"/>
+              </w:rPr>
+              <w:t xml:space="preserve">('Status code </w:t>
             </w:r>
             <w:proofErr w:type="spellStart"/>
             <w:r>
@@ -14545,45 +13955,20 @@
               <w:t xml:space="preserve">  </w:t>
             </w:r>
             <w:proofErr w:type="spellStart"/>
-            <w:proofErr w:type="gramStart"/>
-            <w:r>
-              <w:rPr>
-                <w:sz w:val="19"/>
-                <w:szCs w:val="19"/>
-              </w:rPr>
-              <w:t>pm.response.to.have</w:t>
-            </w:r>
-            <w:proofErr w:type="gramEnd"/>
-            <w:r>
-              <w:rPr>
-                <w:sz w:val="19"/>
-                <w:szCs w:val="19"/>
-              </w:rPr>
-              <w:t>.</w:t>
-            </w:r>
-            <w:proofErr w:type="gramStart"/>
-            <w:r>
-              <w:rPr>
-                <w:sz w:val="19"/>
-                <w:szCs w:val="19"/>
-              </w:rPr>
-              <w:t>status</w:t>
-            </w:r>
-            <w:proofErr w:type="spellEnd"/>
-            <w:r>
-              <w:rPr>
-                <w:sz w:val="19"/>
-                <w:szCs w:val="19"/>
-              </w:rPr>
-              <w:t>(</w:t>
-            </w:r>
-            <w:proofErr w:type="gramEnd"/>
-            <w:r>
-              <w:rPr>
-                <w:sz w:val="19"/>
-                <w:szCs w:val="19"/>
-              </w:rPr>
-              <w:t>200);</w:t>
+            <w:r>
+              <w:rPr>
+                <w:sz w:val="19"/>
+                <w:szCs w:val="19"/>
+              </w:rPr>
+              <w:t>pm.response.to.have.status</w:t>
+            </w:r>
+            <w:proofErr w:type="spellEnd"/>
+            <w:r>
+              <w:rPr>
+                <w:sz w:val="19"/>
+                <w:szCs w:val="19"/>
+              </w:rPr>
+              <w:t>(200);</w:t>
             </w:r>
           </w:p>
           <w:p>
@@ -14625,31 +14010,15 @@
                 <w:sz w:val="19"/>
                 <w:szCs w:val="19"/>
               </w:rPr>
-              <w:t>pm.</w:t>
-            </w:r>
-            <w:proofErr w:type="gramStart"/>
-            <w:r>
-              <w:rPr>
-                <w:sz w:val="19"/>
-                <w:szCs w:val="19"/>
-              </w:rPr>
-              <w:t>test</w:t>
-            </w:r>
-            <w:proofErr w:type="spellEnd"/>
-            <w:r>
-              <w:rPr>
-                <w:sz w:val="19"/>
-                <w:szCs w:val="19"/>
-              </w:rPr>
-              <w:t>(</w:t>
-            </w:r>
-            <w:proofErr w:type="gramEnd"/>
-            <w:r>
-              <w:rPr>
-                <w:sz w:val="19"/>
-                <w:szCs w:val="19"/>
-              </w:rPr>
-              <w:t xml:space="preserve">'Data yang </w:t>
+              <w:t>pm.test</w:t>
+            </w:r>
+            <w:proofErr w:type="spellEnd"/>
+            <w:r>
+              <w:rPr>
+                <w:sz w:val="19"/>
+                <w:szCs w:val="19"/>
+              </w:rPr>
+              <w:t xml:space="preserve">('Data yang </w:t>
             </w:r>
             <w:proofErr w:type="spellStart"/>
             <w:r>
@@ -14766,93 +14135,36 @@
               <w:t xml:space="preserve"> = </w:t>
             </w:r>
             <w:proofErr w:type="spellStart"/>
-            <w:proofErr w:type="gramStart"/>
-            <w:r>
-              <w:rPr>
-                <w:sz w:val="19"/>
-                <w:szCs w:val="19"/>
-              </w:rPr>
-              <w:t>pm.response</w:t>
-            </w:r>
-            <w:proofErr w:type="gramEnd"/>
-            <w:r>
-              <w:rPr>
-                <w:sz w:val="19"/>
-                <w:szCs w:val="19"/>
-              </w:rPr>
-              <w:t>.</w:t>
-            </w:r>
-            <w:proofErr w:type="gramStart"/>
-            <w:r>
-              <w:rPr>
-                <w:sz w:val="19"/>
-                <w:szCs w:val="19"/>
-              </w:rPr>
-              <w:t>json</w:t>
-            </w:r>
-            <w:proofErr w:type="spellEnd"/>
-            <w:r>
-              <w:rPr>
-                <w:sz w:val="19"/>
-                <w:szCs w:val="19"/>
-              </w:rPr>
-              <w:t>(</w:t>
-            </w:r>
-            <w:proofErr w:type="gramEnd"/>
-            <w:r>
-              <w:rPr>
-                <w:sz w:val="19"/>
-                <w:szCs w:val="19"/>
-              </w:rPr>
-              <w:t>);</w:t>
-            </w:r>
-          </w:p>
-          <w:p>
-            <w:pPr>
-              <w:spacing w:after="40" w:line="260" w:lineRule="auto"/>
-              <w:rPr>
-                <w:sz w:val="19"/>
-                <w:szCs w:val="19"/>
-              </w:rPr>
-            </w:pPr>
-            <w:r>
-              <w:rPr>
-                <w:sz w:val="19"/>
-                <w:szCs w:val="19"/>
-              </w:rPr>
-              <w:t xml:space="preserve">  </w:t>
-            </w:r>
-            <w:proofErr w:type="gramStart"/>
-            <w:r>
-              <w:rPr>
-                <w:sz w:val="19"/>
-                <w:szCs w:val="19"/>
-              </w:rPr>
-              <w:t>pm.expect</w:t>
-            </w:r>
-            <w:proofErr w:type="gramEnd"/>
-            <w:r>
-              <w:rPr>
-                <w:sz w:val="19"/>
-                <w:szCs w:val="19"/>
-              </w:rPr>
-              <w:t>(jsonData.id</w:t>
-            </w:r>
-            <w:proofErr w:type="gramStart"/>
-            <w:r>
-              <w:rPr>
-                <w:sz w:val="19"/>
-                <w:szCs w:val="19"/>
-              </w:rPr>
-              <w:t>).to.eql</w:t>
-            </w:r>
-            <w:proofErr w:type="gramEnd"/>
-            <w:r>
-              <w:rPr>
-                <w:sz w:val="19"/>
-                <w:szCs w:val="19"/>
-              </w:rPr>
-              <w:t>(</w:t>
+            <w:r>
+              <w:rPr>
+                <w:sz w:val="19"/>
+                <w:szCs w:val="19"/>
+              </w:rPr>
+              <w:t>pm.response.json</w:t>
+            </w:r>
+            <w:proofErr w:type="spellEnd"/>
+            <w:r>
+              <w:rPr>
+                <w:sz w:val="19"/>
+                <w:szCs w:val="19"/>
+              </w:rPr>
+              <w:t>();</w:t>
+            </w:r>
+          </w:p>
+          <w:p>
+            <w:pPr>
+              <w:spacing w:after="40" w:line="260" w:lineRule="auto"/>
+              <w:rPr>
+                <w:sz w:val="19"/>
+                <w:szCs w:val="19"/>
+              </w:rPr>
+            </w:pPr>
+            <w:r>
+              <w:rPr>
+                <w:sz w:val="19"/>
+                <w:szCs w:val="19"/>
+              </w:rPr>
+              <w:t>  pm.expect(jsonData.id).to.eql(</w:t>
             </w:r>
             <w:r>
               <w:rPr>
@@ -14887,7 +14199,6 @@
               <w:t xml:space="preserve">  </w:t>
             </w:r>
             <w:proofErr w:type="spellStart"/>
-            <w:proofErr w:type="gramStart"/>
             <w:r>
               <w:rPr>
                 <w:sz w:val="19"/>
@@ -14896,7 +14207,6 @@
               <w:t>pm.expect</w:t>
             </w:r>
             <w:proofErr w:type="spellEnd"/>
-            <w:proofErr w:type="gramEnd"/>
             <w:r>
               <w:rPr>
                 <w:sz w:val="19"/>
@@ -14913,7 +14223,6 @@
               <w:t>jsonData.nama</w:t>
             </w:r>
             <w:proofErr w:type="spellEnd"/>
-            <w:proofErr w:type="gramStart"/>
             <w:r>
               <w:rPr>
                 <w:sz w:val="19"/>
@@ -14930,7 +14239,6 @@
               <w:t>to.eql</w:t>
             </w:r>
             <w:proofErr w:type="spellEnd"/>
-            <w:proofErr w:type="gramEnd"/>
             <w:r>
               <w:rPr>
                 <w:sz w:val="19"/>
@@ -15111,31 +14419,15 @@
                 <w:sz w:val="19"/>
                 <w:szCs w:val="19"/>
               </w:rPr>
-              <w:t>pm.</w:t>
-            </w:r>
-            <w:proofErr w:type="gramStart"/>
-            <w:r>
-              <w:rPr>
-                <w:sz w:val="19"/>
-                <w:szCs w:val="19"/>
-              </w:rPr>
-              <w:t>test</w:t>
-            </w:r>
-            <w:proofErr w:type="spellEnd"/>
-            <w:r>
-              <w:rPr>
-                <w:sz w:val="19"/>
-                <w:szCs w:val="19"/>
-              </w:rPr>
-              <w:t>(</w:t>
-            </w:r>
-            <w:proofErr w:type="gramEnd"/>
-            <w:r>
-              <w:rPr>
-                <w:sz w:val="19"/>
-                <w:szCs w:val="19"/>
-              </w:rPr>
-              <w:t xml:space="preserve">'Status code </w:t>
+              <w:t>pm.test</w:t>
+            </w:r>
+            <w:proofErr w:type="spellEnd"/>
+            <w:r>
+              <w:rPr>
+                <w:sz w:val="19"/>
+                <w:szCs w:val="19"/>
+              </w:rPr>
+              <w:t xml:space="preserve">('Status code </w:t>
             </w:r>
             <w:proofErr w:type="spellStart"/>
             <w:r>
@@ -15186,45 +14478,20 @@
               <w:t xml:space="preserve">  </w:t>
             </w:r>
             <w:proofErr w:type="spellStart"/>
-            <w:proofErr w:type="gramStart"/>
-            <w:r>
-              <w:rPr>
-                <w:sz w:val="19"/>
-                <w:szCs w:val="19"/>
-              </w:rPr>
-              <w:t>pm.response.to.have</w:t>
-            </w:r>
-            <w:proofErr w:type="gramEnd"/>
-            <w:r>
-              <w:rPr>
-                <w:sz w:val="19"/>
-                <w:szCs w:val="19"/>
-              </w:rPr>
-              <w:t>.</w:t>
-            </w:r>
-            <w:proofErr w:type="gramStart"/>
-            <w:r>
-              <w:rPr>
-                <w:sz w:val="19"/>
-                <w:szCs w:val="19"/>
-              </w:rPr>
-              <w:t>status</w:t>
-            </w:r>
-            <w:proofErr w:type="spellEnd"/>
-            <w:r>
-              <w:rPr>
-                <w:sz w:val="19"/>
-                <w:szCs w:val="19"/>
-              </w:rPr>
-              <w:t>(</w:t>
-            </w:r>
-            <w:proofErr w:type="gramEnd"/>
-            <w:r>
-              <w:rPr>
-                <w:sz w:val="19"/>
-                <w:szCs w:val="19"/>
-              </w:rPr>
-              <w:t>204);</w:t>
+            <w:r>
+              <w:rPr>
+                <w:sz w:val="19"/>
+                <w:szCs w:val="19"/>
+              </w:rPr>
+              <w:t>pm.response.to.have.status</w:t>
+            </w:r>
+            <w:proofErr w:type="spellEnd"/>
+            <w:r>
+              <w:rPr>
+                <w:sz w:val="19"/>
+                <w:szCs w:val="19"/>
+              </w:rPr>
+              <w:t>(204);</w:t>
             </w:r>
           </w:p>
           <w:p>
@@ -15266,31 +14533,15 @@
                 <w:sz w:val="19"/>
                 <w:szCs w:val="19"/>
               </w:rPr>
-              <w:t>pm.</w:t>
-            </w:r>
-            <w:proofErr w:type="gramStart"/>
-            <w:r>
-              <w:rPr>
-                <w:sz w:val="19"/>
-                <w:szCs w:val="19"/>
-              </w:rPr>
-              <w:t>test</w:t>
-            </w:r>
-            <w:proofErr w:type="spellEnd"/>
-            <w:r>
-              <w:rPr>
-                <w:sz w:val="19"/>
-                <w:szCs w:val="19"/>
-              </w:rPr>
-              <w:t>(</w:t>
-            </w:r>
-            <w:proofErr w:type="gramEnd"/>
-            <w:r>
-              <w:rPr>
-                <w:sz w:val="19"/>
-                <w:szCs w:val="19"/>
-              </w:rPr>
-              <w:t xml:space="preserve">'Response </w:t>
+              <w:t>pm.test</w:t>
+            </w:r>
+            <w:proofErr w:type="spellEnd"/>
+            <w:r>
+              <w:rPr>
+                <w:sz w:val="19"/>
+                <w:szCs w:val="19"/>
+              </w:rPr>
+              <w:t xml:space="preserve">('Response </w:t>
             </w:r>
             <w:proofErr w:type="spellStart"/>
             <w:r>
@@ -15373,7 +14624,6 @@
               <w:t xml:space="preserve">  </w:t>
             </w:r>
             <w:proofErr w:type="spellStart"/>
-            <w:proofErr w:type="gramStart"/>
             <w:r>
               <w:rPr>
                 <w:sz w:val="19"/>
@@ -15382,7 +14632,6 @@
               <w:t>pm.expect</w:t>
             </w:r>
             <w:proofErr w:type="spellEnd"/>
-            <w:proofErr w:type="gramEnd"/>
             <w:r>
               <w:rPr>
                 <w:sz w:val="19"/>
@@ -15391,37 +14640,20 @@
               <w:t>(</w:t>
             </w:r>
             <w:proofErr w:type="spellStart"/>
-            <w:proofErr w:type="gramStart"/>
-            <w:r>
-              <w:rPr>
-                <w:sz w:val="19"/>
-                <w:szCs w:val="19"/>
-              </w:rPr>
-              <w:t>pm.response</w:t>
-            </w:r>
-            <w:proofErr w:type="gramEnd"/>
-            <w:r>
-              <w:rPr>
-                <w:sz w:val="19"/>
-                <w:szCs w:val="19"/>
-              </w:rPr>
-              <w:t>.text</w:t>
-            </w:r>
-            <w:proofErr w:type="spellEnd"/>
-            <w:r>
-              <w:rPr>
-                <w:sz w:val="19"/>
-                <w:szCs w:val="19"/>
-              </w:rPr>
-              <w:t>()</w:t>
-            </w:r>
-            <w:proofErr w:type="gramStart"/>
-            <w:r>
-              <w:rPr>
-                <w:sz w:val="19"/>
-                <w:szCs w:val="19"/>
-              </w:rPr>
-              <w:t>).</w:t>
+            <w:r>
+              <w:rPr>
+                <w:sz w:val="19"/>
+                <w:szCs w:val="19"/>
+              </w:rPr>
+              <w:t>pm.response.text</w:t>
+            </w:r>
+            <w:proofErr w:type="spellEnd"/>
+            <w:r>
+              <w:rPr>
+                <w:sz w:val="19"/>
+                <w:szCs w:val="19"/>
+              </w:rPr>
+              <w:t>()).</w:t>
             </w:r>
             <w:proofErr w:type="spellStart"/>
             <w:r>
@@ -15432,7 +14664,6 @@
               <w:t>to.eql</w:t>
             </w:r>
             <w:proofErr w:type="spellEnd"/>
-            <w:proofErr w:type="gramEnd"/>
             <w:r>
               <w:rPr>
                 <w:sz w:val="19"/>
@@ -15614,31 +14845,15 @@
                 <w:sz w:val="19"/>
                 <w:szCs w:val="19"/>
               </w:rPr>
-              <w:t>pm.</w:t>
-            </w:r>
-            <w:proofErr w:type="gramStart"/>
-            <w:r>
-              <w:rPr>
-                <w:sz w:val="19"/>
-                <w:szCs w:val="19"/>
-              </w:rPr>
-              <w:t>test</w:t>
-            </w:r>
-            <w:proofErr w:type="spellEnd"/>
-            <w:r>
-              <w:rPr>
-                <w:sz w:val="19"/>
-                <w:szCs w:val="19"/>
-              </w:rPr>
-              <w:t>(</w:t>
-            </w:r>
-            <w:proofErr w:type="gramEnd"/>
-            <w:r>
-              <w:rPr>
-                <w:sz w:val="19"/>
-                <w:szCs w:val="19"/>
-              </w:rPr>
-              <w:t xml:space="preserve">'Status code </w:t>
+              <w:t>pm.test</w:t>
+            </w:r>
+            <w:proofErr w:type="spellEnd"/>
+            <w:r>
+              <w:rPr>
+                <w:sz w:val="19"/>
+                <w:szCs w:val="19"/>
+              </w:rPr>
+              <w:t xml:space="preserve">('Status code </w:t>
             </w:r>
             <w:proofErr w:type="spellStart"/>
             <w:r>
@@ -15689,45 +14904,20 @@
               <w:t xml:space="preserve">  </w:t>
             </w:r>
             <w:proofErr w:type="spellStart"/>
-            <w:proofErr w:type="gramStart"/>
-            <w:r>
-              <w:rPr>
-                <w:sz w:val="19"/>
-                <w:szCs w:val="19"/>
-              </w:rPr>
-              <w:t>pm.response.to.have</w:t>
-            </w:r>
-            <w:proofErr w:type="gramEnd"/>
-            <w:r>
-              <w:rPr>
-                <w:sz w:val="19"/>
-                <w:szCs w:val="19"/>
-              </w:rPr>
-              <w:t>.</w:t>
-            </w:r>
-            <w:proofErr w:type="gramStart"/>
-            <w:r>
-              <w:rPr>
-                <w:sz w:val="19"/>
-                <w:szCs w:val="19"/>
-              </w:rPr>
-              <w:t>status</w:t>
-            </w:r>
-            <w:proofErr w:type="spellEnd"/>
-            <w:r>
-              <w:rPr>
-                <w:sz w:val="19"/>
-                <w:szCs w:val="19"/>
-              </w:rPr>
-              <w:t>(</w:t>
-            </w:r>
-            <w:proofErr w:type="gramEnd"/>
-            <w:r>
-              <w:rPr>
-                <w:sz w:val="19"/>
-                <w:szCs w:val="19"/>
-              </w:rPr>
-              <w:t>404);</w:t>
+            <w:r>
+              <w:rPr>
+                <w:sz w:val="19"/>
+                <w:szCs w:val="19"/>
+              </w:rPr>
+              <w:t>pm.response.to.have.status</w:t>
+            </w:r>
+            <w:proofErr w:type="spellEnd"/>
+            <w:r>
+              <w:rPr>
+                <w:sz w:val="19"/>
+                <w:szCs w:val="19"/>
+              </w:rPr>
+              <w:t>(404);</w:t>
             </w:r>
           </w:p>
           <w:p>
@@ -15769,31 +14959,15 @@
                 <w:sz w:val="19"/>
                 <w:szCs w:val="19"/>
               </w:rPr>
-              <w:t>pm.</w:t>
-            </w:r>
-            <w:proofErr w:type="gramStart"/>
-            <w:r>
-              <w:rPr>
-                <w:sz w:val="19"/>
-                <w:szCs w:val="19"/>
-              </w:rPr>
-              <w:t>test</w:t>
-            </w:r>
-            <w:proofErr w:type="spellEnd"/>
-            <w:r>
-              <w:rPr>
-                <w:sz w:val="19"/>
-                <w:szCs w:val="19"/>
-              </w:rPr>
-              <w:t>(</w:t>
-            </w:r>
-            <w:proofErr w:type="gramEnd"/>
-            <w:r>
-              <w:rPr>
-                <w:sz w:val="19"/>
-                <w:szCs w:val="19"/>
-              </w:rPr>
-              <w:t>'</w:t>
+              <w:t>pm.test</w:t>
+            </w:r>
+            <w:proofErr w:type="spellEnd"/>
+            <w:r>
+              <w:rPr>
+                <w:sz w:val="19"/>
+                <w:szCs w:val="19"/>
+              </w:rPr>
+              <w:t>('</w:t>
             </w:r>
             <w:proofErr w:type="spellStart"/>
             <w:r>
@@ -15876,7 +15050,6 @@
               <w:t xml:space="preserve">  </w:t>
             </w:r>
             <w:proofErr w:type="spellStart"/>
-            <w:proofErr w:type="gramStart"/>
             <w:r>
               <w:rPr>
                 <w:sz w:val="19"/>
@@ -15885,7 +15058,6 @@
               <w:t>pm.expect</w:t>
             </w:r>
             <w:proofErr w:type="spellEnd"/>
-            <w:proofErr w:type="gramEnd"/>
             <w:r>
               <w:rPr>
                 <w:sz w:val="19"/>
@@ -15894,37 +15066,20 @@
               <w:t>(</w:t>
             </w:r>
             <w:proofErr w:type="spellStart"/>
-            <w:proofErr w:type="gramStart"/>
-            <w:r>
-              <w:rPr>
-                <w:sz w:val="19"/>
-                <w:szCs w:val="19"/>
-              </w:rPr>
-              <w:t>pm.response</w:t>
-            </w:r>
-            <w:proofErr w:type="gramEnd"/>
-            <w:r>
-              <w:rPr>
-                <w:sz w:val="19"/>
-                <w:szCs w:val="19"/>
-              </w:rPr>
-              <w:t>.json</w:t>
-            </w:r>
-            <w:proofErr w:type="spellEnd"/>
-            <w:r>
-              <w:rPr>
-                <w:sz w:val="19"/>
-                <w:szCs w:val="19"/>
-              </w:rPr>
-              <w:t>(</w:t>
-            </w:r>
-            <w:proofErr w:type="gramStart"/>
-            <w:r>
-              <w:rPr>
-                <w:sz w:val="19"/>
-                <w:szCs w:val="19"/>
-              </w:rPr>
-              <w:t>).message).</w:t>
+            <w:r>
+              <w:rPr>
+                <w:sz w:val="19"/>
+                <w:szCs w:val="19"/>
+              </w:rPr>
+              <w:t>pm.response.json</w:t>
+            </w:r>
+            <w:proofErr w:type="spellEnd"/>
+            <w:r>
+              <w:rPr>
+                <w:sz w:val="19"/>
+                <w:szCs w:val="19"/>
+              </w:rPr>
+              <w:t>().message).</w:t>
             </w:r>
             <w:proofErr w:type="spellStart"/>
             <w:r>
@@ -15935,7 +15090,6 @@
               <w:t>to.eql</w:t>
             </w:r>
             <w:proofErr w:type="spellEnd"/>
-            <w:proofErr w:type="gramEnd"/>
             <w:r>
               <w:rPr>
                 <w:sz w:val="19"/>
@@ -16133,31 +15287,15 @@
                 <w:sz w:val="19"/>
                 <w:szCs w:val="19"/>
               </w:rPr>
-              <w:t>pm.</w:t>
-            </w:r>
-            <w:proofErr w:type="gramStart"/>
-            <w:r>
-              <w:rPr>
-                <w:sz w:val="19"/>
-                <w:szCs w:val="19"/>
-              </w:rPr>
-              <w:t>test</w:t>
-            </w:r>
-            <w:proofErr w:type="spellEnd"/>
-            <w:r>
-              <w:rPr>
-                <w:sz w:val="19"/>
-                <w:szCs w:val="19"/>
-              </w:rPr>
-              <w:t>(</w:t>
-            </w:r>
-            <w:proofErr w:type="gramEnd"/>
-            <w:r>
-              <w:rPr>
-                <w:sz w:val="19"/>
-                <w:szCs w:val="19"/>
-              </w:rPr>
-              <w:t xml:space="preserve">'Status code </w:t>
+              <w:t>pm.test</w:t>
+            </w:r>
+            <w:proofErr w:type="spellEnd"/>
+            <w:r>
+              <w:rPr>
+                <w:sz w:val="19"/>
+                <w:szCs w:val="19"/>
+              </w:rPr>
+              <w:t xml:space="preserve">('Status code </w:t>
             </w:r>
             <w:proofErr w:type="spellStart"/>
             <w:r>
@@ -16208,45 +15346,20 @@
               <w:t xml:space="preserve">  </w:t>
             </w:r>
             <w:proofErr w:type="spellStart"/>
-            <w:proofErr w:type="gramStart"/>
-            <w:r>
-              <w:rPr>
-                <w:sz w:val="19"/>
-                <w:szCs w:val="19"/>
-              </w:rPr>
-              <w:t>pm.response.to.have</w:t>
-            </w:r>
-            <w:proofErr w:type="gramEnd"/>
-            <w:r>
-              <w:rPr>
-                <w:sz w:val="19"/>
-                <w:szCs w:val="19"/>
-              </w:rPr>
-              <w:t>.</w:t>
-            </w:r>
-            <w:proofErr w:type="gramStart"/>
-            <w:r>
-              <w:rPr>
-                <w:sz w:val="19"/>
-                <w:szCs w:val="19"/>
-              </w:rPr>
-              <w:t>status</w:t>
-            </w:r>
-            <w:proofErr w:type="spellEnd"/>
-            <w:r>
-              <w:rPr>
-                <w:sz w:val="19"/>
-                <w:szCs w:val="19"/>
-              </w:rPr>
-              <w:t>(</w:t>
-            </w:r>
-            <w:proofErr w:type="gramEnd"/>
-            <w:r>
-              <w:rPr>
-                <w:sz w:val="19"/>
-                <w:szCs w:val="19"/>
-              </w:rPr>
-              <w:t>401);</w:t>
+            <w:r>
+              <w:rPr>
+                <w:sz w:val="19"/>
+                <w:szCs w:val="19"/>
+              </w:rPr>
+              <w:t>pm.response.to.have.status</w:t>
+            </w:r>
+            <w:proofErr w:type="spellEnd"/>
+            <w:r>
+              <w:rPr>
+                <w:sz w:val="19"/>
+                <w:szCs w:val="19"/>
+              </w:rPr>
+              <w:t>(401);</w:t>
             </w:r>
           </w:p>
           <w:p>
@@ -16288,31 +15401,15 @@
                 <w:sz w:val="19"/>
                 <w:szCs w:val="19"/>
               </w:rPr>
-              <w:t>pm.</w:t>
-            </w:r>
-            <w:proofErr w:type="gramStart"/>
-            <w:r>
-              <w:rPr>
-                <w:sz w:val="19"/>
-                <w:szCs w:val="19"/>
-              </w:rPr>
-              <w:t>test</w:t>
-            </w:r>
-            <w:proofErr w:type="spellEnd"/>
-            <w:r>
-              <w:rPr>
-                <w:sz w:val="19"/>
-                <w:szCs w:val="19"/>
-              </w:rPr>
-              <w:t>(</w:t>
-            </w:r>
-            <w:proofErr w:type="gramEnd"/>
-            <w:r>
-              <w:rPr>
-                <w:sz w:val="19"/>
-                <w:szCs w:val="19"/>
-              </w:rPr>
-              <w:t>'</w:t>
+              <w:t>pm.test</w:t>
+            </w:r>
+            <w:proofErr w:type="spellEnd"/>
+            <w:r>
+              <w:rPr>
+                <w:sz w:val="19"/>
+                <w:szCs w:val="19"/>
+              </w:rPr>
+              <w:t>('</w:t>
             </w:r>
             <w:proofErr w:type="spellStart"/>
             <w:r>
@@ -16379,7 +15476,6 @@
               <w:t xml:space="preserve">  </w:t>
             </w:r>
             <w:proofErr w:type="spellStart"/>
-            <w:proofErr w:type="gramStart"/>
             <w:r>
               <w:rPr>
                 <w:sz w:val="19"/>
@@ -16388,7 +15484,6 @@
               <w:t>pm.expect</w:t>
             </w:r>
             <w:proofErr w:type="spellEnd"/>
-            <w:proofErr w:type="gramEnd"/>
             <w:r>
               <w:rPr>
                 <w:sz w:val="19"/>
@@ -16397,37 +15492,20 @@
               <w:t>(</w:t>
             </w:r>
             <w:proofErr w:type="spellStart"/>
-            <w:proofErr w:type="gramStart"/>
-            <w:r>
-              <w:rPr>
-                <w:sz w:val="19"/>
-                <w:szCs w:val="19"/>
-              </w:rPr>
-              <w:t>pm.response</w:t>
-            </w:r>
-            <w:proofErr w:type="gramEnd"/>
-            <w:r>
-              <w:rPr>
-                <w:sz w:val="19"/>
-                <w:szCs w:val="19"/>
-              </w:rPr>
-              <w:t>.json</w:t>
-            </w:r>
-            <w:proofErr w:type="spellEnd"/>
-            <w:r>
-              <w:rPr>
-                <w:sz w:val="19"/>
-                <w:szCs w:val="19"/>
-              </w:rPr>
-              <w:t>(</w:t>
-            </w:r>
-            <w:proofErr w:type="gramStart"/>
-            <w:r>
-              <w:rPr>
-                <w:sz w:val="19"/>
-                <w:szCs w:val="19"/>
-              </w:rPr>
-              <w:t>).message).</w:t>
+            <w:r>
+              <w:rPr>
+                <w:sz w:val="19"/>
+                <w:szCs w:val="19"/>
+              </w:rPr>
+              <w:t>pm.response.json</w:t>
+            </w:r>
+            <w:proofErr w:type="spellEnd"/>
+            <w:r>
+              <w:rPr>
+                <w:sz w:val="19"/>
+                <w:szCs w:val="19"/>
+              </w:rPr>
+              <w:t>().message).</w:t>
             </w:r>
             <w:proofErr w:type="spellStart"/>
             <w:r>
@@ -16438,7 +15516,6 @@
               <w:t>to.eql</w:t>
             </w:r>
             <w:proofErr w:type="spellEnd"/>
-            <w:proofErr w:type="gramEnd"/>
             <w:r>
               <w:rPr>
                 <w:sz w:val="19"/>
@@ -16620,31 +15697,15 @@
                 <w:sz w:val="19"/>
                 <w:szCs w:val="19"/>
               </w:rPr>
-              <w:t>pm.</w:t>
-            </w:r>
-            <w:proofErr w:type="gramStart"/>
-            <w:r>
-              <w:rPr>
-                <w:sz w:val="19"/>
-                <w:szCs w:val="19"/>
-              </w:rPr>
-              <w:t>test</w:t>
-            </w:r>
-            <w:proofErr w:type="spellEnd"/>
-            <w:r>
-              <w:rPr>
-                <w:sz w:val="19"/>
-                <w:szCs w:val="19"/>
-              </w:rPr>
-              <w:t>(</w:t>
-            </w:r>
-            <w:proofErr w:type="gramEnd"/>
-            <w:r>
-              <w:rPr>
-                <w:sz w:val="19"/>
-                <w:szCs w:val="19"/>
-              </w:rPr>
-              <w:t xml:space="preserve">'Status code </w:t>
+              <w:t>pm.test</w:t>
+            </w:r>
+            <w:proofErr w:type="spellEnd"/>
+            <w:r>
+              <w:rPr>
+                <w:sz w:val="19"/>
+                <w:szCs w:val="19"/>
+              </w:rPr>
+              <w:t xml:space="preserve">('Status code </w:t>
             </w:r>
             <w:proofErr w:type="spellStart"/>
             <w:r>
@@ -16695,45 +15756,20 @@
               <w:t xml:space="preserve">  </w:t>
             </w:r>
             <w:proofErr w:type="spellStart"/>
-            <w:proofErr w:type="gramStart"/>
-            <w:r>
-              <w:rPr>
-                <w:sz w:val="19"/>
-                <w:szCs w:val="19"/>
-              </w:rPr>
-              <w:t>pm.response.to.have</w:t>
-            </w:r>
-            <w:proofErr w:type="gramEnd"/>
-            <w:r>
-              <w:rPr>
-                <w:sz w:val="19"/>
-                <w:szCs w:val="19"/>
-              </w:rPr>
-              <w:t>.</w:t>
-            </w:r>
-            <w:proofErr w:type="gramStart"/>
-            <w:r>
-              <w:rPr>
-                <w:sz w:val="19"/>
-                <w:szCs w:val="19"/>
-              </w:rPr>
-              <w:t>status</w:t>
-            </w:r>
-            <w:proofErr w:type="spellEnd"/>
-            <w:r>
-              <w:rPr>
-                <w:sz w:val="19"/>
-                <w:szCs w:val="19"/>
-              </w:rPr>
-              <w:t>(</w:t>
-            </w:r>
-            <w:proofErr w:type="gramEnd"/>
-            <w:r>
-              <w:rPr>
-                <w:sz w:val="19"/>
-                <w:szCs w:val="19"/>
-              </w:rPr>
-              <w:t>400);</w:t>
+            <w:r>
+              <w:rPr>
+                <w:sz w:val="19"/>
+                <w:szCs w:val="19"/>
+              </w:rPr>
+              <w:t>pm.response.to.have.status</w:t>
+            </w:r>
+            <w:proofErr w:type="spellEnd"/>
+            <w:r>
+              <w:rPr>
+                <w:sz w:val="19"/>
+                <w:szCs w:val="19"/>
+              </w:rPr>
+              <w:t>(400);</w:t>
             </w:r>
           </w:p>
           <w:p>
@@ -16775,31 +15811,15 @@
                 <w:sz w:val="19"/>
                 <w:szCs w:val="19"/>
               </w:rPr>
-              <w:t>pm.</w:t>
-            </w:r>
-            <w:proofErr w:type="gramStart"/>
-            <w:r>
-              <w:rPr>
-                <w:sz w:val="19"/>
-                <w:szCs w:val="19"/>
-              </w:rPr>
-              <w:t>test</w:t>
-            </w:r>
-            <w:proofErr w:type="spellEnd"/>
-            <w:r>
-              <w:rPr>
-                <w:sz w:val="19"/>
-                <w:szCs w:val="19"/>
-              </w:rPr>
-              <w:t>(</w:t>
-            </w:r>
-            <w:proofErr w:type="gramEnd"/>
-            <w:r>
-              <w:rPr>
-                <w:sz w:val="19"/>
-                <w:szCs w:val="19"/>
-              </w:rPr>
-              <w:t>'</w:t>
+              <w:t>pm.test</w:t>
+            </w:r>
+            <w:proofErr w:type="spellEnd"/>
+            <w:r>
+              <w:rPr>
+                <w:sz w:val="19"/>
+                <w:szCs w:val="19"/>
+              </w:rPr>
+              <w:t>('</w:t>
             </w:r>
             <w:proofErr w:type="spellStart"/>
             <w:r>
@@ -16882,7 +15902,6 @@
               <w:t xml:space="preserve">  </w:t>
             </w:r>
             <w:proofErr w:type="spellStart"/>
-            <w:proofErr w:type="gramStart"/>
             <w:r>
               <w:rPr>
                 <w:sz w:val="19"/>
@@ -16891,7 +15910,6 @@
               <w:t>pm.expect</w:t>
             </w:r>
             <w:proofErr w:type="spellEnd"/>
-            <w:proofErr w:type="gramEnd"/>
             <w:r>
               <w:rPr>
                 <w:sz w:val="19"/>
@@ -16900,48 +15918,22 @@
               <w:t>(</w:t>
             </w:r>
             <w:proofErr w:type="spellStart"/>
-            <w:proofErr w:type="gramStart"/>
-            <w:r>
-              <w:rPr>
-                <w:sz w:val="19"/>
-                <w:szCs w:val="19"/>
-              </w:rPr>
-              <w:t>pm.response</w:t>
-            </w:r>
-            <w:proofErr w:type="gramEnd"/>
-            <w:r>
-              <w:rPr>
-                <w:sz w:val="19"/>
-                <w:szCs w:val="19"/>
-              </w:rPr>
-              <w:t>.json</w:t>
-            </w:r>
-            <w:proofErr w:type="spellEnd"/>
-            <w:r>
-              <w:rPr>
-                <w:sz w:val="19"/>
-                <w:szCs w:val="19"/>
-              </w:rPr>
-              <w:t>(</w:t>
-            </w:r>
-            <w:proofErr w:type="gramStart"/>
-            <w:r>
-              <w:rPr>
-                <w:sz w:val="19"/>
-                <w:szCs w:val="19"/>
-              </w:rPr>
-              <w:t>).message</w:t>
-            </w:r>
-            <w:proofErr w:type="gramEnd"/>
-            <w:r>
-              <w:rPr>
-                <w:sz w:val="19"/>
-                <w:szCs w:val="19"/>
-              </w:rPr>
-              <w:t>).</w:t>
-            </w:r>
-            <w:proofErr w:type="spellStart"/>
-            <w:proofErr w:type="gramStart"/>
+            <w:r>
+              <w:rPr>
+                <w:sz w:val="19"/>
+                <w:szCs w:val="19"/>
+              </w:rPr>
+              <w:t>pm.response.json</w:t>
+            </w:r>
+            <w:proofErr w:type="spellEnd"/>
+            <w:r>
+              <w:rPr>
+                <w:sz w:val="19"/>
+                <w:szCs w:val="19"/>
+              </w:rPr>
+              <w:t>().message).</w:t>
+            </w:r>
+            <w:proofErr w:type="spellStart"/>
             <w:r>
               <w:rPr>
                 <w:sz w:val="19"/>
@@ -16950,7 +15942,6 @@
               <w:t>to.include</w:t>
             </w:r>
             <w:proofErr w:type="spellEnd"/>
-            <w:proofErr w:type="gramEnd"/>
             <w:r>
               <w:rPr>
                 <w:sz w:val="19"/>
@@ -17132,31 +16123,15 @@
                 <w:sz w:val="19"/>
                 <w:szCs w:val="19"/>
               </w:rPr>
-              <w:t>pm.</w:t>
-            </w:r>
-            <w:proofErr w:type="gramStart"/>
-            <w:r>
-              <w:rPr>
-                <w:sz w:val="19"/>
-                <w:szCs w:val="19"/>
-              </w:rPr>
-              <w:t>test</w:t>
-            </w:r>
-            <w:proofErr w:type="spellEnd"/>
-            <w:r>
-              <w:rPr>
-                <w:sz w:val="19"/>
-                <w:szCs w:val="19"/>
-              </w:rPr>
-              <w:t>(</w:t>
-            </w:r>
-            <w:proofErr w:type="gramEnd"/>
-            <w:r>
-              <w:rPr>
-                <w:sz w:val="19"/>
-                <w:szCs w:val="19"/>
-              </w:rPr>
-              <w:t xml:space="preserve">'Status code </w:t>
+              <w:t>pm.test</w:t>
+            </w:r>
+            <w:proofErr w:type="spellEnd"/>
+            <w:r>
+              <w:rPr>
+                <w:sz w:val="19"/>
+                <w:szCs w:val="19"/>
+              </w:rPr>
+              <w:t xml:space="preserve">('Status code </w:t>
             </w:r>
             <w:proofErr w:type="spellStart"/>
             <w:r>
@@ -17207,45 +16182,20 @@
               <w:t xml:space="preserve">  </w:t>
             </w:r>
             <w:proofErr w:type="spellStart"/>
-            <w:proofErr w:type="gramStart"/>
-            <w:r>
-              <w:rPr>
-                <w:sz w:val="19"/>
-                <w:szCs w:val="19"/>
-              </w:rPr>
-              <w:t>pm.response.to.have</w:t>
-            </w:r>
-            <w:proofErr w:type="gramEnd"/>
-            <w:r>
-              <w:rPr>
-                <w:sz w:val="19"/>
-                <w:szCs w:val="19"/>
-              </w:rPr>
-              <w:t>.</w:t>
-            </w:r>
-            <w:proofErr w:type="gramStart"/>
-            <w:r>
-              <w:rPr>
-                <w:sz w:val="19"/>
-                <w:szCs w:val="19"/>
-              </w:rPr>
-              <w:t>status</w:t>
-            </w:r>
-            <w:proofErr w:type="spellEnd"/>
-            <w:r>
-              <w:rPr>
-                <w:sz w:val="19"/>
-                <w:szCs w:val="19"/>
-              </w:rPr>
-              <w:t>(</w:t>
-            </w:r>
-            <w:proofErr w:type="gramEnd"/>
-            <w:r>
-              <w:rPr>
-                <w:sz w:val="19"/>
-                <w:szCs w:val="19"/>
-              </w:rPr>
-              <w:t>400);</w:t>
+            <w:r>
+              <w:rPr>
+                <w:sz w:val="19"/>
+                <w:szCs w:val="19"/>
+              </w:rPr>
+              <w:t>pm.response.to.have.status</w:t>
+            </w:r>
+            <w:proofErr w:type="spellEnd"/>
+            <w:r>
+              <w:rPr>
+                <w:sz w:val="19"/>
+                <w:szCs w:val="19"/>
+              </w:rPr>
+              <w:t>(400);</w:t>
             </w:r>
           </w:p>
           <w:p>
@@ -17287,31 +16237,15 @@
                 <w:sz w:val="19"/>
                 <w:szCs w:val="19"/>
               </w:rPr>
-              <w:t>pm.</w:t>
-            </w:r>
-            <w:proofErr w:type="gramStart"/>
-            <w:r>
-              <w:rPr>
-                <w:sz w:val="19"/>
-                <w:szCs w:val="19"/>
-              </w:rPr>
-              <w:t>test</w:t>
-            </w:r>
-            <w:proofErr w:type="spellEnd"/>
-            <w:r>
-              <w:rPr>
-                <w:sz w:val="19"/>
-                <w:szCs w:val="19"/>
-              </w:rPr>
-              <w:t>(</w:t>
-            </w:r>
-            <w:proofErr w:type="gramEnd"/>
-            <w:r>
-              <w:rPr>
-                <w:sz w:val="19"/>
-                <w:szCs w:val="19"/>
-              </w:rPr>
-              <w:t>'</w:t>
+              <w:t>pm.test</w:t>
+            </w:r>
+            <w:proofErr w:type="spellEnd"/>
+            <w:r>
+              <w:rPr>
+                <w:sz w:val="19"/>
+                <w:szCs w:val="19"/>
+              </w:rPr>
+              <w:t>('</w:t>
             </w:r>
             <w:proofErr w:type="spellStart"/>
             <w:r>
@@ -17410,7 +16344,6 @@
               <w:t xml:space="preserve">  </w:t>
             </w:r>
             <w:proofErr w:type="spellStart"/>
-            <w:proofErr w:type="gramStart"/>
             <w:r>
               <w:rPr>
                 <w:sz w:val="19"/>
@@ -17419,7 +16352,6 @@
               <w:t>pm.response.to.be.json</w:t>
             </w:r>
             <w:proofErr w:type="spellEnd"/>
-            <w:proofErr w:type="gramEnd"/>
             <w:r>
               <w:rPr>
                 <w:sz w:val="19"/>
@@ -17444,7 +16376,6 @@
               <w:t xml:space="preserve">  </w:t>
             </w:r>
             <w:proofErr w:type="spellStart"/>
-            <w:proofErr w:type="gramStart"/>
             <w:r>
               <w:rPr>
                 <w:sz w:val="19"/>
@@ -17453,7 +16384,6 @@
               <w:t>pm.expect</w:t>
             </w:r>
             <w:proofErr w:type="spellEnd"/>
-            <w:proofErr w:type="gramEnd"/>
             <w:r>
               <w:rPr>
                 <w:sz w:val="19"/>
@@ -17462,37 +16392,20 @@
               <w:t>(</w:t>
             </w:r>
             <w:proofErr w:type="spellStart"/>
-            <w:proofErr w:type="gramStart"/>
-            <w:r>
-              <w:rPr>
-                <w:sz w:val="19"/>
-                <w:szCs w:val="19"/>
-              </w:rPr>
-              <w:t>pm.response</w:t>
-            </w:r>
-            <w:proofErr w:type="gramEnd"/>
-            <w:r>
-              <w:rPr>
-                <w:sz w:val="19"/>
-                <w:szCs w:val="19"/>
-              </w:rPr>
-              <w:t>.json</w:t>
-            </w:r>
-            <w:proofErr w:type="spellEnd"/>
-            <w:r>
-              <w:rPr>
-                <w:sz w:val="19"/>
-                <w:szCs w:val="19"/>
-              </w:rPr>
-              <w:t>(</w:t>
-            </w:r>
-            <w:proofErr w:type="gramStart"/>
-            <w:r>
-              <w:rPr>
-                <w:sz w:val="19"/>
-                <w:szCs w:val="19"/>
-              </w:rPr>
-              <w:t>).message).</w:t>
+            <w:r>
+              <w:rPr>
+                <w:sz w:val="19"/>
+                <w:szCs w:val="19"/>
+              </w:rPr>
+              <w:t>pm.response.json</w:t>
+            </w:r>
+            <w:proofErr w:type="spellEnd"/>
+            <w:r>
+              <w:rPr>
+                <w:sz w:val="19"/>
+                <w:szCs w:val="19"/>
+              </w:rPr>
+              <w:t>().message).</w:t>
             </w:r>
             <w:proofErr w:type="spellStart"/>
             <w:r>
@@ -17503,7 +16416,6 @@
               <w:t>to.eql</w:t>
             </w:r>
             <w:proofErr w:type="spellEnd"/>
-            <w:proofErr w:type="gramEnd"/>
             <w:r>
               <w:rPr>
                 <w:sz w:val="19"/>
@@ -17557,7 +16469,6 @@
         <w:pStyle w:val="Judul2"/>
         <w:keepNext/>
       </w:pPr>
-      <w:proofErr w:type="gramStart"/>
       <w:r>
         <w:lastRenderedPageBreak/>
         <w:t xml:space="preserve">3.2  </w:t>
@@ -17567,7 +16478,6 @@
         <w:t>Cuplikan</w:t>
       </w:r>
       <w:proofErr w:type="spellEnd"/>
-      <w:proofErr w:type="gramEnd"/>
       <w:r>
         <w:t xml:space="preserve"> 1: request GET</w:t>
       </w:r>
@@ -17744,34 +16654,16 @@
                 <w:sz w:val="18"/>
                 <w:szCs w:val="18"/>
               </w:rPr>
-              <w:t>pm.</w:t>
-            </w:r>
-            <w:proofErr w:type="gramStart"/>
+              <w:t>pm.test</w:t>
+            </w:r>
+            <w:proofErr w:type="spellEnd"/>
             <w:r>
               <w:rPr>
                 <w:rFonts w:ascii="Consolas" w:eastAsia="Consolas" w:hAnsi="Consolas" w:cs="Consolas"/>
                 <w:sz w:val="18"/>
                 <w:szCs w:val="18"/>
               </w:rPr>
-              <w:t>test</w:t>
-            </w:r>
-            <w:proofErr w:type="spellEnd"/>
-            <w:r>
-              <w:rPr>
-                <w:rFonts w:ascii="Consolas" w:eastAsia="Consolas" w:hAnsi="Consolas" w:cs="Consolas"/>
-                <w:sz w:val="18"/>
-                <w:szCs w:val="18"/>
-              </w:rPr>
-              <w:t>(</w:t>
-            </w:r>
-            <w:proofErr w:type="gramEnd"/>
-            <w:r>
-              <w:rPr>
-                <w:rFonts w:ascii="Consolas" w:eastAsia="Consolas" w:hAnsi="Consolas" w:cs="Consolas"/>
-                <w:sz w:val="18"/>
-                <w:szCs w:val="18"/>
-              </w:rPr>
-              <w:t xml:space="preserve">'Status code </w:t>
+              <w:t xml:space="preserve">('Status code </w:t>
             </w:r>
             <w:proofErr w:type="spellStart"/>
             <w:r>
@@ -17828,51 +16720,51 @@
               <w:t xml:space="preserve">  </w:t>
             </w:r>
             <w:proofErr w:type="spellStart"/>
-            <w:proofErr w:type="gramStart"/>
             <w:r>
               <w:rPr>
                 <w:rFonts w:ascii="Consolas" w:eastAsia="Consolas" w:hAnsi="Consolas" w:cs="Consolas"/>
                 <w:sz w:val="18"/>
                 <w:szCs w:val="18"/>
               </w:rPr>
-              <w:t>pm.response.to.have</w:t>
-            </w:r>
-            <w:proofErr w:type="gramEnd"/>
+              <w:t>pm.response.to.have.status</w:t>
+            </w:r>
+            <w:proofErr w:type="spellEnd"/>
             <w:r>
               <w:rPr>
                 <w:rFonts w:ascii="Consolas" w:eastAsia="Consolas" w:hAnsi="Consolas" w:cs="Consolas"/>
                 <w:sz w:val="18"/>
                 <w:szCs w:val="18"/>
               </w:rPr>
-              <w:t>.</w:t>
-            </w:r>
-            <w:proofErr w:type="gramStart"/>
-            <w:r>
+              <w:t>(200);</w:t>
+            </w:r>
+          </w:p>
+          <w:p>
+            <w:pPr>
+              <w:spacing w:after="20" w:line="250" w:lineRule="auto"/>
               <w:rPr>
                 <w:rFonts w:ascii="Consolas" w:eastAsia="Consolas" w:hAnsi="Consolas" w:cs="Consolas"/>
                 <w:sz w:val="18"/>
                 <w:szCs w:val="18"/>
               </w:rPr>
-              <w:t>status</w:t>
-            </w:r>
-            <w:proofErr w:type="spellEnd"/>
+            </w:pPr>
             <w:r>
               <w:rPr>
                 <w:rFonts w:ascii="Consolas" w:eastAsia="Consolas" w:hAnsi="Consolas" w:cs="Consolas"/>
                 <w:sz w:val="18"/>
                 <w:szCs w:val="18"/>
               </w:rPr>
-              <w:t>(</w:t>
-            </w:r>
-            <w:proofErr w:type="gramEnd"/>
-            <w:r>
+              <w:t>});</w:t>
+            </w:r>
+          </w:p>
+          <w:p>
+            <w:pPr>
+              <w:spacing w:after="20" w:line="250" w:lineRule="auto"/>
               <w:rPr>
                 <w:rFonts w:ascii="Consolas" w:eastAsia="Consolas" w:hAnsi="Consolas" w:cs="Consolas"/>
                 <w:sz w:val="18"/>
                 <w:szCs w:val="18"/>
               </w:rPr>
-              <w:t>200);</w:t>
-            </w:r>
+            </w:pPr>
           </w:p>
           <w:p>
             <w:pPr>
@@ -17883,69 +16775,23 @@
                 <w:szCs w:val="18"/>
               </w:rPr>
             </w:pPr>
+            <w:proofErr w:type="spellStart"/>
             <w:r>
               <w:rPr>
                 <w:rFonts w:ascii="Consolas" w:eastAsia="Consolas" w:hAnsi="Consolas" w:cs="Consolas"/>
                 <w:sz w:val="18"/>
                 <w:szCs w:val="18"/>
               </w:rPr>
-              <w:t>});</w:t>
-            </w:r>
-          </w:p>
-          <w:p>
-            <w:pPr>
-              <w:spacing w:after="20" w:line="250" w:lineRule="auto"/>
+              <w:t>pm.test</w:t>
+            </w:r>
+            <w:proofErr w:type="spellEnd"/>
+            <w:r>
               <w:rPr>
                 <w:rFonts w:ascii="Consolas" w:eastAsia="Consolas" w:hAnsi="Consolas" w:cs="Consolas"/>
                 <w:sz w:val="18"/>
                 <w:szCs w:val="18"/>
               </w:rPr>
-            </w:pPr>
-          </w:p>
-          <w:p>
-            <w:pPr>
-              <w:spacing w:after="20" w:line="250" w:lineRule="auto"/>
-              <w:rPr>
-                <w:rFonts w:ascii="Consolas" w:eastAsia="Consolas" w:hAnsi="Consolas" w:cs="Consolas"/>
-                <w:sz w:val="18"/>
-                <w:szCs w:val="18"/>
-              </w:rPr>
-            </w:pPr>
-            <w:proofErr w:type="spellStart"/>
-            <w:r>
-              <w:rPr>
-                <w:rFonts w:ascii="Consolas" w:eastAsia="Consolas" w:hAnsi="Consolas" w:cs="Consolas"/>
-                <w:sz w:val="18"/>
-                <w:szCs w:val="18"/>
-              </w:rPr>
-              <w:t>pm.</w:t>
-            </w:r>
-            <w:proofErr w:type="gramStart"/>
-            <w:r>
-              <w:rPr>
-                <w:rFonts w:ascii="Consolas" w:eastAsia="Consolas" w:hAnsi="Consolas" w:cs="Consolas"/>
-                <w:sz w:val="18"/>
-                <w:szCs w:val="18"/>
-              </w:rPr>
-              <w:t>test</w:t>
-            </w:r>
-            <w:proofErr w:type="spellEnd"/>
-            <w:r>
-              <w:rPr>
-                <w:rFonts w:ascii="Consolas" w:eastAsia="Consolas" w:hAnsi="Consolas" w:cs="Consolas"/>
-                <w:sz w:val="18"/>
-                <w:szCs w:val="18"/>
-              </w:rPr>
-              <w:t>(</w:t>
-            </w:r>
-            <w:proofErr w:type="gramEnd"/>
-            <w:r>
-              <w:rPr>
-                <w:rFonts w:ascii="Consolas" w:eastAsia="Consolas" w:hAnsi="Consolas" w:cs="Consolas"/>
-                <w:sz w:val="18"/>
-                <w:szCs w:val="18"/>
-              </w:rPr>
-              <w:t xml:space="preserve">'Response </w:t>
+              <w:t xml:space="preserve">('Response </w:t>
             </w:r>
             <w:proofErr w:type="spellStart"/>
             <w:r>
@@ -18040,190 +16886,132 @@
               <w:t xml:space="preserve"> = </w:t>
             </w:r>
             <w:proofErr w:type="spellStart"/>
-            <w:proofErr w:type="gramStart"/>
             <w:r>
               <w:rPr>
                 <w:rFonts w:ascii="Consolas" w:eastAsia="Consolas" w:hAnsi="Consolas" w:cs="Consolas"/>
                 <w:sz w:val="18"/>
                 <w:szCs w:val="18"/>
               </w:rPr>
-              <w:t>pm.response</w:t>
-            </w:r>
-            <w:proofErr w:type="gramEnd"/>
+              <w:t>pm.response.json</w:t>
+            </w:r>
+            <w:proofErr w:type="spellEnd"/>
             <w:r>
               <w:rPr>
                 <w:rFonts w:ascii="Consolas" w:eastAsia="Consolas" w:hAnsi="Consolas" w:cs="Consolas"/>
                 <w:sz w:val="18"/>
                 <w:szCs w:val="18"/>
               </w:rPr>
-              <w:t>.</w:t>
-            </w:r>
-            <w:proofErr w:type="gramStart"/>
-            <w:r>
+              <w:t>();</w:t>
+            </w:r>
+          </w:p>
+          <w:p>
+            <w:pPr>
+              <w:spacing w:after="20" w:line="250" w:lineRule="auto"/>
               <w:rPr>
                 <w:rFonts w:ascii="Consolas" w:eastAsia="Consolas" w:hAnsi="Consolas" w:cs="Consolas"/>
                 <w:sz w:val="18"/>
                 <w:szCs w:val="18"/>
               </w:rPr>
-              <w:t>json</w:t>
-            </w:r>
-            <w:proofErr w:type="spellEnd"/>
+            </w:pPr>
             <w:r>
               <w:rPr>
                 <w:rFonts w:ascii="Consolas" w:eastAsia="Consolas" w:hAnsi="Consolas" w:cs="Consolas"/>
                 <w:sz w:val="18"/>
                 <w:szCs w:val="18"/>
               </w:rPr>
-              <w:t>(</w:t>
-            </w:r>
-            <w:proofErr w:type="gramEnd"/>
+              <w:t xml:space="preserve">  </w:t>
+            </w:r>
+            <w:proofErr w:type="spellStart"/>
             <w:r>
               <w:rPr>
                 <w:rFonts w:ascii="Consolas" w:eastAsia="Consolas" w:hAnsi="Consolas" w:cs="Consolas"/>
                 <w:sz w:val="18"/>
                 <w:szCs w:val="18"/>
               </w:rPr>
-              <w:t>);</w:t>
-            </w:r>
-          </w:p>
-          <w:p>
-            <w:pPr>
-              <w:spacing w:after="20" w:line="250" w:lineRule="auto"/>
+              <w:t>pm.expect</w:t>
+            </w:r>
+            <w:proofErr w:type="spellEnd"/>
+            <w:r>
               <w:rPr>
                 <w:rFonts w:ascii="Consolas" w:eastAsia="Consolas" w:hAnsi="Consolas" w:cs="Consolas"/>
                 <w:sz w:val="18"/>
                 <w:szCs w:val="18"/>
               </w:rPr>
-            </w:pPr>
+              <w:t>(</w:t>
+            </w:r>
+            <w:proofErr w:type="spellStart"/>
             <w:r>
               <w:rPr>
                 <w:rFonts w:ascii="Consolas" w:eastAsia="Consolas" w:hAnsi="Consolas" w:cs="Consolas"/>
                 <w:sz w:val="18"/>
                 <w:szCs w:val="18"/>
               </w:rPr>
-              <w:t xml:space="preserve">  </w:t>
-            </w:r>
-            <w:proofErr w:type="spellStart"/>
-            <w:proofErr w:type="gramStart"/>
+              <w:t>jsonData</w:t>
+            </w:r>
+            <w:proofErr w:type="spellEnd"/>
             <w:r>
               <w:rPr>
                 <w:rFonts w:ascii="Consolas" w:eastAsia="Consolas" w:hAnsi="Consolas" w:cs="Consolas"/>
                 <w:sz w:val="18"/>
                 <w:szCs w:val="18"/>
               </w:rPr>
-              <w:t>pm.expect</w:t>
-            </w:r>
-            <w:proofErr w:type="spellEnd"/>
-            <w:proofErr w:type="gramEnd"/>
-            <w:r>
+              <w:t>).to.be.an('array');</w:t>
+            </w:r>
+          </w:p>
+          <w:p>
+            <w:pPr>
+              <w:spacing w:after="20" w:line="250" w:lineRule="auto"/>
               <w:rPr>
                 <w:rFonts w:ascii="Consolas" w:eastAsia="Consolas" w:hAnsi="Consolas" w:cs="Consolas"/>
                 <w:sz w:val="18"/>
                 <w:szCs w:val="18"/>
               </w:rPr>
-              <w:t>(</w:t>
-            </w:r>
-            <w:proofErr w:type="spellStart"/>
+            </w:pPr>
             <w:r>
               <w:rPr>
                 <w:rFonts w:ascii="Consolas" w:eastAsia="Consolas" w:hAnsi="Consolas" w:cs="Consolas"/>
                 <w:sz w:val="18"/>
                 <w:szCs w:val="18"/>
               </w:rPr>
-              <w:t>jsonData</w:t>
-            </w:r>
-            <w:proofErr w:type="spellEnd"/>
-            <w:proofErr w:type="gramStart"/>
-            <w:r>
+              <w:t>});</w:t>
+            </w:r>
+          </w:p>
+          <w:p>
+            <w:pPr>
+              <w:spacing w:after="20" w:line="250" w:lineRule="auto"/>
               <w:rPr>
                 <w:rFonts w:ascii="Consolas" w:eastAsia="Consolas" w:hAnsi="Consolas" w:cs="Consolas"/>
                 <w:sz w:val="18"/>
                 <w:szCs w:val="18"/>
               </w:rPr>
-              <w:t>).to.be.an</w:t>
-            </w:r>
-            <w:proofErr w:type="gramEnd"/>
-            <w:r>
+            </w:pPr>
+          </w:p>
+          <w:p>
+            <w:pPr>
+              <w:spacing w:after="20" w:line="250" w:lineRule="auto"/>
               <w:rPr>
                 <w:rFonts w:ascii="Consolas" w:eastAsia="Consolas" w:hAnsi="Consolas" w:cs="Consolas"/>
                 <w:sz w:val="18"/>
                 <w:szCs w:val="18"/>
               </w:rPr>
-              <w:t>('array');</w:t>
-            </w:r>
-          </w:p>
-          <w:p>
-            <w:pPr>
-              <w:spacing w:after="20" w:line="250" w:lineRule="auto"/>
+            </w:pPr>
+            <w:proofErr w:type="spellStart"/>
+            <w:r>
               <w:rPr>
                 <w:rFonts w:ascii="Consolas" w:eastAsia="Consolas" w:hAnsi="Consolas" w:cs="Consolas"/>
                 <w:sz w:val="18"/>
                 <w:szCs w:val="18"/>
               </w:rPr>
-            </w:pPr>
+              <w:t>pm.test</w:t>
+            </w:r>
+            <w:proofErr w:type="spellEnd"/>
             <w:r>
               <w:rPr>
                 <w:rFonts w:ascii="Consolas" w:eastAsia="Consolas" w:hAnsi="Consolas" w:cs="Consolas"/>
                 <w:sz w:val="18"/>
                 <w:szCs w:val="18"/>
               </w:rPr>
-              <w:t>});</w:t>
-            </w:r>
-          </w:p>
-          <w:p>
-            <w:pPr>
-              <w:spacing w:after="20" w:line="250" w:lineRule="auto"/>
-              <w:rPr>
-                <w:rFonts w:ascii="Consolas" w:eastAsia="Consolas" w:hAnsi="Consolas" w:cs="Consolas"/>
-                <w:sz w:val="18"/>
-                <w:szCs w:val="18"/>
-              </w:rPr>
-            </w:pPr>
-          </w:p>
-          <w:p>
-            <w:pPr>
-              <w:spacing w:after="20" w:line="250" w:lineRule="auto"/>
-              <w:rPr>
-                <w:rFonts w:ascii="Consolas" w:eastAsia="Consolas" w:hAnsi="Consolas" w:cs="Consolas"/>
-                <w:sz w:val="18"/>
-                <w:szCs w:val="18"/>
-              </w:rPr>
-            </w:pPr>
-            <w:proofErr w:type="spellStart"/>
-            <w:r>
-              <w:rPr>
-                <w:rFonts w:ascii="Consolas" w:eastAsia="Consolas" w:hAnsi="Consolas" w:cs="Consolas"/>
-                <w:sz w:val="18"/>
-                <w:szCs w:val="18"/>
-              </w:rPr>
-              <w:t>pm.</w:t>
-            </w:r>
-            <w:proofErr w:type="gramStart"/>
-            <w:r>
-              <w:rPr>
-                <w:rFonts w:ascii="Consolas" w:eastAsia="Consolas" w:hAnsi="Consolas" w:cs="Consolas"/>
-                <w:sz w:val="18"/>
-                <w:szCs w:val="18"/>
-              </w:rPr>
-              <w:t>test</w:t>
-            </w:r>
-            <w:proofErr w:type="spellEnd"/>
-            <w:r>
-              <w:rPr>
-                <w:rFonts w:ascii="Consolas" w:eastAsia="Consolas" w:hAnsi="Consolas" w:cs="Consolas"/>
-                <w:sz w:val="18"/>
-                <w:szCs w:val="18"/>
-              </w:rPr>
-              <w:t>(</w:t>
-            </w:r>
-            <w:proofErr w:type="gramEnd"/>
-            <w:r>
-              <w:rPr>
-                <w:rFonts w:ascii="Consolas" w:eastAsia="Consolas" w:hAnsi="Consolas" w:cs="Consolas"/>
-                <w:sz w:val="18"/>
-                <w:szCs w:val="18"/>
-              </w:rPr>
-              <w:t>'</w:t>
+              <w:t>('</w:t>
             </w:r>
             <w:proofErr w:type="spellStart"/>
             <w:r>
@@ -18336,50 +17124,22 @@
               <w:t xml:space="preserve"> = </w:t>
             </w:r>
             <w:proofErr w:type="spellStart"/>
-            <w:proofErr w:type="gramStart"/>
             <w:r>
               <w:rPr>
                 <w:rFonts w:ascii="Consolas" w:eastAsia="Consolas" w:hAnsi="Consolas" w:cs="Consolas"/>
                 <w:sz w:val="18"/>
                 <w:szCs w:val="18"/>
               </w:rPr>
-              <w:t>pm.response</w:t>
-            </w:r>
-            <w:proofErr w:type="gramEnd"/>
+              <w:t>pm.response.json</w:t>
+            </w:r>
+            <w:proofErr w:type="spellEnd"/>
             <w:r>
               <w:rPr>
                 <w:rFonts w:ascii="Consolas" w:eastAsia="Consolas" w:hAnsi="Consolas" w:cs="Consolas"/>
                 <w:sz w:val="18"/>
                 <w:szCs w:val="18"/>
               </w:rPr>
-              <w:t>.</w:t>
-            </w:r>
-            <w:proofErr w:type="gramStart"/>
-            <w:r>
-              <w:rPr>
-                <w:rFonts w:ascii="Consolas" w:eastAsia="Consolas" w:hAnsi="Consolas" w:cs="Consolas"/>
-                <w:sz w:val="18"/>
-                <w:szCs w:val="18"/>
-              </w:rPr>
-              <w:t>json</w:t>
-            </w:r>
-            <w:proofErr w:type="spellEnd"/>
-            <w:r>
-              <w:rPr>
-                <w:rFonts w:ascii="Consolas" w:eastAsia="Consolas" w:hAnsi="Consolas" w:cs="Consolas"/>
-                <w:sz w:val="18"/>
-                <w:szCs w:val="18"/>
-              </w:rPr>
-              <w:t>(</w:t>
-            </w:r>
-            <w:proofErr w:type="gramEnd"/>
-            <w:r>
-              <w:rPr>
-                <w:rFonts w:ascii="Consolas" w:eastAsia="Consolas" w:hAnsi="Consolas" w:cs="Consolas"/>
-                <w:sz w:val="18"/>
-                <w:szCs w:val="18"/>
-              </w:rPr>
-              <w:t>);</w:t>
+              <w:t>();</w:t>
             </w:r>
           </w:p>
           <w:p>
@@ -18472,7 +17232,6 @@
               <w:t xml:space="preserve">    </w:t>
             </w:r>
             <w:proofErr w:type="spellStart"/>
-            <w:proofErr w:type="gramStart"/>
             <w:r>
               <w:rPr>
                 <w:rFonts w:ascii="Consolas" w:eastAsia="Consolas" w:hAnsi="Consolas" w:cs="Consolas"/>
@@ -18482,7 +17241,6 @@
               <w:t>pm.expect</w:t>
             </w:r>
             <w:proofErr w:type="spellEnd"/>
-            <w:proofErr w:type="gramEnd"/>
             <w:r>
               <w:rPr>
                 <w:rFonts w:ascii="Consolas" w:eastAsia="Consolas" w:hAnsi="Consolas" w:cs="Consolas"/>
@@ -18492,98 +17250,94 @@
               <w:t>(item).</w:t>
             </w:r>
             <w:proofErr w:type="spellStart"/>
-            <w:proofErr w:type="gramStart"/>
             <w:r>
               <w:rPr>
                 <w:rFonts w:ascii="Consolas" w:eastAsia="Consolas" w:hAnsi="Consolas" w:cs="Consolas"/>
                 <w:sz w:val="18"/>
                 <w:szCs w:val="18"/>
               </w:rPr>
-              <w:t>to.have</w:t>
-            </w:r>
-            <w:proofErr w:type="gramEnd"/>
+              <w:t>to.have.property</w:t>
+            </w:r>
+            <w:proofErr w:type="spellEnd"/>
             <w:r>
               <w:rPr>
                 <w:rFonts w:ascii="Consolas" w:eastAsia="Consolas" w:hAnsi="Consolas" w:cs="Consolas"/>
                 <w:sz w:val="18"/>
                 <w:szCs w:val="18"/>
               </w:rPr>
-              <w:t>.property</w:t>
-            </w:r>
-            <w:proofErr w:type="spellEnd"/>
-            <w:r>
+              <w:t>('id');</w:t>
+            </w:r>
+          </w:p>
+          <w:p>
+            <w:pPr>
+              <w:spacing w:after="20" w:line="250" w:lineRule="auto"/>
               <w:rPr>
                 <w:rFonts w:ascii="Consolas" w:eastAsia="Consolas" w:hAnsi="Consolas" w:cs="Consolas"/>
                 <w:sz w:val="18"/>
                 <w:szCs w:val="18"/>
               </w:rPr>
-              <w:t>('id');</w:t>
-            </w:r>
-          </w:p>
-          <w:p>
-            <w:pPr>
-              <w:spacing w:after="20" w:line="250" w:lineRule="auto"/>
+            </w:pPr>
+            <w:r>
               <w:rPr>
                 <w:rFonts w:ascii="Consolas" w:eastAsia="Consolas" w:hAnsi="Consolas" w:cs="Consolas"/>
                 <w:sz w:val="18"/>
                 <w:szCs w:val="18"/>
               </w:rPr>
-            </w:pPr>
+              <w:t xml:space="preserve">    </w:t>
+            </w:r>
+            <w:proofErr w:type="spellStart"/>
             <w:r>
               <w:rPr>
                 <w:rFonts w:ascii="Consolas" w:eastAsia="Consolas" w:hAnsi="Consolas" w:cs="Consolas"/>
                 <w:sz w:val="18"/>
                 <w:szCs w:val="18"/>
               </w:rPr>
-              <w:t xml:space="preserve">    </w:t>
-            </w:r>
-            <w:proofErr w:type="spellStart"/>
-            <w:proofErr w:type="gramStart"/>
+              <w:t>pm.expect</w:t>
+            </w:r>
+            <w:proofErr w:type="spellEnd"/>
             <w:r>
               <w:rPr>
                 <w:rFonts w:ascii="Consolas" w:eastAsia="Consolas" w:hAnsi="Consolas" w:cs="Consolas"/>
                 <w:sz w:val="18"/>
                 <w:szCs w:val="18"/>
               </w:rPr>
-              <w:t>pm.expect</w:t>
-            </w:r>
-            <w:proofErr w:type="spellEnd"/>
-            <w:proofErr w:type="gramEnd"/>
+              <w:t>(item).</w:t>
+            </w:r>
+            <w:proofErr w:type="spellStart"/>
             <w:r>
               <w:rPr>
                 <w:rFonts w:ascii="Consolas" w:eastAsia="Consolas" w:hAnsi="Consolas" w:cs="Consolas"/>
                 <w:sz w:val="18"/>
                 <w:szCs w:val="18"/>
               </w:rPr>
-              <w:t>(item).</w:t>
-            </w:r>
-            <w:proofErr w:type="spellStart"/>
-            <w:proofErr w:type="gramStart"/>
+              <w:t>to.have.property</w:t>
+            </w:r>
+            <w:proofErr w:type="spellEnd"/>
             <w:r>
               <w:rPr>
                 <w:rFonts w:ascii="Consolas" w:eastAsia="Consolas" w:hAnsi="Consolas" w:cs="Consolas"/>
                 <w:sz w:val="18"/>
                 <w:szCs w:val="18"/>
               </w:rPr>
-              <w:t>to.have</w:t>
-            </w:r>
-            <w:proofErr w:type="gramEnd"/>
-            <w:r>
+              <w:t>('nama');</w:t>
+            </w:r>
+          </w:p>
+          <w:p>
+            <w:pPr>
+              <w:spacing w:after="20" w:line="250" w:lineRule="auto"/>
               <w:rPr>
                 <w:rFonts w:ascii="Consolas" w:eastAsia="Consolas" w:hAnsi="Consolas" w:cs="Consolas"/>
                 <w:sz w:val="18"/>
                 <w:szCs w:val="18"/>
               </w:rPr>
-              <w:t>.property</w:t>
-            </w:r>
-            <w:proofErr w:type="spellEnd"/>
+            </w:pPr>
             <w:r>
               <w:rPr>
                 <w:rFonts w:ascii="Consolas" w:eastAsia="Consolas" w:hAnsi="Consolas" w:cs="Consolas"/>
                 <w:sz w:val="18"/>
                 <w:szCs w:val="18"/>
               </w:rPr>
-              <w:t>('nama');</w:t>
+              <w:t>  });</w:t>
             </w:r>
           </w:p>
           <w:p>
@@ -18601,7 +17355,7 @@
                 <w:sz w:val="18"/>
                 <w:szCs w:val="18"/>
               </w:rPr>
-              <w:t>  });</w:t>
+              <w:t>});</w:t>
             </w:r>
           </w:p>
           <w:p>
@@ -18613,69 +17367,33 @@
                 <w:szCs w:val="18"/>
               </w:rPr>
             </w:pPr>
-            <w:r>
+          </w:p>
+          <w:p>
+            <w:pPr>
+              <w:spacing w:after="20" w:line="250" w:lineRule="auto"/>
               <w:rPr>
                 <w:rFonts w:ascii="Consolas" w:eastAsia="Consolas" w:hAnsi="Consolas" w:cs="Consolas"/>
                 <w:sz w:val="18"/>
                 <w:szCs w:val="18"/>
               </w:rPr>
-              <w:t>});</w:t>
-            </w:r>
-          </w:p>
-          <w:p>
-            <w:pPr>
-              <w:spacing w:after="20" w:line="250" w:lineRule="auto"/>
+            </w:pPr>
+            <w:proofErr w:type="spellStart"/>
+            <w:r>
               <w:rPr>
                 <w:rFonts w:ascii="Consolas" w:eastAsia="Consolas" w:hAnsi="Consolas" w:cs="Consolas"/>
                 <w:sz w:val="18"/>
                 <w:szCs w:val="18"/>
               </w:rPr>
-            </w:pPr>
-          </w:p>
-          <w:p>
-            <w:pPr>
-              <w:spacing w:after="20" w:line="250" w:lineRule="auto"/>
+              <w:t>pm.test</w:t>
+            </w:r>
+            <w:proofErr w:type="spellEnd"/>
+            <w:r>
               <w:rPr>
                 <w:rFonts w:ascii="Consolas" w:eastAsia="Consolas" w:hAnsi="Consolas" w:cs="Consolas"/>
                 <w:sz w:val="18"/>
                 <w:szCs w:val="18"/>
               </w:rPr>
-            </w:pPr>
-            <w:proofErr w:type="spellStart"/>
-            <w:r>
-              <w:rPr>
-                <w:rFonts w:ascii="Consolas" w:eastAsia="Consolas" w:hAnsi="Consolas" w:cs="Consolas"/>
-                <w:sz w:val="18"/>
-                <w:szCs w:val="18"/>
-              </w:rPr>
-              <w:t>pm.</w:t>
-            </w:r>
-            <w:proofErr w:type="gramStart"/>
-            <w:r>
-              <w:rPr>
-                <w:rFonts w:ascii="Consolas" w:eastAsia="Consolas" w:hAnsi="Consolas" w:cs="Consolas"/>
-                <w:sz w:val="18"/>
-                <w:szCs w:val="18"/>
-              </w:rPr>
-              <w:t>test</w:t>
-            </w:r>
-            <w:proofErr w:type="spellEnd"/>
-            <w:r>
-              <w:rPr>
-                <w:rFonts w:ascii="Consolas" w:eastAsia="Consolas" w:hAnsi="Consolas" w:cs="Consolas"/>
-                <w:sz w:val="18"/>
-                <w:szCs w:val="18"/>
-              </w:rPr>
-              <w:t>(</w:t>
-            </w:r>
-            <w:proofErr w:type="gramEnd"/>
-            <w:r>
-              <w:rPr>
-                <w:rFonts w:ascii="Consolas" w:eastAsia="Consolas" w:hAnsi="Consolas" w:cs="Consolas"/>
-                <w:sz w:val="18"/>
-                <w:szCs w:val="18"/>
-              </w:rPr>
-              <w:t xml:space="preserve">'Response time di </w:t>
+              <w:t xml:space="preserve">('Response time di </w:t>
             </w:r>
             <w:proofErr w:type="spellStart"/>
             <w:r>
@@ -18732,7 +17450,6 @@
               <w:t xml:space="preserve">  </w:t>
             </w:r>
             <w:proofErr w:type="spellStart"/>
-            <w:proofErr w:type="gramStart"/>
             <w:r>
               <w:rPr>
                 <w:rFonts w:ascii="Consolas" w:eastAsia="Consolas" w:hAnsi="Consolas" w:cs="Consolas"/>
@@ -18742,7 +17459,6 @@
               <w:t>pm.expect</w:t>
             </w:r>
             <w:proofErr w:type="spellEnd"/>
-            <w:proofErr w:type="gramEnd"/>
             <w:r>
               <w:rPr>
                 <w:rFonts w:ascii="Consolas" w:eastAsia="Consolas" w:hAnsi="Consolas" w:cs="Consolas"/>
@@ -18752,152 +17468,96 @@
               <w:t>(</w:t>
             </w:r>
             <w:proofErr w:type="spellStart"/>
-            <w:proofErr w:type="gramStart"/>
             <w:r>
               <w:rPr>
                 <w:rFonts w:ascii="Consolas" w:eastAsia="Consolas" w:hAnsi="Consolas" w:cs="Consolas"/>
                 <w:sz w:val="18"/>
                 <w:szCs w:val="18"/>
               </w:rPr>
-              <w:t>pm.response</w:t>
-            </w:r>
-            <w:proofErr w:type="gramEnd"/>
+              <w:t>pm.response.responseTime</w:t>
+            </w:r>
+            <w:proofErr w:type="spellEnd"/>
             <w:r>
               <w:rPr>
                 <w:rFonts w:ascii="Consolas" w:eastAsia="Consolas" w:hAnsi="Consolas" w:cs="Consolas"/>
                 <w:sz w:val="18"/>
                 <w:szCs w:val="18"/>
               </w:rPr>
-              <w:t>.responseTime</w:t>
-            </w:r>
-            <w:proofErr w:type="spellEnd"/>
-            <w:proofErr w:type="gramStart"/>
+              <w:t>).</w:t>
+            </w:r>
+            <w:proofErr w:type="spellStart"/>
             <w:r>
               <w:rPr>
                 <w:rFonts w:ascii="Consolas" w:eastAsia="Consolas" w:hAnsi="Consolas" w:cs="Consolas"/>
                 <w:sz w:val="18"/>
                 <w:szCs w:val="18"/>
               </w:rPr>
-              <w:t>).</w:t>
-            </w:r>
-            <w:proofErr w:type="spellStart"/>
+              <w:t>to.be.below</w:t>
+            </w:r>
+            <w:proofErr w:type="spellEnd"/>
             <w:r>
               <w:rPr>
                 <w:rFonts w:ascii="Consolas" w:eastAsia="Consolas" w:hAnsi="Consolas" w:cs="Consolas"/>
                 <w:sz w:val="18"/>
                 <w:szCs w:val="18"/>
               </w:rPr>
-              <w:t>to.be</w:t>
-            </w:r>
-            <w:proofErr w:type="gramEnd"/>
-            <w:r>
+              <w:t>(500);</w:t>
+            </w:r>
+          </w:p>
+          <w:p>
+            <w:pPr>
+              <w:spacing w:after="20" w:line="250" w:lineRule="auto"/>
               <w:rPr>
                 <w:rFonts w:ascii="Consolas" w:eastAsia="Consolas" w:hAnsi="Consolas" w:cs="Consolas"/>
                 <w:sz w:val="18"/>
                 <w:szCs w:val="18"/>
               </w:rPr>
-              <w:t>.</w:t>
-            </w:r>
-            <w:proofErr w:type="gramStart"/>
+            </w:pPr>
             <w:r>
               <w:rPr>
                 <w:rFonts w:ascii="Consolas" w:eastAsia="Consolas" w:hAnsi="Consolas" w:cs="Consolas"/>
                 <w:sz w:val="18"/>
                 <w:szCs w:val="18"/>
               </w:rPr>
-              <w:t>below</w:t>
-            </w:r>
-            <w:proofErr w:type="spellEnd"/>
-            <w:r>
+              <w:t>});</w:t>
+            </w:r>
+          </w:p>
+          <w:p>
+            <w:pPr>
+              <w:spacing w:after="20" w:line="250" w:lineRule="auto"/>
               <w:rPr>
                 <w:rFonts w:ascii="Consolas" w:eastAsia="Consolas" w:hAnsi="Consolas" w:cs="Consolas"/>
                 <w:sz w:val="18"/>
                 <w:szCs w:val="18"/>
               </w:rPr>
-              <w:t>(</w:t>
-            </w:r>
-            <w:proofErr w:type="gramEnd"/>
-            <w:r>
+            </w:pPr>
+          </w:p>
+          <w:p>
+            <w:pPr>
+              <w:spacing w:after="20" w:line="250" w:lineRule="auto"/>
               <w:rPr>
                 <w:rFonts w:ascii="Consolas" w:eastAsia="Consolas" w:hAnsi="Consolas" w:cs="Consolas"/>
                 <w:sz w:val="18"/>
                 <w:szCs w:val="18"/>
               </w:rPr>
-              <w:t>500);</w:t>
-            </w:r>
-          </w:p>
-          <w:p>
-            <w:pPr>
-              <w:spacing w:after="20" w:line="250" w:lineRule="auto"/>
+            </w:pPr>
+            <w:proofErr w:type="spellStart"/>
+            <w:r>
               <w:rPr>
                 <w:rFonts w:ascii="Consolas" w:eastAsia="Consolas" w:hAnsi="Consolas" w:cs="Consolas"/>
                 <w:sz w:val="18"/>
                 <w:szCs w:val="18"/>
               </w:rPr>
-            </w:pPr>
+              <w:t>pm.test</w:t>
+            </w:r>
+            <w:proofErr w:type="spellEnd"/>
             <w:r>
               <w:rPr>
                 <w:rFonts w:ascii="Consolas" w:eastAsia="Consolas" w:hAnsi="Consolas" w:cs="Consolas"/>
                 <w:sz w:val="18"/>
                 <w:szCs w:val="18"/>
               </w:rPr>
-              <w:t>});</w:t>
-            </w:r>
-          </w:p>
-          <w:p>
-            <w:pPr>
-              <w:spacing w:after="20" w:line="250" w:lineRule="auto"/>
-              <w:rPr>
-                <w:rFonts w:ascii="Consolas" w:eastAsia="Consolas" w:hAnsi="Consolas" w:cs="Consolas"/>
-                <w:sz w:val="18"/>
-                <w:szCs w:val="18"/>
-              </w:rPr>
-            </w:pPr>
-          </w:p>
-          <w:p>
-            <w:pPr>
-              <w:spacing w:after="20" w:line="250" w:lineRule="auto"/>
-              <w:rPr>
-                <w:rFonts w:ascii="Consolas" w:eastAsia="Consolas" w:hAnsi="Consolas" w:cs="Consolas"/>
-                <w:sz w:val="18"/>
-                <w:szCs w:val="18"/>
-              </w:rPr>
-            </w:pPr>
-            <w:proofErr w:type="spellStart"/>
-            <w:r>
-              <w:rPr>
-                <w:rFonts w:ascii="Consolas" w:eastAsia="Consolas" w:hAnsi="Consolas" w:cs="Consolas"/>
-                <w:sz w:val="18"/>
-                <w:szCs w:val="18"/>
-              </w:rPr>
-              <w:t>pm.</w:t>
-            </w:r>
-            <w:proofErr w:type="gramStart"/>
-            <w:r>
-              <w:rPr>
-                <w:rFonts w:ascii="Consolas" w:eastAsia="Consolas" w:hAnsi="Consolas" w:cs="Consolas"/>
-                <w:sz w:val="18"/>
-                <w:szCs w:val="18"/>
-              </w:rPr>
-              <w:t>test</w:t>
-            </w:r>
-            <w:proofErr w:type="spellEnd"/>
-            <w:r>
-              <w:rPr>
-                <w:rFonts w:ascii="Consolas" w:eastAsia="Consolas" w:hAnsi="Consolas" w:cs="Consolas"/>
-                <w:sz w:val="18"/>
-                <w:szCs w:val="18"/>
-              </w:rPr>
-              <w:t>(</w:t>
-            </w:r>
-            <w:proofErr w:type="gramEnd"/>
-            <w:r>
-              <w:rPr>
-                <w:rFonts w:ascii="Consolas" w:eastAsia="Consolas" w:hAnsi="Consolas" w:cs="Consolas"/>
-                <w:sz w:val="18"/>
-                <w:szCs w:val="18"/>
-              </w:rPr>
-              <w:t xml:space="preserve">'Data </w:t>
+              <w:t xml:space="preserve">('Data </w:t>
             </w:r>
             <w:proofErr w:type="spellStart"/>
             <w:r>
@@ -19046,127 +17706,87 @@
               <w:t xml:space="preserve"> = </w:t>
             </w:r>
             <w:proofErr w:type="spellStart"/>
-            <w:proofErr w:type="gramStart"/>
             <w:r>
               <w:rPr>
                 <w:rFonts w:ascii="Consolas" w:eastAsia="Consolas" w:hAnsi="Consolas" w:cs="Consolas"/>
                 <w:sz w:val="18"/>
                 <w:szCs w:val="18"/>
               </w:rPr>
-              <w:t>pm.response</w:t>
-            </w:r>
-            <w:proofErr w:type="gramEnd"/>
+              <w:t>pm.response.json</w:t>
+            </w:r>
+            <w:proofErr w:type="spellEnd"/>
             <w:r>
               <w:rPr>
                 <w:rFonts w:ascii="Consolas" w:eastAsia="Consolas" w:hAnsi="Consolas" w:cs="Consolas"/>
                 <w:sz w:val="18"/>
                 <w:szCs w:val="18"/>
               </w:rPr>
-              <w:t>.</w:t>
-            </w:r>
-            <w:proofErr w:type="gramStart"/>
-            <w:r>
+              <w:t>();</w:t>
+            </w:r>
+          </w:p>
+          <w:p>
+            <w:pPr>
+              <w:spacing w:after="20" w:line="250" w:lineRule="auto"/>
               <w:rPr>
                 <w:rFonts w:ascii="Consolas" w:eastAsia="Consolas" w:hAnsi="Consolas" w:cs="Consolas"/>
                 <w:sz w:val="18"/>
                 <w:szCs w:val="18"/>
               </w:rPr>
-              <w:t>json</w:t>
-            </w:r>
-            <w:proofErr w:type="spellEnd"/>
+            </w:pPr>
             <w:r>
               <w:rPr>
                 <w:rFonts w:ascii="Consolas" w:eastAsia="Consolas" w:hAnsi="Consolas" w:cs="Consolas"/>
                 <w:sz w:val="18"/>
                 <w:szCs w:val="18"/>
               </w:rPr>
-              <w:t>(</w:t>
-            </w:r>
-            <w:proofErr w:type="gramEnd"/>
+              <w:t xml:space="preserve">  </w:t>
+            </w:r>
+            <w:proofErr w:type="spellStart"/>
             <w:r>
               <w:rPr>
                 <w:rFonts w:ascii="Consolas" w:eastAsia="Consolas" w:hAnsi="Consolas" w:cs="Consolas"/>
                 <w:sz w:val="18"/>
                 <w:szCs w:val="18"/>
               </w:rPr>
-              <w:t>);</w:t>
-            </w:r>
-          </w:p>
-          <w:p>
-            <w:pPr>
-              <w:spacing w:after="20" w:line="250" w:lineRule="auto"/>
+              <w:t>pm.expect</w:t>
+            </w:r>
+            <w:proofErr w:type="spellEnd"/>
+            <w:r>
               <w:rPr>
                 <w:rFonts w:ascii="Consolas" w:eastAsia="Consolas" w:hAnsi="Consolas" w:cs="Consolas"/>
                 <w:sz w:val="18"/>
                 <w:szCs w:val="18"/>
               </w:rPr>
-            </w:pPr>
+              <w:t>(</w:t>
+            </w:r>
+            <w:proofErr w:type="spellStart"/>
             <w:r>
               <w:rPr>
                 <w:rFonts w:ascii="Consolas" w:eastAsia="Consolas" w:hAnsi="Consolas" w:cs="Consolas"/>
                 <w:sz w:val="18"/>
                 <w:szCs w:val="18"/>
               </w:rPr>
-              <w:t xml:space="preserve">  </w:t>
-            </w:r>
-            <w:proofErr w:type="spellStart"/>
-            <w:proofErr w:type="gramStart"/>
+              <w:t>jsonData</w:t>
+            </w:r>
+            <w:proofErr w:type="spellEnd"/>
             <w:r>
               <w:rPr>
                 <w:rFonts w:ascii="Consolas" w:eastAsia="Consolas" w:hAnsi="Consolas" w:cs="Consolas"/>
                 <w:sz w:val="18"/>
                 <w:szCs w:val="18"/>
               </w:rPr>
-              <w:t>pm.expect</w:t>
-            </w:r>
-            <w:proofErr w:type="spellEnd"/>
-            <w:proofErr w:type="gramEnd"/>
+              <w:t>[0].nama).</w:t>
+            </w:r>
+            <w:proofErr w:type="spellStart"/>
             <w:r>
               <w:rPr>
                 <w:rFonts w:ascii="Consolas" w:eastAsia="Consolas" w:hAnsi="Consolas" w:cs="Consolas"/>
                 <w:sz w:val="18"/>
                 <w:szCs w:val="18"/>
               </w:rPr>
-              <w:t>(</w:t>
-            </w:r>
-            <w:proofErr w:type="spellStart"/>
-            <w:r>
-              <w:rPr>
-                <w:rFonts w:ascii="Consolas" w:eastAsia="Consolas" w:hAnsi="Consolas" w:cs="Consolas"/>
-                <w:sz w:val="18"/>
-                <w:szCs w:val="18"/>
-              </w:rPr>
-              <w:t>jsonData</w:t>
-            </w:r>
-            <w:proofErr w:type="spellEnd"/>
-            <w:r>
-              <w:rPr>
-                <w:rFonts w:ascii="Consolas" w:eastAsia="Consolas" w:hAnsi="Consolas" w:cs="Consolas"/>
-                <w:sz w:val="18"/>
-                <w:szCs w:val="18"/>
-              </w:rPr>
-              <w:t>[0</w:t>
-            </w:r>
-            <w:proofErr w:type="gramStart"/>
-            <w:r>
-              <w:rPr>
-                <w:rFonts w:ascii="Consolas" w:eastAsia="Consolas" w:hAnsi="Consolas" w:cs="Consolas"/>
-                <w:sz w:val="18"/>
-                <w:szCs w:val="18"/>
-              </w:rPr>
-              <w:t>].nama).</w:t>
-            </w:r>
-            <w:proofErr w:type="spellStart"/>
-            <w:r>
-              <w:rPr>
-                <w:rFonts w:ascii="Consolas" w:eastAsia="Consolas" w:hAnsi="Consolas" w:cs="Consolas"/>
-                <w:sz w:val="18"/>
-                <w:szCs w:val="18"/>
-              </w:rPr>
               <w:t>to.eql</w:t>
             </w:r>
             <w:proofErr w:type="spellEnd"/>
-            <w:proofErr w:type="gramEnd"/>
             <w:r>
               <w:rPr>
                 <w:rFonts w:ascii="Consolas" w:eastAsia="Consolas" w:hAnsi="Consolas" w:cs="Consolas"/>
@@ -19329,47 +17949,38 @@
                 <w:sz w:val="20"/>
                 <w:szCs w:val="20"/>
               </w:rPr>
-              <w:t xml:space="preserve"> request GET </w:t>
-            </w:r>
-            <w:proofErr w:type="spellStart"/>
-            <w:r>
-              <w:rPr>
-                <w:sz w:val="20"/>
-                <w:szCs w:val="20"/>
-              </w:rPr>
-              <w:t>semua</w:t>
-            </w:r>
-            <w:proofErr w:type="spellEnd"/>
-            <w:r>
-              <w:rPr>
-                <w:sz w:val="20"/>
-                <w:szCs w:val="20"/>
-              </w:rPr>
-              <w:t xml:space="preserve"> </w:t>
-            </w:r>
-            <w:proofErr w:type="spellStart"/>
-            <w:r>
-              <w:rPr>
-                <w:sz w:val="20"/>
-                <w:szCs w:val="20"/>
-              </w:rPr>
-              <w:t>tempat</w:t>
-            </w:r>
-            <w:proofErr w:type="spellEnd"/>
-            <w:r>
-              <w:rPr>
-                <w:sz w:val="20"/>
-                <w:szCs w:val="20"/>
-              </w:rPr>
-              <w:t xml:space="preserve"> </w:t>
-            </w:r>
-            <w:proofErr w:type="spellStart"/>
-            <w:r>
-              <w:rPr>
-                <w:sz w:val="20"/>
-                <w:szCs w:val="20"/>
-              </w:rPr>
-              <w:t>wisata</w:t>
+              <w:t xml:space="preserve"> request </w:t>
+            </w:r>
+            <w:r>
+              <w:rPr>
+                <w:sz w:val="20"/>
+                <w:szCs w:val="20"/>
+              </w:rPr>
+              <w:t xml:space="preserve">GET </w:t>
+            </w:r>
+            <w:proofErr w:type="spellStart"/>
+            <w:r>
+              <w:rPr>
+                <w:sz w:val="20"/>
+                <w:szCs w:val="20"/>
+              </w:rPr>
+              <w:t>Semua</w:t>
+            </w:r>
+            <w:proofErr w:type="spellEnd"/>
+            <w:r>
+              <w:rPr>
+                <w:sz w:val="20"/>
+                <w:szCs w:val="20"/>
+              </w:rPr>
+              <w:t xml:space="preserve"> </w:t>
+            </w:r>
+            <w:proofErr w:type="spellStart"/>
+            <w:r>
+              <w:rPr>
+                <w:sz w:val="20"/>
+                <w:szCs w:val="20"/>
+              </w:rPr>
+              <w:t>Wisata</w:t>
             </w:r>
             <w:proofErr w:type="spellEnd"/>
             <w:r>
@@ -19793,7 +18404,6 @@
         <w:pStyle w:val="Judul2"/>
         <w:keepNext/>
       </w:pPr>
-      <w:proofErr w:type="gramStart"/>
       <w:r>
         <w:lastRenderedPageBreak/>
         <w:t xml:space="preserve">3.3  </w:t>
@@ -19803,7 +18413,6 @@
         <w:t>Cuplikan</w:t>
       </w:r>
       <w:proofErr w:type="spellEnd"/>
-      <w:proofErr w:type="gramEnd"/>
       <w:r>
         <w:t xml:space="preserve"> 2: request POST </w:t>
       </w:r>
@@ -20038,34 +18647,16 @@
                 <w:sz w:val="18"/>
                 <w:szCs w:val="18"/>
               </w:rPr>
-              <w:t>pm.</w:t>
-            </w:r>
-            <w:proofErr w:type="gramStart"/>
+              <w:t>pm.test</w:t>
+            </w:r>
+            <w:proofErr w:type="spellEnd"/>
             <w:r>
               <w:rPr>
                 <w:rFonts w:ascii="Consolas" w:eastAsia="Consolas" w:hAnsi="Consolas" w:cs="Consolas"/>
                 <w:sz w:val="18"/>
                 <w:szCs w:val="18"/>
               </w:rPr>
-              <w:t>test</w:t>
-            </w:r>
-            <w:proofErr w:type="spellEnd"/>
-            <w:r>
-              <w:rPr>
-                <w:rFonts w:ascii="Consolas" w:eastAsia="Consolas" w:hAnsi="Consolas" w:cs="Consolas"/>
-                <w:sz w:val="18"/>
-                <w:szCs w:val="18"/>
-              </w:rPr>
-              <w:t>(</w:t>
-            </w:r>
-            <w:proofErr w:type="gramEnd"/>
-            <w:r>
-              <w:rPr>
-                <w:rFonts w:ascii="Consolas" w:eastAsia="Consolas" w:hAnsi="Consolas" w:cs="Consolas"/>
-                <w:sz w:val="18"/>
-                <w:szCs w:val="18"/>
-              </w:rPr>
-              <w:t xml:space="preserve">'Status code </w:t>
+              <w:t xml:space="preserve">('Status code </w:t>
             </w:r>
             <w:proofErr w:type="spellStart"/>
             <w:r>
@@ -20122,51 +18713,51 @@
               <w:t xml:space="preserve">  </w:t>
             </w:r>
             <w:proofErr w:type="spellStart"/>
-            <w:proofErr w:type="gramStart"/>
             <w:r>
               <w:rPr>
                 <w:rFonts w:ascii="Consolas" w:eastAsia="Consolas" w:hAnsi="Consolas" w:cs="Consolas"/>
                 <w:sz w:val="18"/>
                 <w:szCs w:val="18"/>
               </w:rPr>
-              <w:t>pm.response.to.have</w:t>
-            </w:r>
-            <w:proofErr w:type="gramEnd"/>
+              <w:t>pm.response.to.have.status</w:t>
+            </w:r>
+            <w:proofErr w:type="spellEnd"/>
             <w:r>
               <w:rPr>
                 <w:rFonts w:ascii="Consolas" w:eastAsia="Consolas" w:hAnsi="Consolas" w:cs="Consolas"/>
                 <w:sz w:val="18"/>
                 <w:szCs w:val="18"/>
               </w:rPr>
-              <w:t>.</w:t>
-            </w:r>
-            <w:proofErr w:type="gramStart"/>
-            <w:r>
+              <w:t>(201);</w:t>
+            </w:r>
+          </w:p>
+          <w:p>
+            <w:pPr>
+              <w:spacing w:after="20" w:line="250" w:lineRule="auto"/>
               <w:rPr>
                 <w:rFonts w:ascii="Consolas" w:eastAsia="Consolas" w:hAnsi="Consolas" w:cs="Consolas"/>
                 <w:sz w:val="18"/>
                 <w:szCs w:val="18"/>
               </w:rPr>
-              <w:t>status</w:t>
-            </w:r>
-            <w:proofErr w:type="spellEnd"/>
+            </w:pPr>
             <w:r>
               <w:rPr>
                 <w:rFonts w:ascii="Consolas" w:eastAsia="Consolas" w:hAnsi="Consolas" w:cs="Consolas"/>
                 <w:sz w:val="18"/>
                 <w:szCs w:val="18"/>
               </w:rPr>
-              <w:t>(</w:t>
-            </w:r>
-            <w:proofErr w:type="gramEnd"/>
-            <w:r>
+              <w:t>});</w:t>
+            </w:r>
+          </w:p>
+          <w:p>
+            <w:pPr>
+              <w:spacing w:after="20" w:line="250" w:lineRule="auto"/>
               <w:rPr>
                 <w:rFonts w:ascii="Consolas" w:eastAsia="Consolas" w:hAnsi="Consolas" w:cs="Consolas"/>
                 <w:sz w:val="18"/>
                 <w:szCs w:val="18"/>
               </w:rPr>
-              <w:t>201);</w:t>
-            </w:r>
+            </w:pPr>
           </w:p>
           <w:p>
             <w:pPr>
@@ -20177,69 +18768,23 @@
                 <w:szCs w:val="18"/>
               </w:rPr>
             </w:pPr>
+            <w:proofErr w:type="spellStart"/>
             <w:r>
               <w:rPr>
                 <w:rFonts w:ascii="Consolas" w:eastAsia="Consolas" w:hAnsi="Consolas" w:cs="Consolas"/>
                 <w:sz w:val="18"/>
                 <w:szCs w:val="18"/>
               </w:rPr>
-              <w:t>});</w:t>
-            </w:r>
-          </w:p>
-          <w:p>
-            <w:pPr>
-              <w:spacing w:after="20" w:line="250" w:lineRule="auto"/>
+              <w:t>pm.test</w:t>
+            </w:r>
+            <w:proofErr w:type="spellEnd"/>
+            <w:r>
               <w:rPr>
                 <w:rFonts w:ascii="Consolas" w:eastAsia="Consolas" w:hAnsi="Consolas" w:cs="Consolas"/>
                 <w:sz w:val="18"/>
                 <w:szCs w:val="18"/>
               </w:rPr>
-            </w:pPr>
-          </w:p>
-          <w:p>
-            <w:pPr>
-              <w:spacing w:after="20" w:line="250" w:lineRule="auto"/>
-              <w:rPr>
-                <w:rFonts w:ascii="Consolas" w:eastAsia="Consolas" w:hAnsi="Consolas" w:cs="Consolas"/>
-                <w:sz w:val="18"/>
-                <w:szCs w:val="18"/>
-              </w:rPr>
-            </w:pPr>
-            <w:proofErr w:type="spellStart"/>
-            <w:r>
-              <w:rPr>
-                <w:rFonts w:ascii="Consolas" w:eastAsia="Consolas" w:hAnsi="Consolas" w:cs="Consolas"/>
-                <w:sz w:val="18"/>
-                <w:szCs w:val="18"/>
-              </w:rPr>
-              <w:t>pm.</w:t>
-            </w:r>
-            <w:proofErr w:type="gramStart"/>
-            <w:r>
-              <w:rPr>
-                <w:rFonts w:ascii="Consolas" w:eastAsia="Consolas" w:hAnsi="Consolas" w:cs="Consolas"/>
-                <w:sz w:val="18"/>
-                <w:szCs w:val="18"/>
-              </w:rPr>
-              <w:t>test</w:t>
-            </w:r>
-            <w:proofErr w:type="spellEnd"/>
-            <w:r>
-              <w:rPr>
-                <w:rFonts w:ascii="Consolas" w:eastAsia="Consolas" w:hAnsi="Consolas" w:cs="Consolas"/>
-                <w:sz w:val="18"/>
-                <w:szCs w:val="18"/>
-              </w:rPr>
-              <w:t>(</w:t>
-            </w:r>
-            <w:proofErr w:type="gramEnd"/>
-            <w:r>
-              <w:rPr>
-                <w:rFonts w:ascii="Consolas" w:eastAsia="Consolas" w:hAnsi="Consolas" w:cs="Consolas"/>
-                <w:sz w:val="18"/>
-                <w:szCs w:val="18"/>
-              </w:rPr>
-              <w:t xml:space="preserve">'Data </w:t>
+              <w:t xml:space="preserve">('Data </w:t>
             </w:r>
             <w:proofErr w:type="spellStart"/>
             <w:r>
@@ -20388,125 +18933,121 @@
               <w:t xml:space="preserve"> = </w:t>
             </w:r>
             <w:proofErr w:type="spellStart"/>
-            <w:proofErr w:type="gramStart"/>
             <w:r>
               <w:rPr>
                 <w:rFonts w:ascii="Consolas" w:eastAsia="Consolas" w:hAnsi="Consolas" w:cs="Consolas"/>
                 <w:sz w:val="18"/>
                 <w:szCs w:val="18"/>
               </w:rPr>
-              <w:t>pm.response</w:t>
-            </w:r>
-            <w:proofErr w:type="gramEnd"/>
+              <w:t>pm.response.json</w:t>
+            </w:r>
+            <w:proofErr w:type="spellEnd"/>
             <w:r>
               <w:rPr>
                 <w:rFonts w:ascii="Consolas" w:eastAsia="Consolas" w:hAnsi="Consolas" w:cs="Consolas"/>
                 <w:sz w:val="18"/>
                 <w:szCs w:val="18"/>
               </w:rPr>
-              <w:t>.</w:t>
-            </w:r>
-            <w:proofErr w:type="gramStart"/>
-            <w:r>
+              <w:t>();</w:t>
+            </w:r>
+          </w:p>
+          <w:p>
+            <w:pPr>
+              <w:spacing w:after="20" w:line="250" w:lineRule="auto"/>
               <w:rPr>
                 <w:rFonts w:ascii="Consolas" w:eastAsia="Consolas" w:hAnsi="Consolas" w:cs="Consolas"/>
                 <w:sz w:val="18"/>
                 <w:szCs w:val="18"/>
               </w:rPr>
-              <w:t>json</w:t>
-            </w:r>
-            <w:proofErr w:type="spellEnd"/>
+            </w:pPr>
             <w:r>
               <w:rPr>
                 <w:rFonts w:ascii="Consolas" w:eastAsia="Consolas" w:hAnsi="Consolas" w:cs="Consolas"/>
                 <w:sz w:val="18"/>
                 <w:szCs w:val="18"/>
               </w:rPr>
-              <w:t>(</w:t>
-            </w:r>
-            <w:proofErr w:type="gramEnd"/>
+              <w:t xml:space="preserve">  </w:t>
+            </w:r>
+            <w:proofErr w:type="spellStart"/>
             <w:r>
               <w:rPr>
                 <w:rFonts w:ascii="Consolas" w:eastAsia="Consolas" w:hAnsi="Consolas" w:cs="Consolas"/>
                 <w:sz w:val="18"/>
                 <w:szCs w:val="18"/>
               </w:rPr>
-              <w:t>);</w:t>
-            </w:r>
-          </w:p>
-          <w:p>
-            <w:pPr>
-              <w:spacing w:after="20" w:line="250" w:lineRule="auto"/>
+              <w:t>pm.expect</w:t>
+            </w:r>
+            <w:proofErr w:type="spellEnd"/>
+            <w:r>
               <w:rPr>
                 <w:rFonts w:ascii="Consolas" w:eastAsia="Consolas" w:hAnsi="Consolas" w:cs="Consolas"/>
                 <w:sz w:val="18"/>
                 <w:szCs w:val="18"/>
               </w:rPr>
-            </w:pPr>
+              <w:t>(</w:t>
+            </w:r>
+            <w:proofErr w:type="spellStart"/>
             <w:r>
               <w:rPr>
                 <w:rFonts w:ascii="Consolas" w:eastAsia="Consolas" w:hAnsi="Consolas" w:cs="Consolas"/>
                 <w:sz w:val="18"/>
                 <w:szCs w:val="18"/>
               </w:rPr>
-              <w:t xml:space="preserve">  </w:t>
-            </w:r>
-            <w:proofErr w:type="spellStart"/>
-            <w:proofErr w:type="gramStart"/>
+              <w:t>jsonData</w:t>
+            </w:r>
+            <w:proofErr w:type="spellEnd"/>
             <w:r>
               <w:rPr>
                 <w:rFonts w:ascii="Consolas" w:eastAsia="Consolas" w:hAnsi="Consolas" w:cs="Consolas"/>
                 <w:sz w:val="18"/>
                 <w:szCs w:val="18"/>
               </w:rPr>
-              <w:t>pm.expect</w:t>
-            </w:r>
-            <w:proofErr w:type="spellEnd"/>
-            <w:proofErr w:type="gramEnd"/>
+              <w:t>).</w:t>
+            </w:r>
+            <w:proofErr w:type="spellStart"/>
             <w:r>
               <w:rPr>
                 <w:rFonts w:ascii="Consolas" w:eastAsia="Consolas" w:hAnsi="Consolas" w:cs="Consolas"/>
                 <w:sz w:val="18"/>
                 <w:szCs w:val="18"/>
               </w:rPr>
-              <w:t>(</w:t>
-            </w:r>
-            <w:proofErr w:type="spellStart"/>
+              <w:t>to.have.property</w:t>
+            </w:r>
+            <w:proofErr w:type="spellEnd"/>
             <w:r>
               <w:rPr>
                 <w:rFonts w:ascii="Consolas" w:eastAsia="Consolas" w:hAnsi="Consolas" w:cs="Consolas"/>
                 <w:sz w:val="18"/>
                 <w:szCs w:val="18"/>
               </w:rPr>
-              <w:t>jsonData</w:t>
-            </w:r>
-            <w:proofErr w:type="spellEnd"/>
-            <w:r>
+              <w:t>('id');</w:t>
+            </w:r>
+          </w:p>
+          <w:p>
+            <w:pPr>
+              <w:spacing w:after="20" w:line="250" w:lineRule="auto"/>
               <w:rPr>
                 <w:rFonts w:ascii="Consolas" w:eastAsia="Consolas" w:hAnsi="Consolas" w:cs="Consolas"/>
                 <w:sz w:val="18"/>
                 <w:szCs w:val="18"/>
               </w:rPr>
-              <w:t>).</w:t>
-            </w:r>
-            <w:proofErr w:type="spellStart"/>
-            <w:proofErr w:type="gramStart"/>
+            </w:pPr>
             <w:r>
               <w:rPr>
                 <w:rFonts w:ascii="Consolas" w:eastAsia="Consolas" w:hAnsi="Consolas" w:cs="Consolas"/>
                 <w:sz w:val="18"/>
                 <w:szCs w:val="18"/>
               </w:rPr>
-              <w:t>to.have</w:t>
-            </w:r>
-            <w:proofErr w:type="gramEnd"/>
+              <w:t xml:space="preserve">  </w:t>
+            </w:r>
+            <w:proofErr w:type="spellStart"/>
             <w:r>
               <w:rPr>
                 <w:rFonts w:ascii="Consolas" w:eastAsia="Consolas" w:hAnsi="Consolas" w:cs="Consolas"/>
                 <w:sz w:val="18"/>
                 <w:szCs w:val="18"/>
               </w:rPr>
-              <w:t>.property</w:t>
+              <w:t>pm.expect</w:t>
             </w:r>
             <w:proofErr w:type="spellEnd"/>
             <w:r>
@@ -20515,45 +19056,43 @@
                 <w:sz w:val="18"/>
                 <w:szCs w:val="18"/>
               </w:rPr>
-              <w:t>('id');</w:t>
-            </w:r>
-          </w:p>
-          <w:p>
-            <w:pPr>
-              <w:spacing w:after="20" w:line="250" w:lineRule="auto"/>
+              <w:t>(</w:t>
+            </w:r>
+            <w:proofErr w:type="spellStart"/>
+            <w:r>
               <w:rPr>
                 <w:rFonts w:ascii="Consolas" w:eastAsia="Consolas" w:hAnsi="Consolas" w:cs="Consolas"/>
                 <w:sz w:val="18"/>
                 <w:szCs w:val="18"/>
               </w:rPr>
-            </w:pPr>
+              <w:t>jsonData.nama</w:t>
+            </w:r>
+            <w:proofErr w:type="spellEnd"/>
             <w:r>
               <w:rPr>
                 <w:rFonts w:ascii="Consolas" w:eastAsia="Consolas" w:hAnsi="Consolas" w:cs="Consolas"/>
                 <w:sz w:val="18"/>
                 <w:szCs w:val="18"/>
               </w:rPr>
-              <w:t xml:space="preserve">  </w:t>
-            </w:r>
-            <w:proofErr w:type="spellStart"/>
-            <w:proofErr w:type="gramStart"/>
+              <w:t>).</w:t>
+            </w:r>
+            <w:proofErr w:type="spellStart"/>
             <w:r>
               <w:rPr>
                 <w:rFonts w:ascii="Consolas" w:eastAsia="Consolas" w:hAnsi="Consolas" w:cs="Consolas"/>
                 <w:sz w:val="18"/>
                 <w:szCs w:val="18"/>
               </w:rPr>
-              <w:t>pm.expect</w:t>
-            </w:r>
-            <w:proofErr w:type="spellEnd"/>
-            <w:proofErr w:type="gramEnd"/>
+              <w:t>to.eql</w:t>
+            </w:r>
+            <w:proofErr w:type="spellEnd"/>
             <w:r>
               <w:rPr>
                 <w:rFonts w:ascii="Consolas" w:eastAsia="Consolas" w:hAnsi="Consolas" w:cs="Consolas"/>
                 <w:sz w:val="18"/>
                 <w:szCs w:val="18"/>
               </w:rPr>
-              <w:t>(</w:t>
+              <w:t xml:space="preserve">('Pulau </w:t>
             </w:r>
             <w:proofErr w:type="spellStart"/>
             <w:r>
@@ -20562,83 +19101,81 @@
                 <w:sz w:val="18"/>
                 <w:szCs w:val="18"/>
               </w:rPr>
-              <w:t>jsonData.nama</w:t>
-            </w:r>
-            <w:proofErr w:type="spellEnd"/>
-            <w:proofErr w:type="gramStart"/>
+              <w:t>Kemarau</w:t>
+            </w:r>
+            <w:proofErr w:type="spellEnd"/>
             <w:r>
               <w:rPr>
                 <w:rFonts w:ascii="Consolas" w:eastAsia="Consolas" w:hAnsi="Consolas" w:cs="Consolas"/>
                 <w:sz w:val="18"/>
                 <w:szCs w:val="18"/>
               </w:rPr>
-              <w:t>).</w:t>
-            </w:r>
-            <w:proofErr w:type="spellStart"/>
-            <w:r>
+              <w:t>');</w:t>
+            </w:r>
+          </w:p>
+          <w:p>
+            <w:pPr>
+              <w:spacing w:after="20" w:line="250" w:lineRule="auto"/>
               <w:rPr>
                 <w:rFonts w:ascii="Consolas" w:eastAsia="Consolas" w:hAnsi="Consolas" w:cs="Consolas"/>
                 <w:sz w:val="18"/>
                 <w:szCs w:val="18"/>
               </w:rPr>
-              <w:t>to.eql</w:t>
-            </w:r>
-            <w:proofErr w:type="spellEnd"/>
-            <w:proofErr w:type="gramEnd"/>
+            </w:pPr>
             <w:r>
               <w:rPr>
                 <w:rFonts w:ascii="Consolas" w:eastAsia="Consolas" w:hAnsi="Consolas" w:cs="Consolas"/>
                 <w:sz w:val="18"/>
                 <w:szCs w:val="18"/>
               </w:rPr>
-              <w:t xml:space="preserve">('Pulau </w:t>
-            </w:r>
-            <w:proofErr w:type="spellStart"/>
-            <w:r>
+              <w:t>});</w:t>
+            </w:r>
+          </w:p>
+          <w:p>
+            <w:pPr>
+              <w:spacing w:after="20" w:line="250" w:lineRule="auto"/>
               <w:rPr>
                 <w:rFonts w:ascii="Consolas" w:eastAsia="Consolas" w:hAnsi="Consolas" w:cs="Consolas"/>
                 <w:sz w:val="18"/>
                 <w:szCs w:val="18"/>
               </w:rPr>
-              <w:t>Kemarau</w:t>
-            </w:r>
-            <w:proofErr w:type="spellEnd"/>
-            <w:r>
+            </w:pPr>
+          </w:p>
+          <w:p>
+            <w:pPr>
+              <w:spacing w:after="20" w:line="250" w:lineRule="auto"/>
               <w:rPr>
                 <w:rFonts w:ascii="Consolas" w:eastAsia="Consolas" w:hAnsi="Consolas" w:cs="Consolas"/>
                 <w:sz w:val="18"/>
                 <w:szCs w:val="18"/>
               </w:rPr>
-              <w:t>');</w:t>
-            </w:r>
-          </w:p>
-          <w:p>
-            <w:pPr>
-              <w:spacing w:after="20" w:line="250" w:lineRule="auto"/>
+            </w:pPr>
+            <w:r>
               <w:rPr>
                 <w:rFonts w:ascii="Consolas" w:eastAsia="Consolas" w:hAnsi="Consolas" w:cs="Consolas"/>
                 <w:sz w:val="18"/>
                 <w:szCs w:val="18"/>
               </w:rPr>
-            </w:pPr>
+              <w:t>if (</w:t>
+            </w:r>
+            <w:proofErr w:type="spellStart"/>
             <w:r>
               <w:rPr>
                 <w:rFonts w:ascii="Consolas" w:eastAsia="Consolas" w:hAnsi="Consolas" w:cs="Consolas"/>
                 <w:sz w:val="18"/>
                 <w:szCs w:val="18"/>
               </w:rPr>
-              <w:t>});</w:t>
-            </w:r>
-          </w:p>
-          <w:p>
-            <w:pPr>
-              <w:spacing w:after="20" w:line="250" w:lineRule="auto"/>
+              <w:t>pm.response.code</w:t>
+            </w:r>
+            <w:proofErr w:type="spellEnd"/>
+            <w:r>
               <w:rPr>
                 <w:rFonts w:ascii="Consolas" w:eastAsia="Consolas" w:hAnsi="Consolas" w:cs="Consolas"/>
                 <w:sz w:val="18"/>
                 <w:szCs w:val="18"/>
               </w:rPr>
-            </w:pPr>
+              <w:t xml:space="preserve"> === 201) {</w:t>
+            </w:r>
           </w:p>
           <w:p>
             <w:pPr>
@@ -20655,118 +19192,52 @@
                 <w:sz w:val="18"/>
                 <w:szCs w:val="18"/>
               </w:rPr>
-              <w:t>if (</w:t>
-            </w:r>
-            <w:proofErr w:type="spellStart"/>
-            <w:proofErr w:type="gramStart"/>
+              <w:t xml:space="preserve">  </w:t>
+            </w:r>
+            <w:proofErr w:type="spellStart"/>
             <w:r>
               <w:rPr>
                 <w:rFonts w:ascii="Consolas" w:eastAsia="Consolas" w:hAnsi="Consolas" w:cs="Consolas"/>
                 <w:sz w:val="18"/>
                 <w:szCs w:val="18"/>
               </w:rPr>
-              <w:t>pm.response</w:t>
-            </w:r>
-            <w:proofErr w:type="gramEnd"/>
+              <w:t>pm.environment.set</w:t>
+            </w:r>
+            <w:proofErr w:type="spellEnd"/>
             <w:r>
               <w:rPr>
                 <w:rFonts w:ascii="Consolas" w:eastAsia="Consolas" w:hAnsi="Consolas" w:cs="Consolas"/>
                 <w:sz w:val="18"/>
                 <w:szCs w:val="18"/>
               </w:rPr>
-              <w:t>.code</w:t>
-            </w:r>
-            <w:proofErr w:type="spellEnd"/>
+              <w:t>('tourist-</w:t>
+            </w:r>
+            <w:proofErr w:type="spellStart"/>
             <w:r>
               <w:rPr>
                 <w:rFonts w:ascii="Consolas" w:eastAsia="Consolas" w:hAnsi="Consolas" w:cs="Consolas"/>
                 <w:sz w:val="18"/>
                 <w:szCs w:val="18"/>
               </w:rPr>
-              <w:t xml:space="preserve"> === 201) {</w:t>
-            </w:r>
-          </w:p>
-          <w:p>
-            <w:pPr>
-              <w:spacing w:after="20" w:line="250" w:lineRule="auto"/>
+              <w:t>sportId</w:t>
+            </w:r>
+            <w:proofErr w:type="spellEnd"/>
+            <w:r>
               <w:rPr>
                 <w:rFonts w:ascii="Consolas" w:eastAsia="Consolas" w:hAnsi="Consolas" w:cs="Consolas"/>
                 <w:sz w:val="18"/>
                 <w:szCs w:val="18"/>
               </w:rPr>
-            </w:pPr>
+              <w:t xml:space="preserve">', </w:t>
+            </w:r>
+            <w:proofErr w:type="spellStart"/>
             <w:r>
               <w:rPr>
                 <w:rFonts w:ascii="Consolas" w:eastAsia="Consolas" w:hAnsi="Consolas" w:cs="Consolas"/>
                 <w:sz w:val="18"/>
                 <w:szCs w:val="18"/>
               </w:rPr>
-              <w:t xml:space="preserve">  </w:t>
-            </w:r>
-            <w:proofErr w:type="spellStart"/>
-            <w:proofErr w:type="gramStart"/>
-            <w:r>
-              <w:rPr>
-                <w:rFonts w:ascii="Consolas" w:eastAsia="Consolas" w:hAnsi="Consolas" w:cs="Consolas"/>
-                <w:sz w:val="18"/>
-                <w:szCs w:val="18"/>
-              </w:rPr>
-              <w:t>pm.environment.set</w:t>
-            </w:r>
-            <w:proofErr w:type="spellEnd"/>
-            <w:r>
-              <w:rPr>
-                <w:rFonts w:ascii="Consolas" w:eastAsia="Consolas" w:hAnsi="Consolas" w:cs="Consolas"/>
-                <w:sz w:val="18"/>
-                <w:szCs w:val="18"/>
-              </w:rPr>
-              <w:t>(</w:t>
-            </w:r>
-            <w:proofErr w:type="gramEnd"/>
-            <w:r>
-              <w:rPr>
-                <w:rFonts w:ascii="Consolas" w:eastAsia="Consolas" w:hAnsi="Consolas" w:cs="Consolas"/>
-                <w:sz w:val="18"/>
-                <w:szCs w:val="18"/>
-              </w:rPr>
-              <w:t>'tourist-</w:t>
-            </w:r>
-            <w:proofErr w:type="spellStart"/>
-            <w:r>
-              <w:rPr>
-                <w:rFonts w:ascii="Consolas" w:eastAsia="Consolas" w:hAnsi="Consolas" w:cs="Consolas"/>
-                <w:sz w:val="18"/>
-                <w:szCs w:val="18"/>
-              </w:rPr>
-              <w:t>sportId</w:t>
-            </w:r>
-            <w:proofErr w:type="spellEnd"/>
-            <w:r>
-              <w:rPr>
-                <w:rFonts w:ascii="Consolas" w:eastAsia="Consolas" w:hAnsi="Consolas" w:cs="Consolas"/>
-                <w:sz w:val="18"/>
-                <w:szCs w:val="18"/>
-              </w:rPr>
-              <w:t xml:space="preserve">', </w:t>
-            </w:r>
-            <w:proofErr w:type="spellStart"/>
-            <w:proofErr w:type="gramStart"/>
-            <w:r>
-              <w:rPr>
-                <w:rFonts w:ascii="Consolas" w:eastAsia="Consolas" w:hAnsi="Consolas" w:cs="Consolas"/>
-                <w:sz w:val="18"/>
-                <w:szCs w:val="18"/>
-              </w:rPr>
-              <w:t>pm.response</w:t>
-            </w:r>
-            <w:proofErr w:type="gramEnd"/>
-            <w:r>
-              <w:rPr>
-                <w:rFonts w:ascii="Consolas" w:eastAsia="Consolas" w:hAnsi="Consolas" w:cs="Consolas"/>
-                <w:sz w:val="18"/>
-                <w:szCs w:val="18"/>
-              </w:rPr>
-              <w:t>.json</w:t>
+              <w:t>pm.response.json</w:t>
             </w:r>
             <w:proofErr w:type="spellEnd"/>
             <w:r>
@@ -21284,15 +19755,7 @@
       </w:pPr>
       <w:r>
         <w:lastRenderedPageBreak/>
-        <w:t xml:space="preserve">Bab </w:t>
-      </w:r>
-      <w:proofErr w:type="gramStart"/>
-      <w:r>
-        <w:t>4  Hasil</w:t>
-      </w:r>
-      <w:proofErr w:type="gramEnd"/>
-      <w:r>
-        <w:t xml:space="preserve"> Collection Runner</w:t>
+        <w:t>Bab 4  Hasil Collection Runner</w:t>
       </w:r>
     </w:p>
     <w:p>
@@ -21381,7 +19844,6 @@
         <w:pStyle w:val="Judul2"/>
         <w:keepNext/>
       </w:pPr>
-      <w:proofErr w:type="gramStart"/>
       <w:r>
         <w:t xml:space="preserve">4.1  </w:t>
       </w:r>
@@ -21390,7 +19852,6 @@
         <w:t>Ringkasan</w:t>
       </w:r>
       <w:proofErr w:type="spellEnd"/>
-      <w:proofErr w:type="gramEnd"/>
       <w:r>
         <w:t xml:space="preserve"> Collection Runner</w:t>
       </w:r>
@@ -21908,23 +20369,7 @@
                 <w:sz w:val="20"/>
                 <w:szCs w:val="20"/>
               </w:rPr>
-              <w:t xml:space="preserve"> 9 </w:t>
-            </w:r>
-            <w:proofErr w:type="gramStart"/>
-            <w:r>
-              <w:rPr>
-                <w:sz w:val="20"/>
-                <w:szCs w:val="20"/>
-              </w:rPr>
-              <w:t>request</w:t>
-            </w:r>
-            <w:proofErr w:type="gramEnd"/>
-            <w:r>
-              <w:rPr>
-                <w:sz w:val="20"/>
-                <w:szCs w:val="20"/>
-              </w:rPr>
-              <w:t xml:space="preserve"> (5 pada folder A. CRUD dan 4 pada folder B. </w:t>
+              <w:t xml:space="preserve"> 9 request (5 pada folder A. CRUD dan 4 pada folder B. </w:t>
             </w:r>
             <w:proofErr w:type="spellStart"/>
             <w:r>
@@ -21956,23 +20401,7 @@
                 <w:sz w:val="20"/>
                 <w:szCs w:val="20"/>
               </w:rPr>
-              <w:t xml:space="preserve"> total 21 </w:t>
-            </w:r>
-            <w:proofErr w:type="gramStart"/>
-            <w:r>
-              <w:rPr>
-                <w:sz w:val="20"/>
-                <w:szCs w:val="20"/>
-              </w:rPr>
-              <w:t>test</w:t>
-            </w:r>
-            <w:proofErr w:type="gramEnd"/>
-            <w:r>
-              <w:rPr>
-                <w:sz w:val="20"/>
-                <w:szCs w:val="20"/>
-              </w:rPr>
-              <w:t xml:space="preserve">. </w:t>
+              <w:t xml:space="preserve"> total 21 test. </w:t>
             </w:r>
             <w:proofErr w:type="spellStart"/>
             <w:r>
@@ -22324,7 +20753,6 @@
         <w:pStyle w:val="Judul2"/>
         <w:keepNext/>
       </w:pPr>
-      <w:proofErr w:type="gramStart"/>
       <w:r>
         <w:lastRenderedPageBreak/>
         <w:t xml:space="preserve">4.2  </w:t>
@@ -22334,7 +20762,6 @@
         <w:t>Rekap</w:t>
       </w:r>
       <w:proofErr w:type="spellEnd"/>
-      <w:proofErr w:type="gramEnd"/>
       <w:r>
         <w:t xml:space="preserve"> </w:t>
       </w:r>
@@ -22884,7 +21311,6 @@
         <w:pStyle w:val="Judul2"/>
         <w:keepNext/>
       </w:pPr>
-      <w:proofErr w:type="gramStart"/>
       <w:r>
         <w:t xml:space="preserve">4.3  </w:t>
       </w:r>
@@ -22893,7 +21319,6 @@
         <w:t>Temuan</w:t>
       </w:r>
       <w:proofErr w:type="spellEnd"/>
-      <w:proofErr w:type="gramEnd"/>
       <w:r>
         <w:t xml:space="preserve"> </w:t>
       </w:r>
@@ -23918,7 +22343,6 @@
               <w:t xml:space="preserve"> scope (</w:t>
             </w:r>
             <w:proofErr w:type="spellStart"/>
-            <w:proofErr w:type="gramStart"/>
             <w:r>
               <w:rPr>
                 <w:sz w:val="19"/>
@@ -23927,7 +22351,6 @@
               <w:t>pm.environment</w:t>
             </w:r>
             <w:proofErr w:type="spellEnd"/>
-            <w:proofErr w:type="gramEnd"/>
             <w:r>
               <w:rPr>
                 <w:sz w:val="19"/>
@@ -24875,7 +23298,6 @@
               <w:t xml:space="preserve"> </w:t>
             </w:r>
             <w:proofErr w:type="spellStart"/>
-            <w:proofErr w:type="gramStart"/>
             <w:r>
               <w:rPr>
                 <w:sz w:val="19"/>
@@ -24884,7 +23306,6 @@
               <w:t>d.hargaTiket</w:t>
             </w:r>
             <w:proofErr w:type="spellEnd"/>
-            <w:proofErr w:type="gramEnd"/>
             <w:r>
               <w:rPr>
                 <w:sz w:val="19"/>
@@ -24952,15 +23373,7 @@
       </w:pPr>
       <w:r>
         <w:lastRenderedPageBreak/>
-        <w:t xml:space="preserve">Bab </w:t>
-      </w:r>
-      <w:proofErr w:type="gramStart"/>
-      <w:r>
-        <w:t>5  Newman</w:t>
-      </w:r>
-      <w:proofErr w:type="gramEnd"/>
-      <w:r>
-        <w:t xml:space="preserve"> di Terminal (</w:t>
+        <w:t>Bab 5  Newman di Terminal (</w:t>
       </w:r>
       <w:proofErr w:type="spellStart"/>
       <w:r>
@@ -25356,13 +23769,8 @@
         <w:pStyle w:val="Judul2"/>
         <w:keepNext/>
       </w:pPr>
-      <w:proofErr w:type="gramStart"/>
-      <w:r>
-        <w:t>5.1  Hasil</w:t>
-      </w:r>
-      <w:proofErr w:type="gramEnd"/>
-      <w:r>
-        <w:t xml:space="preserve"> Newman</w:t>
+      <w:r>
+        <w:t>5.1  Hasil Newman</w:t>
       </w:r>
     </w:p>
     <w:p>
@@ -25568,7 +23976,6 @@
               <w:t xml:space="preserve">[ Tempel screenshot di </w:t>
             </w:r>
             <w:proofErr w:type="spellStart"/>
-            <w:proofErr w:type="gramStart"/>
             <w:r>
               <w:rPr>
                 <w:b/>
@@ -25586,7 +23993,6 @@
               </w:rPr>
               <w:t xml:space="preserve"> ]</w:t>
             </w:r>
-            <w:proofErr w:type="gramEnd"/>
           </w:p>
           <w:p>
             <w:pPr>
@@ -25838,18 +24244,9 @@
                 <w:sz w:val="20"/>
                 <w:szCs w:val="20"/>
               </w:rPr>
-              <w:t>Pariwisata.postman_</w:t>
-            </w:r>
-            <w:proofErr w:type="gramStart"/>
-            <w:r>
-              <w:rPr>
-                <w:sz w:val="20"/>
-                <w:szCs w:val="20"/>
-              </w:rPr>
-              <w:t>collection.json</w:t>
-            </w:r>
-            <w:proofErr w:type="spellEnd"/>
-            <w:proofErr w:type="gramEnd"/>
+              <w:t>Pariwisata.postman_collection.json</w:t>
+            </w:r>
+            <w:proofErr w:type="spellEnd"/>
             <w:r>
               <w:rPr>
                 <w:sz w:val="20"/>
@@ -25863,18 +24260,9 @@
                 <w:sz w:val="20"/>
                 <w:szCs w:val="20"/>
               </w:rPr>
-              <w:t>Pariwisata.postman_</w:t>
-            </w:r>
-            <w:proofErr w:type="gramStart"/>
-            <w:r>
-              <w:rPr>
-                <w:sz w:val="20"/>
-                <w:szCs w:val="20"/>
-              </w:rPr>
-              <w:t>environment.json</w:t>
-            </w:r>
-            <w:proofErr w:type="spellEnd"/>
-            <w:proofErr w:type="gramEnd"/>
+              <w:t>Pariwisata.postman_environment.json</w:t>
+            </w:r>
+            <w:proofErr w:type="spellEnd"/>
           </w:p>
           <w:p>
             <w:pPr>
@@ -26160,18 +24548,13 @@
       </w:pPr>
       <w:r>
         <w:lastRenderedPageBreak/>
-        <w:t xml:space="preserve">Bab </w:t>
-      </w:r>
-      <w:proofErr w:type="gramStart"/>
-      <w:r>
-        <w:t xml:space="preserve">6  </w:t>
+        <w:t xml:space="preserve">Bab 6  </w:t>
       </w:r>
       <w:proofErr w:type="spellStart"/>
       <w:r>
         <w:t>Repositori</w:t>
       </w:r>
       <w:proofErr w:type="spellEnd"/>
-      <w:proofErr w:type="gramEnd"/>
       <w:r>
         <w:t xml:space="preserve"> dan </w:t>
       </w:r>
@@ -26680,37 +25063,12 @@
             <w:pPr>
               <w:spacing w:after="40" w:line="260" w:lineRule="auto"/>
             </w:pPr>
-            <w:proofErr w:type="gramStart"/>
-            <w:r>
-              <w:rPr>
-                <w:sz w:val="20"/>
-                <w:szCs w:val="20"/>
-              </w:rPr>
-              <w:t>[  ]</w:t>
-            </w:r>
-            <w:proofErr w:type="gramEnd"/>
-            <w:r>
-              <w:rPr>
-                <w:sz w:val="20"/>
-                <w:szCs w:val="20"/>
-              </w:rPr>
-              <w:t xml:space="preserve"> Ya  </w:t>
-            </w:r>
-            <w:proofErr w:type="gramStart"/>
-            <w:r>
-              <w:rPr>
-                <w:sz w:val="20"/>
-                <w:szCs w:val="20"/>
-              </w:rPr>
-              <w:t xml:space="preserve">   [  ]</w:t>
-            </w:r>
-            <w:proofErr w:type="gramEnd"/>
-            <w:r>
-              <w:rPr>
-                <w:sz w:val="20"/>
-                <w:szCs w:val="20"/>
-              </w:rPr>
-              <w:t xml:space="preserve"> Tidak</w:t>
+            <w:r>
+              <w:rPr>
+                <w:sz w:val="20"/>
+                <w:szCs w:val="20"/>
+              </w:rPr>
+              <w:t>[  ] Ya     [  ] Tidak</w:t>
             </w:r>
           </w:p>
         </w:tc>
@@ -26833,37 +25191,12 @@
             <w:pPr>
               <w:spacing w:after="40" w:line="260" w:lineRule="auto"/>
             </w:pPr>
-            <w:proofErr w:type="gramStart"/>
-            <w:r>
-              <w:rPr>
-                <w:sz w:val="20"/>
-                <w:szCs w:val="20"/>
-              </w:rPr>
-              <w:t>[  ]</w:t>
-            </w:r>
-            <w:proofErr w:type="gramEnd"/>
-            <w:r>
-              <w:rPr>
-                <w:sz w:val="20"/>
-                <w:szCs w:val="20"/>
-              </w:rPr>
-              <w:t xml:space="preserve"> Ya  </w:t>
-            </w:r>
-            <w:proofErr w:type="gramStart"/>
-            <w:r>
-              <w:rPr>
-                <w:sz w:val="20"/>
-                <w:szCs w:val="20"/>
-              </w:rPr>
-              <w:t xml:space="preserve">   [  ]</w:t>
-            </w:r>
-            <w:proofErr w:type="gramEnd"/>
-            <w:r>
-              <w:rPr>
-                <w:sz w:val="20"/>
-                <w:szCs w:val="20"/>
-              </w:rPr>
-              <w:t xml:space="preserve"> Tidak</w:t>
+            <w:r>
+              <w:rPr>
+                <w:sz w:val="20"/>
+                <w:szCs w:val="20"/>
+              </w:rPr>
+              <w:t>[  ] Ya     [  ] Tidak</w:t>
             </w:r>
           </w:p>
         </w:tc>
@@ -26882,18 +25215,13 @@
       </w:pPr>
       <w:r>
         <w:lastRenderedPageBreak/>
-        <w:t xml:space="preserve">Bab </w:t>
-      </w:r>
-      <w:proofErr w:type="gramStart"/>
-      <w:r>
-        <w:t xml:space="preserve">7  </w:t>
+        <w:t xml:space="preserve">Bab 7  </w:t>
       </w:r>
       <w:proofErr w:type="spellStart"/>
       <w:r>
         <w:t>Refleksi</w:t>
       </w:r>
       <w:proofErr w:type="spellEnd"/>
-      <w:proofErr w:type="gramEnd"/>
     </w:p>
     <w:p>
       <w:pPr>
@@ -28220,15 +26548,7 @@
       </w:pPr>
       <w:r>
         <w:lastRenderedPageBreak/>
-        <w:t xml:space="preserve">Lampiran </w:t>
-      </w:r>
-      <w:proofErr w:type="gramStart"/>
-      <w:r>
-        <w:t>A  Daftar</w:t>
-      </w:r>
-      <w:proofErr w:type="gramEnd"/>
-      <w:r>
-        <w:t xml:space="preserve"> </w:t>
+        <w:t xml:space="preserve">Lampiran A  Daftar </w:t>
       </w:r>
       <w:proofErr w:type="spellStart"/>
       <w:r>
@@ -29971,18 +28291,13 @@
       </w:pPr>
       <w:r>
         <w:lastRenderedPageBreak/>
-        <w:t xml:space="preserve">Lampiran </w:t>
-      </w:r>
-      <w:proofErr w:type="gramStart"/>
-      <w:r>
-        <w:t xml:space="preserve">B  </w:t>
+        <w:t xml:space="preserve">Lampiran B  </w:t>
       </w:r>
       <w:proofErr w:type="spellStart"/>
       <w:r>
         <w:t>Kriteria</w:t>
       </w:r>
       <w:proofErr w:type="spellEnd"/>
-      <w:proofErr w:type="gramEnd"/>
       <w:r>
         <w:t xml:space="preserve"> </w:t>
       </w:r>
@@ -31228,43 +29543,7 @@
         <w:sz w:val="16"/>
         <w:szCs w:val="16"/>
       </w:rPr>
-      <w:t xml:space="preserve"> </w:t>
-    </w:r>
-    <w:proofErr w:type="gramStart"/>
-    <w:r>
-      <w:rPr>
-        <w:color w:val="666666"/>
-        <w:sz w:val="16"/>
-        <w:szCs w:val="16"/>
-      </w:rPr>
-      <w:t>2  |</w:t>
-    </w:r>
-    <w:proofErr w:type="gramEnd"/>
-    <w:r>
-      <w:rPr>
-        <w:color w:val="666666"/>
-        <w:sz w:val="16"/>
-        <w:szCs w:val="16"/>
-      </w:rPr>
-      <w:t xml:space="preserve">  Postman </w:t>
-    </w:r>
-    <w:proofErr w:type="gramStart"/>
-    <w:r>
-      <w:rPr>
-        <w:color w:val="666666"/>
-        <w:sz w:val="16"/>
-        <w:szCs w:val="16"/>
-      </w:rPr>
-      <w:t>Automation  |</w:t>
-    </w:r>
-    <w:proofErr w:type="gramEnd"/>
-    <w:r>
-      <w:rPr>
-        <w:color w:val="666666"/>
-        <w:sz w:val="16"/>
-        <w:szCs w:val="16"/>
-      </w:rPr>
-      <w:t xml:space="preserve">  PAW II</w:t>
+      <w:t xml:space="preserve"> 2  |  Postman Automation  |  PAW II</w:t>
     </w:r>
   </w:p>
 </w:hdr>
